--- a/data_backup/Reviewer_response_from_authors.docx
+++ b/data_backup/Reviewer_response_from_authors.docx
@@ -8,6 +8,7 @@
           <w:rFonts w:ascii="Times New Roman" w:hAnsi="Times New Roman" w:cs="Times New Roman"/>
           <w:b/>
           <w:bCs/>
+          <w:color w:val="EE0000"/>
           <w:lang w:val="en-CA"/>
         </w:rPr>
       </w:pPr>
@@ -16,6 +17,7 @@
           <w:rFonts w:ascii="Times New Roman" w:hAnsi="Times New Roman" w:cs="Times New Roman"/>
           <w:b/>
           <w:bCs/>
+          <w:color w:val="EE0000"/>
           <w:lang w:val="en-CA"/>
         </w:rPr>
         <w:t>Author’s response to reviewer’s comments</w:t>
@@ -122,27 +124,7 @@
           <w:iCs/>
           <w:lang w:val="en-CA"/>
         </w:rPr>
-        <w:t xml:space="preserve">2) Many of your broader conclusions need to be tempered </w:t>
-      </w:r>
-      <w:proofErr w:type="gramStart"/>
-      <w:r>
-        <w:rPr>
-          <w:rFonts w:ascii="Times New Roman" w:hAnsi="Times New Roman" w:cs="Times New Roman"/>
-          <w:i/>
-          <w:iCs/>
-          <w:lang w:val="en-CA"/>
-        </w:rPr>
-        <w:t>in light of</w:t>
-      </w:r>
-      <w:proofErr w:type="gramEnd"/>
-      <w:r>
-        <w:rPr>
-          <w:rFonts w:ascii="Times New Roman" w:hAnsi="Times New Roman" w:cs="Times New Roman"/>
-          <w:i/>
-          <w:iCs/>
-          <w:lang w:val="en-CA"/>
-        </w:rPr>
-        <w:t xml:space="preserve"> small sample sizes, uncertainty about tracking spatial scale, and uncertainty about survival estimates.</w:t>
+        <w:t>2) Many of your broader conclusions need to be tempered in light of small sample sizes, uncertainty about tracking spatial scale, and uncertainty about survival estimates.</w:t>
       </w:r>
     </w:p>
     <w:p>
@@ -1085,24 +1067,974 @@
           <w:iCs/>
           <w:lang w:val="en-CA"/>
         </w:rPr>
-        <w:t xml:space="preserve">This makes fine-scale distinctions potentially unstable and </w:t>
-      </w:r>
-      <w:proofErr w:type="spellStart"/>
-      <w:r>
-        <w:rPr>
-          <w:rFonts w:ascii="Times New Roman" w:hAnsi="Times New Roman" w:cs="Times New Roman"/>
-          <w:i/>
-          <w:iCs/>
-          <w:lang w:val="en-CA"/>
-        </w:rPr>
-        <w:t>overprecise</w:t>
-      </w:r>
-      <w:proofErr w:type="spellEnd"/>
-      <w:r>
-        <w:rPr>
-          <w:rFonts w:ascii="Times New Roman" w:hAnsi="Times New Roman" w:cs="Times New Roman"/>
-          <w:i/>
-          <w:iCs/>
+        <w:t>This makes fine-scale distinctions potentially unstable and overprecise.</w:t>
+      </w:r>
+    </w:p>
+    <w:p>
+      <w:pPr>
+        <w:rPr>
+          <w:rFonts w:ascii="Times New Roman" w:hAnsi="Times New Roman" w:cs="Times New Roman"/>
+          <w:i/>
+          <w:iCs/>
+          <w:lang w:val="en-CA"/>
+        </w:rPr>
+      </w:pPr>
+      <w:r>
+        <w:rPr>
+          <w:rFonts w:ascii="Times New Roman" w:hAnsi="Times New Roman" w:cs="Times New Roman"/>
+          <w:i/>
+          <w:iCs/>
+          <w:lang w:val="en-CA"/>
+        </w:rPr>
+        <w:t>I strongly encourage:</w:t>
+      </w:r>
+    </w:p>
+    <w:p>
+      <w:pPr>
+        <w:rPr>
+          <w:rFonts w:ascii="Times New Roman" w:hAnsi="Times New Roman" w:cs="Times New Roman"/>
+          <w:i/>
+          <w:iCs/>
+          <w:lang w:val="en-CA"/>
+        </w:rPr>
+      </w:pPr>
+      <w:r>
+        <w:rPr>
+          <w:rFonts w:ascii="Times New Roman" w:hAnsi="Times New Roman" w:cs="Times New Roman"/>
+          <w:i/>
+          <w:iCs/>
+          <w:lang w:val="en-CA"/>
+        </w:rPr>
+        <w:t>* Reporting correlations among predictors across scales (or otherwise addressing cross-scale dependence),</w:t>
+      </w:r>
+    </w:p>
+    <w:p>
+      <w:pPr>
+        <w:rPr>
+          <w:rFonts w:ascii="Times New Roman" w:hAnsi="Times New Roman" w:cs="Times New Roman"/>
+          <w:color w:val="215E99" w:themeColor="text2" w:themeTint="BF"/>
+          <w:lang w:val="en-CA"/>
+        </w:rPr>
+      </w:pPr>
+      <w:r>
+        <w:rPr>
+          <w:rFonts w:ascii="Times New Roman" w:hAnsi="Times New Roman" w:cs="Times New Roman"/>
+          <w:color w:val="215E99" w:themeColor="text2" w:themeTint="BF"/>
+          <w:lang w:val="en-CA"/>
+        </w:rPr>
+        <w:t>We thank the reviewer for this insight, we agree with the suggested addition and as a result, we have included a new paragraph to report the correlation between the buffer zones with more precision.</w:t>
+      </w:r>
+    </w:p>
+    <w:p>
+      <w:pPr>
+        <w:rPr>
+          <w:rFonts w:ascii="Times New Roman" w:hAnsi="Times New Roman" w:cs="Times New Roman"/>
+          <w:color w:val="215E99" w:themeColor="text2" w:themeTint="BF"/>
+          <w:lang w:val="en-CA"/>
+        </w:rPr>
+      </w:pPr>
+    </w:p>
+    <w:p>
+      <w:pPr>
+        <w:rPr>
+          <w:rFonts w:ascii="Times New Roman" w:hAnsi="Times New Roman" w:cs="Times New Roman"/>
+          <w:i/>
+          <w:iCs/>
+          <w:lang w:val="en-CA"/>
+        </w:rPr>
+      </w:pPr>
+      <w:r>
+        <w:rPr>
+          <w:rFonts w:ascii="Times New Roman" w:hAnsi="Times New Roman" w:cs="Times New Roman"/>
+          <w:i/>
+          <w:iCs/>
+          <w:lang w:val="en-CA"/>
+        </w:rPr>
+        <w:t>* Acknowledging explicitly that scale-of-effect results should be interpreted as "generally fine-scale" rather than precise distances, and</w:t>
+      </w:r>
+    </w:p>
+    <w:p>
+      <w:pPr>
+        <w:rPr>
+          <w:rFonts w:ascii="Times New Roman" w:hAnsi="Times New Roman" w:cs="Times New Roman"/>
+          <w:color w:val="215E99" w:themeColor="text2" w:themeTint="BF"/>
+          <w:lang w:val="en-CA"/>
+        </w:rPr>
+      </w:pPr>
+      <w:r>
+        <w:rPr>
+          <w:rFonts w:ascii="Times New Roman" w:hAnsi="Times New Roman" w:cs="Times New Roman"/>
+          <w:color w:val="215E99" w:themeColor="text2" w:themeTint="BF"/>
+          <w:lang w:val="en-CA"/>
+        </w:rPr>
+        <w:t>We appreciate this comment and have, in accordance, added information for the reader to clarify that the results centered around scale-of-effect are not precise ecological thresholds.</w:t>
+      </w:r>
+    </w:p>
+    <w:p>
+      <w:pPr>
+        <w:rPr>
+          <w:rFonts w:ascii="Times New Roman" w:hAnsi="Times New Roman" w:cs="Times New Roman"/>
+          <w:lang w:val="en-CA"/>
+        </w:rPr>
+      </w:pPr>
+    </w:p>
+    <w:p>
+      <w:pPr>
+        <w:rPr>
+          <w:rFonts w:ascii="Times New Roman" w:hAnsi="Times New Roman" w:cs="Times New Roman"/>
+          <w:lang w:val="en-CA"/>
+        </w:rPr>
+      </w:pPr>
+      <w:r>
+        <w:rPr>
+          <w:rFonts w:ascii="Times New Roman" w:hAnsi="Times New Roman" w:cs="Times New Roman"/>
+          <w:i/>
+          <w:iCs/>
+          <w:lang w:val="en-CA"/>
+        </w:rPr>
+        <w:t>* Tempering mechanistic or conservation claims that depend heavily on distinguishing 25 m vs. 50 m.</w:t>
+      </w:r>
+    </w:p>
+    <w:p>
+      <w:pPr>
+        <w:rPr>
+          <w:rFonts w:ascii="Times New Roman" w:hAnsi="Times New Roman" w:cs="Times New Roman"/>
+          <w:color w:val="215E99" w:themeColor="text2" w:themeTint="BF"/>
+          <w:lang w:val="en-CA"/>
+        </w:rPr>
+      </w:pPr>
+      <w:r>
+        <w:rPr>
+          <w:rFonts w:ascii="Times New Roman" w:hAnsi="Times New Roman" w:cs="Times New Roman"/>
+          <w:color w:val="215E99" w:themeColor="text2" w:themeTint="BF"/>
+          <w:lang w:val="en-CA"/>
+        </w:rPr>
+        <w:t>We agree with the reviewer’s comments and have, throughout the discussion, adjusted phrasing as to tamper bold or over-confident claims.</w:t>
+      </w:r>
+    </w:p>
+    <w:p>
+      <w:pPr>
+        <w:rPr>
+          <w:rFonts w:ascii="Times New Roman" w:hAnsi="Times New Roman" w:cs="Times New Roman"/>
+          <w:i/>
+          <w:iCs/>
+          <w:lang w:val="en-CA"/>
+        </w:rPr>
+      </w:pPr>
+    </w:p>
+    <w:p>
+      <w:pPr>
+        <w:rPr>
+          <w:rFonts w:ascii="Times New Roman" w:hAnsi="Times New Roman" w:cs="Times New Roman"/>
+          <w:i/>
+          <w:iCs/>
+          <w:lang w:val="en-CA"/>
+        </w:rPr>
+      </w:pPr>
+      <w:r>
+        <w:rPr>
+          <w:rFonts w:ascii="Times New Roman" w:hAnsi="Times New Roman" w:cs="Times New Roman"/>
+          <w:i/>
+          <w:iCs/>
+          <w:lang w:val="en-CA"/>
+        </w:rPr>
+        <w:t>4. Survival interpretation requires more caution</w:t>
+      </w:r>
+    </w:p>
+    <w:p>
+      <w:pPr>
+        <w:rPr>
+          <w:rFonts w:ascii="Times New Roman" w:hAnsi="Times New Roman" w:cs="Times New Roman"/>
+          <w:i/>
+          <w:iCs/>
+          <w:lang w:val="en-CA"/>
+        </w:rPr>
+      </w:pPr>
+      <w:r>
+        <w:rPr>
+          <w:rFonts w:ascii="Times New Roman" w:hAnsi="Times New Roman" w:cs="Times New Roman"/>
+          <w:i/>
+          <w:iCs/>
+          <w:lang w:val="en-CA"/>
+        </w:rPr>
+        <w:t>The apparent survival analysis is interesting, but the manuscript currently interprets differences as though they reflect true mortality patterns, when in fact most losses reflect missing individuals and the authors acknowledge possible emigration beyond monitoring areas.</w:t>
+      </w:r>
+    </w:p>
+    <w:p>
+      <w:pPr>
+        <w:rPr>
+          <w:rFonts w:ascii="Times New Roman" w:hAnsi="Times New Roman" w:cs="Times New Roman"/>
+          <w:i/>
+          <w:iCs/>
+          <w:lang w:val="en-CA"/>
+        </w:rPr>
+      </w:pPr>
+      <w:r>
+        <w:rPr>
+          <w:rFonts w:ascii="Times New Roman" w:hAnsi="Times New Roman" w:cs="Times New Roman"/>
+          <w:i/>
+          <w:iCs/>
+          <w:lang w:val="en-CA"/>
+        </w:rPr>
+        <w:t>These patterns are worth reporting, but should be framed more cautiously:</w:t>
+      </w:r>
+    </w:p>
+    <w:p>
+      <w:pPr>
+        <w:rPr>
+          <w:rFonts w:ascii="Times New Roman" w:hAnsi="Times New Roman" w:cs="Times New Roman"/>
+          <w:i/>
+          <w:iCs/>
+          <w:lang w:val="en-CA"/>
+        </w:rPr>
+      </w:pPr>
+      <w:r>
+        <w:rPr>
+          <w:rFonts w:ascii="Times New Roman" w:hAnsi="Times New Roman" w:cs="Times New Roman"/>
+          <w:i/>
+          <w:iCs/>
+          <w:lang w:val="en-CA"/>
+        </w:rPr>
+        <w:t>* Avoid implying strong causal conclusions (e.g., urban mortality drivers)</w:t>
+      </w:r>
+    </w:p>
+    <w:p>
+      <w:pPr>
+        <w:rPr>
+          <w:rFonts w:ascii="Times New Roman" w:hAnsi="Times New Roman" w:cs="Times New Roman"/>
+          <w:i/>
+          <w:iCs/>
+          <w:lang w:val="en-CA"/>
+        </w:rPr>
+      </w:pPr>
+      <w:r>
+        <w:rPr>
+          <w:rFonts w:ascii="Times New Roman" w:hAnsi="Times New Roman" w:cs="Times New Roman"/>
+          <w:i/>
+          <w:iCs/>
+          <w:lang w:val="en-CA"/>
+        </w:rPr>
+        <w:t>* Present these mechanisms as plausible hypotheses</w:t>
+      </w:r>
+    </w:p>
+    <w:p>
+      <w:pPr>
+        <w:rPr>
+          <w:lang w:val="en-CA"/>
+        </w:rPr>
+      </w:pPr>
+      <w:r>
+        <w:rPr>
+          <w:rFonts w:ascii="Times New Roman" w:hAnsi="Times New Roman" w:cs="Times New Roman"/>
+          <w:i/>
+          <w:iCs/>
+          <w:lang w:val="en-CA"/>
+        </w:rPr>
+        <w:t>* More clearly acknowledge uncertainty in apparent survival estimates</w:t>
+      </w:r>
+    </w:p>
+    <w:p>
+      <w:pPr>
+        <w:rPr>
+          <w:rFonts w:ascii="Times New Roman" w:hAnsi="Times New Roman" w:cs="Times New Roman"/>
+          <w:color w:val="215E99" w:themeColor="text2" w:themeTint="BF"/>
+          <w:lang w:val="en-CA"/>
+        </w:rPr>
+      </w:pPr>
+      <w:r>
+        <w:rPr>
+          <w:rFonts w:ascii="Times New Roman" w:hAnsi="Times New Roman" w:cs="Times New Roman"/>
+          <w:color w:val="215E99" w:themeColor="text2" w:themeTint="BF"/>
+          <w:lang w:val="en-CA"/>
+        </w:rPr>
+        <w:t>We thank the reviewer for this critique and have sought to use language and include additional information to be more cautious in the framing of the survival interpretation throughout the paper. We pr</w:t>
+      </w:r>
+      <w:r>
+        <w:rPr>
+          <w:rFonts w:ascii="Times New Roman" w:hAnsi="Times New Roman" w:cs="Times New Roman"/>
+          <w:color w:val="215E99" w:themeColor="text2" w:themeTint="BF"/>
+          <w:lang w:val="en-CA"/>
+        </w:rPr>
+        <w:t>ovide more detailed information in the response to the minor comments below on this subject.</w:t>
+      </w:r>
+    </w:p>
+    <w:p>
+      <w:pPr>
+        <w:rPr>
+          <w:rFonts w:ascii="Times New Roman" w:hAnsi="Times New Roman" w:cs="Times New Roman"/>
+          <w:i/>
+          <w:iCs/>
+          <w:lang w:val="en-CA"/>
+        </w:rPr>
+      </w:pPr>
+    </w:p>
+    <w:p>
+      <w:pPr>
+        <w:rPr>
+          <w:rFonts w:ascii="Times New Roman" w:hAnsi="Times New Roman" w:cs="Times New Roman"/>
+          <w:i/>
+          <w:iCs/>
+          <w:lang w:val="en-CA"/>
+        </w:rPr>
+      </w:pPr>
+      <w:r>
+        <w:rPr>
+          <w:rFonts w:ascii="Times New Roman" w:hAnsi="Times New Roman" w:cs="Times New Roman"/>
+          <w:i/>
+          <w:iCs/>
+          <w:lang w:val="en-CA"/>
+        </w:rPr>
+        <w:t>5. Broader generalization and conservation implications</w:t>
+      </w:r>
+    </w:p>
+    <w:p>
+      <w:pPr>
+        <w:rPr>
+          <w:rFonts w:ascii="Times New Roman" w:hAnsi="Times New Roman" w:cs="Times New Roman"/>
+          <w:i/>
+          <w:iCs/>
+          <w:lang w:val="en-CA"/>
+        </w:rPr>
+      </w:pPr>
+      <w:r>
+        <w:rPr>
+          <w:rFonts w:ascii="Times New Roman" w:hAnsi="Times New Roman" w:cs="Times New Roman"/>
+          <w:i/>
+          <w:iCs/>
+          <w:lang w:val="en-CA"/>
+        </w:rPr>
+        <w:t>Northern Cardinals are abundant, increasing, and highly synanthropic. They are a useful model for studying behavioral flexibility in urban environments, but they are not (likely) representative of conservation-sensitive urban species.</w:t>
+      </w:r>
+    </w:p>
+    <w:p>
+      <w:pPr>
+        <w:rPr>
+          <w:rFonts w:ascii="Times New Roman" w:hAnsi="Times New Roman" w:cs="Times New Roman"/>
+          <w:i/>
+          <w:iCs/>
+          <w:lang w:val="en-CA"/>
+        </w:rPr>
+      </w:pPr>
+      <w:r>
+        <w:rPr>
+          <w:rFonts w:ascii="Times New Roman" w:hAnsi="Times New Roman" w:cs="Times New Roman"/>
+          <w:i/>
+          <w:iCs/>
+          <w:lang w:val="en-CA"/>
+        </w:rPr>
+        <w:t>I encourage the authors to:</w:t>
+      </w:r>
+    </w:p>
+    <w:p>
+      <w:pPr>
+        <w:rPr>
+          <w:rFonts w:ascii="Times New Roman" w:hAnsi="Times New Roman" w:cs="Times New Roman"/>
+          <w:i/>
+          <w:iCs/>
+          <w:lang w:val="en-CA"/>
+        </w:rPr>
+      </w:pPr>
+      <w:r>
+        <w:rPr>
+          <w:rFonts w:ascii="Times New Roman" w:hAnsi="Times New Roman" w:cs="Times New Roman"/>
+          <w:i/>
+          <w:iCs/>
+          <w:lang w:val="en-CA"/>
+        </w:rPr>
+        <w:t>* More explicitly acknowledge this limitation, and</w:t>
+      </w:r>
+    </w:p>
+    <w:p>
+      <w:pPr>
+        <w:rPr>
+          <w:rFonts w:ascii="Times New Roman" w:hAnsi="Times New Roman" w:cs="Times New Roman"/>
+          <w:i/>
+          <w:iCs/>
+          <w:lang w:val="en-CA"/>
+        </w:rPr>
+      </w:pPr>
+      <w:r>
+        <w:rPr>
+          <w:rFonts w:ascii="Times New Roman" w:hAnsi="Times New Roman" w:cs="Times New Roman"/>
+          <w:i/>
+          <w:iCs/>
+          <w:lang w:val="en-CA"/>
+        </w:rPr>
+        <w:t>* Avoid overgeneralizing management implications to urban biodiversity broadly.</w:t>
+      </w:r>
+    </w:p>
+    <w:p>
+      <w:pPr>
+        <w:spacing w:line="259" w:lineRule="auto"/>
+        <w:rPr>
+          <w:rFonts w:ascii="Times New Roman" w:hAnsi="Times New Roman" w:cs="Times New Roman"/>
+          <w:color w:val="215E99" w:themeColor="text2" w:themeTint="BF"/>
+          <w:lang w:val="en-CA"/>
+        </w:rPr>
+      </w:pPr>
+      <w:r>
+        <w:rPr>
+          <w:rFonts w:ascii="Times New Roman" w:hAnsi="Times New Roman" w:cs="Times New Roman"/>
+          <w:color w:val="215E99" w:themeColor="text2" w:themeTint="BF"/>
+          <w:lang w:val="en-CA"/>
+        </w:rPr>
+        <w:t xml:space="preserve">We thank the reviewer for this insightful comment. We have addressed this comment in the Implications section by </w:t>
+      </w:r>
+      <w:r>
+        <w:rPr>
+          <w:rFonts w:ascii="Times New Roman" w:hAnsi="Times New Roman" w:cs="Times New Roman"/>
+          <w:color w:val="215E99" w:themeColor="text2" w:themeTint="BF"/>
+          <w:lang w:val="en-CA"/>
+        </w:rPr>
+        <w:t xml:space="preserve">tempering </w:t>
+      </w:r>
+      <w:r>
+        <w:rPr>
+          <w:rFonts w:ascii="Times New Roman" w:hAnsi="Times New Roman" w:cs="Times New Roman"/>
+          <w:color w:val="215E99" w:themeColor="text2" w:themeTint="BF"/>
+          <w:lang w:val="en-CA"/>
+        </w:rPr>
+        <w:t>the statements made and rephrased sections about conservation-sensitive species to reflect the suggestions made.</w:t>
+      </w:r>
+    </w:p>
+    <w:p>
+      <w:pPr>
+        <w:rPr>
+          <w:rFonts w:ascii="Times New Roman" w:hAnsi="Times New Roman" w:cs="Times New Roman"/>
+          <w:i/>
+          <w:iCs/>
+          <w:lang w:val="en-CA"/>
+        </w:rPr>
+      </w:pPr>
+      <w:r>
+        <w:rPr>
+          <w:rFonts w:ascii="Times New Roman" w:hAnsi="Times New Roman" w:cs="Times New Roman"/>
+          <w:i/>
+          <w:iCs/>
+          <w:lang w:val="en-CA"/>
+        </w:rPr>
+        <w:lastRenderedPageBreak/>
+        <w:t>----------</w:t>
+      </w:r>
+    </w:p>
+    <w:p>
+      <w:pPr>
+        <w:rPr>
+          <w:rFonts w:ascii="Times New Roman" w:hAnsi="Times New Roman" w:cs="Times New Roman"/>
+          <w:i/>
+          <w:iCs/>
+          <w:lang w:val="en-CA"/>
+        </w:rPr>
+      </w:pPr>
+      <w:r>
+        <w:rPr>
+          <w:rFonts w:ascii="Times New Roman" w:hAnsi="Times New Roman" w:cs="Times New Roman"/>
+          <w:i/>
+          <w:iCs/>
+          <w:lang w:val="en-CA"/>
+        </w:rPr>
+        <w:t>Specific comments (by section)</w:t>
+      </w:r>
+    </w:p>
+    <w:p>
+      <w:pPr>
+        <w:rPr>
+          <w:rFonts w:ascii="Times New Roman" w:hAnsi="Times New Roman" w:cs="Times New Roman"/>
+          <w:i/>
+          <w:iCs/>
+          <w:lang w:val="en-CA"/>
+        </w:rPr>
+      </w:pPr>
+      <w:r>
+        <w:rPr>
+          <w:rFonts w:ascii="Times New Roman" w:hAnsi="Times New Roman" w:cs="Times New Roman"/>
+          <w:i/>
+          <w:iCs/>
+          <w:lang w:val="en-CA"/>
+        </w:rPr>
+        <w:t>Note to authors - this manuscript is built on excellent fieldwork and addresses a valuable question. My comments are aimed primarily at improving clarity, aligning interpretation with evidence, and strengthening the manuscript's conceptual rigor. With thoughtful revision, I believe this could become a strong contribution to the urban and avian ecology literature.</w:t>
+      </w:r>
+    </w:p>
+    <w:p>
+      <w:pPr>
+        <w:rPr>
+          <w:rFonts w:ascii="Times New Roman" w:hAnsi="Times New Roman" w:cs="Times New Roman"/>
+          <w:i/>
+          <w:iCs/>
+          <w:lang w:val="en-CA"/>
+        </w:rPr>
+      </w:pPr>
+    </w:p>
+    <w:p>
+      <w:pPr>
+        <w:rPr>
+          <w:rFonts w:ascii="Times New Roman" w:hAnsi="Times New Roman" w:cs="Times New Roman"/>
+          <w:i/>
+          <w:iCs/>
+          <w:lang w:val="en-CA"/>
+        </w:rPr>
+      </w:pPr>
+      <w:r>
+        <w:rPr>
+          <w:rFonts w:ascii="Times New Roman" w:hAnsi="Times New Roman" w:cs="Times New Roman"/>
+          <w:i/>
+          <w:iCs/>
+          <w:lang w:val="en-CA"/>
+        </w:rPr>
+        <w:t>Abstract</w:t>
+      </w:r>
+    </w:p>
+    <w:p>
+      <w:pPr>
+        <w:rPr>
+          <w:rFonts w:ascii="Times New Roman" w:hAnsi="Times New Roman" w:cs="Times New Roman"/>
+          <w:lang w:val="en-CA"/>
+        </w:rPr>
+      </w:pPr>
+      <w:r>
+        <w:rPr>
+          <w:rFonts w:ascii="Times New Roman" w:hAnsi="Times New Roman" w:cs="Times New Roman"/>
+          <w:i/>
+          <w:iCs/>
+          <w:lang w:val="en-CA"/>
+        </w:rPr>
+        <w:t>* Line 11: "Habitat selection occurred at the smallest measurable scales (25-50 m)" is unclear biologically. A brief interpretive phrase would help clarify the ecological meaning (e.g., emphasis on microhabitat features such as vegetation structure or feeders).</w:t>
+      </w:r>
+    </w:p>
+    <w:p>
+      <w:pPr>
+        <w:rPr>
+          <w:rFonts w:ascii="Times New Roman" w:hAnsi="Times New Roman" w:cs="Times New Roman"/>
+          <w:color w:val="215E99" w:themeColor="text2" w:themeTint="BF"/>
+          <w:lang w:val="en-CA"/>
+        </w:rPr>
+      </w:pPr>
+      <w:r>
+        <w:rPr>
+          <w:rFonts w:ascii="Times New Roman" w:hAnsi="Times New Roman" w:cs="Times New Roman"/>
+          <w:color w:val="215E99" w:themeColor="text2" w:themeTint="BF"/>
+          <w:lang w:val="en-CA"/>
+        </w:rPr>
+        <w:t>We thank the reviewer for pointing this out, we agree with this comment and have added a short section to clarify the ecological meaning.</w:t>
+      </w:r>
+    </w:p>
+    <w:p>
+      <w:pPr>
+        <w:rPr>
+          <w:rFonts w:ascii="Times New Roman" w:hAnsi="Times New Roman" w:cs="Times New Roman"/>
+          <w:i/>
+          <w:iCs/>
+          <w:lang w:val="en-CA"/>
+        </w:rPr>
+      </w:pPr>
+    </w:p>
+    <w:p>
+      <w:pPr>
+        <w:rPr>
+          <w:rFonts w:ascii="Times New Roman" w:hAnsi="Times New Roman" w:cs="Times New Roman"/>
+          <w:lang w:val="en-CA"/>
+        </w:rPr>
+      </w:pPr>
+      <w:r>
+        <w:rPr>
+          <w:rFonts w:ascii="Times New Roman" w:hAnsi="Times New Roman" w:cs="Times New Roman"/>
+          <w:i/>
+          <w:iCs/>
+          <w:lang w:val="en-CA"/>
+        </w:rPr>
+        <w:t>* Line 19: The final sentence extends to broad conservation implications. Given that Northern Cardinals are abundant and highly synanthropic, consider tempering generality or framing implications as most relevant to urban-adapted species.</w:t>
+      </w:r>
+    </w:p>
+    <w:p>
+      <w:pPr>
+        <w:rPr>
+          <w:rFonts w:ascii="Times New Roman" w:hAnsi="Times New Roman" w:cs="Times New Roman"/>
+          <w:color w:val="215E99" w:themeColor="text2" w:themeTint="BF"/>
+          <w:lang w:val="en-CA"/>
+        </w:rPr>
+      </w:pPr>
+      <w:r>
+        <w:rPr>
+          <w:rFonts w:ascii="Times New Roman" w:hAnsi="Times New Roman" w:cs="Times New Roman"/>
+          <w:color w:val="215E99" w:themeColor="text2" w:themeTint="BF"/>
+          <w:lang w:val="en-CA"/>
+        </w:rPr>
+        <w:t>We also agree with this comment. The last part of the highlighted sentence was revised to use a more cautious phrasing and focus the implications to urban-adapted species.</w:t>
+      </w:r>
+    </w:p>
+    <w:p>
+      <w:pPr>
+        <w:rPr>
+          <w:rFonts w:ascii="Times New Roman" w:hAnsi="Times New Roman" w:cs="Times New Roman"/>
+          <w:lang w:val="en-CA"/>
+        </w:rPr>
+      </w:pPr>
+    </w:p>
+    <w:p>
+      <w:pPr>
+        <w:rPr>
+          <w:rFonts w:ascii="Times New Roman" w:hAnsi="Times New Roman" w:cs="Times New Roman"/>
+          <w:i/>
+          <w:iCs/>
+          <w:lang w:val="en-CA"/>
+        </w:rPr>
+      </w:pPr>
+      <w:r>
+        <w:rPr>
+          <w:rFonts w:ascii="Times New Roman" w:hAnsi="Times New Roman" w:cs="Times New Roman"/>
+          <w:i/>
+          <w:iCs/>
+          <w:lang w:val="en-CA"/>
+        </w:rPr>
+        <w:t>* Keywords: Include only terms not already in the title (e.g., "winter").</w:t>
+      </w:r>
+    </w:p>
+    <w:p>
+      <w:pPr>
+        <w:rPr>
+          <w:rFonts w:ascii="Times New Roman" w:hAnsi="Times New Roman" w:cs="Times New Roman"/>
+          <w:color w:val="215E99" w:themeColor="text2" w:themeTint="BF"/>
+          <w:lang w:val="en-CA"/>
+        </w:rPr>
+      </w:pPr>
+      <w:r>
+        <w:rPr>
+          <w:rFonts w:ascii="Times New Roman" w:hAnsi="Times New Roman" w:cs="Times New Roman"/>
+          <w:color w:val="215E99" w:themeColor="text2" w:themeTint="BF"/>
+          <w:lang w:val="en-CA"/>
+        </w:rPr>
+        <w:t>We agree with this suggestion and have made changes accordingly.</w:t>
+      </w:r>
+    </w:p>
+    <w:p>
+      <w:pPr>
+        <w:rPr>
+          <w:rFonts w:ascii="Times New Roman" w:hAnsi="Times New Roman" w:cs="Times New Roman"/>
+          <w:lang w:val="en-CA"/>
+        </w:rPr>
+      </w:pPr>
+    </w:p>
+    <w:p>
+      <w:pPr>
+        <w:rPr>
+          <w:rFonts w:ascii="Times New Roman" w:hAnsi="Times New Roman" w:cs="Times New Roman"/>
+          <w:i/>
+          <w:iCs/>
+          <w:lang w:val="en-CA"/>
+        </w:rPr>
+      </w:pPr>
+      <w:r>
+        <w:rPr>
+          <w:rFonts w:ascii="Times New Roman" w:hAnsi="Times New Roman" w:cs="Times New Roman"/>
+          <w:i/>
+          <w:iCs/>
+          <w:lang w:val="en-CA"/>
+        </w:rPr>
+        <w:t>* Abstract structure: The abstract undersells the experimental design. I suggest revising to clearly describe the translocation approach. For example (suggested wording, optional):</w:t>
+      </w:r>
+    </w:p>
+    <w:p>
+      <w:pPr>
+        <w:rPr>
+          <w:rFonts w:ascii="Times New Roman" w:hAnsi="Times New Roman" w:cs="Times New Roman"/>
+          <w:i/>
+          <w:iCs/>
+          <w:lang w:val="en-CA"/>
+        </w:rPr>
+      </w:pPr>
+      <w:r>
+        <w:rPr>
+          <w:rFonts w:ascii="Times New Roman" w:hAnsi="Times New Roman" w:cs="Times New Roman"/>
+          <w:i/>
+          <w:iCs/>
+          <w:lang w:val="en-CA"/>
+        </w:rPr>
+        <w:t>"To better understand how birds use urban habitats during winter, we used VHF telemetry to quantify home range size, scale of habitat selection, and habitat associations in Northern Cardinals (Cardinalis cardinalis) experimentally translocated across an urban gradient in Montreal, Canada, over three winters."</w:t>
+      </w:r>
+    </w:p>
+    <w:p>
+      <w:pPr>
+        <w:rPr>
+          <w:rFonts w:ascii="Times New Roman" w:hAnsi="Times New Roman" w:cs="Times New Roman"/>
+          <w:color w:val="215E99" w:themeColor="text2" w:themeTint="BF"/>
+          <w:lang w:val="en-CA"/>
+        </w:rPr>
+      </w:pPr>
+      <w:r>
+        <w:rPr>
+          <w:rFonts w:ascii="Times New Roman" w:hAnsi="Times New Roman" w:cs="Times New Roman"/>
+          <w:color w:val="215E99" w:themeColor="text2" w:themeTint="BF"/>
+          <w:lang w:val="en-CA"/>
+        </w:rPr>
+        <w:t xml:space="preserve">The authors thank the reviewer for this </w:t>
+      </w:r>
+      <w:r>
+        <w:rPr>
+          <w:rFonts w:ascii="Times New Roman" w:hAnsi="Times New Roman" w:cs="Times New Roman"/>
+          <w:color w:val="215E99" w:themeColor="text2" w:themeTint="BF"/>
+          <w:lang w:val="en-CA"/>
+        </w:rPr>
+        <w:t xml:space="preserve">excellent </w:t>
+      </w:r>
+      <w:r>
+        <w:rPr>
+          <w:rFonts w:ascii="Times New Roman" w:hAnsi="Times New Roman" w:cs="Times New Roman"/>
+          <w:color w:val="215E99" w:themeColor="text2" w:themeTint="BF"/>
+          <w:lang w:val="en-CA"/>
+        </w:rPr>
+        <w:t>suggestion and have made the suggested changes to the Abstract.</w:t>
+      </w:r>
+    </w:p>
+    <w:p>
+      <w:pPr>
+        <w:rPr>
+          <w:rFonts w:ascii="Times New Roman" w:hAnsi="Times New Roman" w:cs="Times New Roman"/>
+          <w:i/>
+          <w:iCs/>
+          <w:lang w:val="en-CA"/>
+        </w:rPr>
+      </w:pPr>
+    </w:p>
+    <w:p>
+      <w:pPr>
+        <w:rPr>
+          <w:rFonts w:ascii="Times New Roman" w:hAnsi="Times New Roman" w:cs="Times New Roman"/>
+          <w:i/>
+          <w:iCs/>
+          <w:lang w:val="en-CA"/>
+        </w:rPr>
+      </w:pPr>
+      <w:r>
+        <w:rPr>
+          <w:rFonts w:ascii="Times New Roman" w:hAnsi="Times New Roman" w:cs="Times New Roman"/>
+          <w:i/>
+          <w:iCs/>
+          <w:lang w:val="en-CA"/>
+        </w:rPr>
+        <w:t>Lay summary</w:t>
+      </w:r>
+    </w:p>
+    <w:p>
+      <w:pPr>
+        <w:rPr>
+          <w:rFonts w:ascii="Times New Roman" w:hAnsi="Times New Roman" w:cs="Times New Roman"/>
+          <w:i/>
+          <w:iCs/>
+          <w:lang w:val="en-CA"/>
+        </w:rPr>
+      </w:pPr>
+      <w:r>
+        <w:rPr>
+          <w:rFonts w:ascii="Times New Roman" w:hAnsi="Times New Roman" w:cs="Times New Roman"/>
+          <w:i/>
+          <w:iCs/>
+          <w:lang w:val="en-CA"/>
+        </w:rPr>
+        <w:t>The lay summary closely mirrors technical language and may not quite be as accessible for lay people. I think it would benefit from more concrete phrasing (e.g., what birds actually did, where they moved, how they used feeders, why this matters). One way to approach this would be to write the lay summary as if explaining the study to a journalist preparing a short news piece: clear, simple, and focused on the main take-home messages.</w:t>
+      </w:r>
+    </w:p>
+    <w:p>
+      <w:pPr>
+        <w:rPr>
+          <w:rFonts w:ascii="Times New Roman" w:hAnsi="Times New Roman" w:cs="Times New Roman"/>
+          <w:color w:val="215E99" w:themeColor="text2" w:themeTint="BF"/>
+          <w:lang w:val="en-CA"/>
+        </w:rPr>
+      </w:pPr>
+      <w:r>
+        <w:rPr>
+          <w:rFonts w:ascii="Times New Roman" w:hAnsi="Times New Roman" w:cs="Times New Roman"/>
+          <w:color w:val="215E99" w:themeColor="text2" w:themeTint="BF"/>
+          <w:lang w:val="en-CA"/>
+        </w:rPr>
+        <w:t>The authors agree with this recommendation. We have worked on the Lay summary to apply the suggested changes in language to improve clarity and simplicity.</w:t>
+      </w:r>
+    </w:p>
+    <w:p>
+      <w:pPr>
+        <w:rPr>
+          <w:rFonts w:ascii="Times New Roman" w:hAnsi="Times New Roman" w:cs="Times New Roman"/>
+          <w:i/>
+          <w:iCs/>
+          <w:lang w:val="en-CA"/>
+        </w:rPr>
+      </w:pPr>
+    </w:p>
+    <w:p>
+      <w:pPr>
+        <w:rPr>
+          <w:rFonts w:ascii="Times New Roman" w:hAnsi="Times New Roman" w:cs="Times New Roman"/>
+          <w:i/>
+          <w:iCs/>
+          <w:lang w:val="en-CA"/>
+        </w:rPr>
+      </w:pPr>
+      <w:r>
+        <w:rPr>
+          <w:rFonts w:ascii="Times New Roman" w:hAnsi="Times New Roman" w:cs="Times New Roman"/>
+          <w:i/>
+          <w:iCs/>
+          <w:lang w:val="en-CA"/>
+        </w:rPr>
+        <w:t>Introduction</w:t>
+      </w:r>
+    </w:p>
+    <w:p>
+      <w:pPr>
+        <w:rPr>
+          <w:rFonts w:ascii="Times New Roman" w:hAnsi="Times New Roman" w:cs="Times New Roman"/>
+          <w:i/>
+          <w:iCs/>
+          <w:lang w:val="en-CA"/>
+        </w:rPr>
+      </w:pPr>
+      <w:r>
+        <w:rPr>
+          <w:rFonts w:ascii="Times New Roman" w:hAnsi="Times New Roman" w:cs="Times New Roman"/>
+          <w:i/>
+          <w:iCs/>
+          <w:lang w:val="en-CA"/>
+        </w:rPr>
+        <w:t>* The Introduction is well cited but overly dense in places. Several paragraphs contain multiple distinct ideas without clear transitions.</w:t>
+      </w:r>
+    </w:p>
+    <w:p>
+      <w:pPr>
+        <w:rPr>
+          <w:rFonts w:ascii="Times New Roman" w:hAnsi="Times New Roman" w:cs="Times New Roman"/>
+          <w:i/>
+          <w:iCs/>
+          <w:lang w:val="en-CA"/>
+        </w:rPr>
+      </w:pPr>
+      <w:r>
+        <w:rPr>
+          <w:rFonts w:ascii="Times New Roman" w:hAnsi="Times New Roman" w:cs="Times New Roman"/>
+          <w:i/>
+          <w:iCs/>
+          <w:lang w:val="en-CA"/>
+        </w:rPr>
+        <w:t>* For example, the opening paragraph could reasonably end at line 41, with the subsequent shift to habitat selection beginning a new paragraph with a clear topic sentence.</w:t>
+      </w:r>
+    </w:p>
+    <w:p>
+      <w:pPr>
+        <w:rPr>
+          <w:rFonts w:ascii="Times New Roman" w:hAnsi="Times New Roman" w:cs="Times New Roman"/>
+          <w:lang w:val="en-CA"/>
+        </w:rPr>
+      </w:pPr>
+      <w:r>
+        <w:rPr>
+          <w:rFonts w:ascii="Times New Roman" w:hAnsi="Times New Roman" w:cs="Times New Roman"/>
+          <w:i/>
+          <w:iCs/>
+          <w:lang w:val="en-CA"/>
+        </w:rPr>
+        <w:lastRenderedPageBreak/>
+        <w:t>* I encourage the authors to ensure each paragraph has a single clear idea and to use proper paragraph breaks for readability.</w:t>
+      </w:r>
+    </w:p>
+    <w:p>
+      <w:pPr>
+        <w:rPr>
+          <w:rFonts w:ascii="Times New Roman" w:hAnsi="Times New Roman" w:cs="Times New Roman"/>
+          <w:color w:val="215E99" w:themeColor="text2" w:themeTint="BF"/>
+          <w:lang w:val="en-CA"/>
+        </w:rPr>
+      </w:pPr>
+      <w:r>
+        <w:rPr>
+          <w:rFonts w:ascii="Times New Roman" w:hAnsi="Times New Roman" w:cs="Times New Roman"/>
+          <w:color w:val="215E99" w:themeColor="text2" w:themeTint="BF"/>
+          <w:lang w:val="en-CA"/>
+        </w:rPr>
+        <w:t xml:space="preserve">We thank the reviewer for these three </w:t>
+      </w:r>
+      <w:r>
+        <w:rPr>
+          <w:rFonts w:ascii="Times New Roman" w:hAnsi="Times New Roman" w:cs="Times New Roman"/>
+          <w:color w:val="215E99" w:themeColor="text2" w:themeTint="BF"/>
+          <w:lang w:val="en-CA"/>
+        </w:rPr>
+        <w:t xml:space="preserve">insightful comments on the structure of the Introduction. To resolve these comments, we added several paragraph breaks and </w:t>
+      </w:r>
+      <w:r>
+        <w:rPr>
+          <w:rFonts w:ascii="Times New Roman" w:hAnsi="Times New Roman" w:cs="Times New Roman"/>
+          <w:color w:val="215E99" w:themeColor="text2" w:themeTint="BF"/>
+          <w:lang w:val="en-CA"/>
+        </w:rPr>
+        <w:t xml:space="preserve">made sure that each paragraph has an appropriate topic sentence. We reviewed the paragraphs to make sure they each contains a primary and </w:t>
+      </w:r>
+      <w:r>
+        <w:rPr>
+          <w:rFonts w:ascii="Times New Roman" w:hAnsi="Times New Roman" w:cs="Times New Roman"/>
+          <w:color w:val="215E99" w:themeColor="text2" w:themeTint="BF"/>
+          <w:lang w:val="en-CA"/>
+        </w:rPr>
+        <w:t>well-developed</w:t>
+      </w:r>
+      <w:r>
+        <w:rPr>
+          <w:rFonts w:ascii="Times New Roman" w:hAnsi="Times New Roman" w:cs="Times New Roman"/>
+          <w:color w:val="215E99" w:themeColor="text2" w:themeTint="BF"/>
+          <w:lang w:val="en-CA"/>
+        </w:rPr>
+        <w:t xml:space="preserve"> idea</w:t>
+      </w:r>
+      <w:r>
+        <w:rPr>
+          <w:rFonts w:ascii="Times New Roman" w:hAnsi="Times New Roman" w:cs="Times New Roman"/>
+          <w:color w:val="215E99" w:themeColor="text2" w:themeTint="BF"/>
+          <w:lang w:val="en-CA"/>
+        </w:rPr>
+        <w:t xml:space="preserve"> with the goal of improving the reader</w:t>
+      </w:r>
+      <w:r>
+        <w:rPr>
+          <w:rFonts w:ascii="Times New Roman" w:hAnsi="Times New Roman" w:cs="Times New Roman"/>
+          <w:color w:val="215E99" w:themeColor="text2" w:themeTint="BF"/>
+          <w:lang w:val="en-CA"/>
+        </w:rPr>
+        <w:t>’</w:t>
+      </w:r>
+      <w:r>
+        <w:rPr>
+          <w:rFonts w:ascii="Times New Roman" w:hAnsi="Times New Roman" w:cs="Times New Roman"/>
+          <w:color w:val="215E99" w:themeColor="text2" w:themeTint="BF"/>
+          <w:lang w:val="en-CA"/>
+        </w:rPr>
+        <w:t xml:space="preserve"> experience and </w:t>
+      </w:r>
+      <w:r>
+        <w:rPr>
+          <w:rFonts w:ascii="Times New Roman" w:hAnsi="Times New Roman" w:cs="Times New Roman"/>
+          <w:color w:val="215E99" w:themeColor="text2" w:themeTint="BF"/>
+          <w:lang w:val="en-CA"/>
+        </w:rPr>
+        <w:t xml:space="preserve">the </w:t>
+      </w:r>
+      <w:r>
+        <w:rPr>
+          <w:rFonts w:ascii="Times New Roman" w:hAnsi="Times New Roman" w:cs="Times New Roman"/>
+          <w:color w:val="215E99" w:themeColor="text2" w:themeTint="BF"/>
+          <w:lang w:val="en-CA"/>
+        </w:rPr>
+        <w:t>clarity</w:t>
+      </w:r>
+      <w:r>
+        <w:rPr>
+          <w:rFonts w:ascii="Times New Roman" w:hAnsi="Times New Roman" w:cs="Times New Roman"/>
+          <w:color w:val="215E99" w:themeColor="text2" w:themeTint="BF"/>
+          <w:lang w:val="en-CA"/>
+        </w:rPr>
+        <w:t xml:space="preserve"> of the work</w:t>
+      </w:r>
+      <w:r>
+        <w:rPr>
+          <w:rFonts w:ascii="Times New Roman" w:hAnsi="Times New Roman" w:cs="Times New Roman"/>
+          <w:color w:val="215E99" w:themeColor="text2" w:themeTint="BF"/>
           <w:lang w:val="en-CA"/>
         </w:rPr>
         <w:t>.</w:t>
@@ -1117,388 +2049,22 @@
           <w:lang w:val="en-CA"/>
         </w:rPr>
       </w:pPr>
-      <w:r>
-        <w:rPr>
-          <w:rFonts w:ascii="Times New Roman" w:hAnsi="Times New Roman" w:cs="Times New Roman"/>
-          <w:i/>
-          <w:iCs/>
-          <w:lang w:val="en-CA"/>
-        </w:rPr>
-        <w:t>I strongly encourage:</w:t>
-      </w:r>
-    </w:p>
-    <w:p>
-      <w:pPr>
-        <w:rPr>
-          <w:rFonts w:ascii="Times New Roman" w:hAnsi="Times New Roman" w:cs="Times New Roman"/>
-          <w:i/>
-          <w:iCs/>
-          <w:lang w:val="en-CA"/>
-        </w:rPr>
-      </w:pPr>
-      <w:r>
-        <w:rPr>
-          <w:rFonts w:ascii="Times New Roman" w:hAnsi="Times New Roman" w:cs="Times New Roman"/>
-          <w:i/>
-          <w:iCs/>
-          <w:lang w:val="en-CA"/>
-        </w:rPr>
-        <w:t>* Reporting correlations among predictors across scales (or otherwise addressing cross-scale dependence),</w:t>
-      </w:r>
-    </w:p>
-    <w:p>
-      <w:pPr>
-        <w:rPr>
-          <w:rFonts w:ascii="Times New Roman" w:hAnsi="Times New Roman" w:cs="Times New Roman"/>
-          <w:color w:val="215E99" w:themeColor="text2" w:themeTint="BF"/>
-          <w:lang w:val="en-CA"/>
-        </w:rPr>
-      </w:pPr>
-      <w:r>
-        <w:rPr>
-          <w:rFonts w:ascii="Times New Roman" w:hAnsi="Times New Roman" w:cs="Times New Roman"/>
-          <w:color w:val="215E99" w:themeColor="text2" w:themeTint="BF"/>
-          <w:lang w:val="en-CA"/>
-        </w:rPr>
-        <w:t>We thank the reviewer for this insight, we agree with the suggested addition and as a result, we have included a new paragraph to report the correlation between the buffer zones with more precision.</w:t>
-      </w:r>
-    </w:p>
-    <w:p>
-      <w:pPr>
-        <w:rPr>
-          <w:rFonts w:ascii="Times New Roman" w:hAnsi="Times New Roman" w:cs="Times New Roman"/>
-          <w:color w:val="215E99" w:themeColor="text2" w:themeTint="BF"/>
-          <w:lang w:val="en-CA"/>
-        </w:rPr>
-      </w:pPr>
-    </w:p>
-    <w:p>
-      <w:pPr>
-        <w:rPr>
-          <w:rFonts w:ascii="Times New Roman" w:hAnsi="Times New Roman" w:cs="Times New Roman"/>
-          <w:i/>
-          <w:iCs/>
-          <w:lang w:val="en-CA"/>
-        </w:rPr>
-      </w:pPr>
-      <w:r>
-        <w:rPr>
-          <w:rFonts w:ascii="Times New Roman" w:hAnsi="Times New Roman" w:cs="Times New Roman"/>
-          <w:i/>
-          <w:iCs/>
-          <w:lang w:val="en-CA"/>
-        </w:rPr>
-        <w:t>* Acknowledging explicitly that scale-of-effect results should be interpreted as "generally fine-scale" rather than precise distances, and</w:t>
-      </w:r>
-    </w:p>
-    <w:p>
-      <w:pPr>
-        <w:rPr>
-          <w:rFonts w:ascii="Times New Roman" w:hAnsi="Times New Roman" w:cs="Times New Roman"/>
-          <w:color w:val="215E99" w:themeColor="text2" w:themeTint="BF"/>
-          <w:lang w:val="en-CA"/>
-        </w:rPr>
-      </w:pPr>
-      <w:r>
-        <w:rPr>
-          <w:rFonts w:ascii="Times New Roman" w:hAnsi="Times New Roman" w:cs="Times New Roman"/>
-          <w:color w:val="215E99" w:themeColor="text2" w:themeTint="BF"/>
-          <w:lang w:val="en-CA"/>
-        </w:rPr>
-        <w:t>We appreciate this comment and have, in accordance, added information for the reader to clarify that the results centered around scale-of-effect are not precise ecological thresholds.</w:t>
-      </w:r>
-    </w:p>
-    <w:p>
-      <w:pPr>
-        <w:rPr>
-          <w:rFonts w:ascii="Times New Roman" w:hAnsi="Times New Roman" w:cs="Times New Roman"/>
-          <w:lang w:val="en-CA"/>
-        </w:rPr>
-      </w:pPr>
-    </w:p>
-    <w:p>
-      <w:pPr>
-        <w:rPr>
-          <w:rFonts w:ascii="Times New Roman" w:hAnsi="Times New Roman" w:cs="Times New Roman"/>
-          <w:lang w:val="en-CA"/>
-        </w:rPr>
-      </w:pPr>
-      <w:r>
-        <w:rPr>
-          <w:rFonts w:ascii="Times New Roman" w:hAnsi="Times New Roman" w:cs="Times New Roman"/>
-          <w:i/>
-          <w:iCs/>
-          <w:lang w:val="en-CA"/>
-        </w:rPr>
-        <w:t>* Tempering mechanistic or conservation claims that depend heavily on distinguishing 25 m vs. 50 m.</w:t>
-      </w:r>
-    </w:p>
-    <w:p>
-      <w:pPr>
-        <w:rPr>
-          <w:rFonts w:ascii="Times New Roman" w:hAnsi="Times New Roman" w:cs="Times New Roman"/>
-          <w:color w:val="215E99" w:themeColor="text2" w:themeTint="BF"/>
-          <w:lang w:val="en-CA"/>
-        </w:rPr>
-      </w:pPr>
-      <w:r>
-        <w:rPr>
-          <w:rFonts w:ascii="Times New Roman" w:hAnsi="Times New Roman" w:cs="Times New Roman"/>
-          <w:color w:val="215E99" w:themeColor="text2" w:themeTint="BF"/>
-          <w:lang w:val="en-CA"/>
-        </w:rPr>
-        <w:t>We agree with the reviewer’s comments and have, throughout the discussion, adjusted phrasing as to tamper bold or over-confident claims.</w:t>
-      </w:r>
-    </w:p>
-    <w:p>
-      <w:pPr>
-        <w:rPr>
-          <w:rFonts w:ascii="Times New Roman" w:hAnsi="Times New Roman" w:cs="Times New Roman"/>
-          <w:i/>
-          <w:iCs/>
-          <w:lang w:val="en-CA"/>
-        </w:rPr>
-      </w:pPr>
-    </w:p>
-    <w:p>
-      <w:pPr>
-        <w:rPr>
-          <w:rFonts w:ascii="Times New Roman" w:hAnsi="Times New Roman" w:cs="Times New Roman"/>
-          <w:i/>
-          <w:iCs/>
-          <w:lang w:val="en-CA"/>
-        </w:rPr>
-      </w:pPr>
-      <w:r>
-        <w:rPr>
-          <w:rFonts w:ascii="Times New Roman" w:hAnsi="Times New Roman" w:cs="Times New Roman"/>
-          <w:i/>
-          <w:iCs/>
-          <w:lang w:val="en-CA"/>
-        </w:rPr>
-        <w:t>4. Survival interpretation requires more caution</w:t>
-      </w:r>
-    </w:p>
-    <w:p>
-      <w:pPr>
-        <w:rPr>
-          <w:rFonts w:ascii="Times New Roman" w:hAnsi="Times New Roman" w:cs="Times New Roman"/>
-          <w:i/>
-          <w:iCs/>
-          <w:lang w:val="en-CA"/>
-        </w:rPr>
-      </w:pPr>
-      <w:r>
-        <w:rPr>
-          <w:rFonts w:ascii="Times New Roman" w:hAnsi="Times New Roman" w:cs="Times New Roman"/>
-          <w:i/>
-          <w:iCs/>
-          <w:lang w:val="en-CA"/>
-        </w:rPr>
-        <w:t>The apparent survival analysis is interesting, but the manuscript currently interprets differences as though they reflect true mortality patterns, when in fact most losses reflect missing individuals and the authors acknowledge possible emigration beyond monitoring areas.</w:t>
-      </w:r>
-    </w:p>
-    <w:p>
-      <w:pPr>
-        <w:rPr>
-          <w:rFonts w:ascii="Times New Roman" w:hAnsi="Times New Roman" w:cs="Times New Roman"/>
-          <w:i/>
-          <w:iCs/>
-          <w:lang w:val="en-CA"/>
-        </w:rPr>
-      </w:pPr>
-      <w:r>
-        <w:rPr>
-          <w:rFonts w:ascii="Times New Roman" w:hAnsi="Times New Roman" w:cs="Times New Roman"/>
-          <w:i/>
-          <w:iCs/>
-          <w:lang w:val="en-CA"/>
-        </w:rPr>
-        <w:t>These patterns are worth reporting, but should be framed more cautiously:</w:t>
-      </w:r>
-    </w:p>
-    <w:p>
-      <w:pPr>
-        <w:rPr>
-          <w:rFonts w:ascii="Times New Roman" w:hAnsi="Times New Roman" w:cs="Times New Roman"/>
-          <w:i/>
-          <w:iCs/>
-          <w:lang w:val="en-CA"/>
-        </w:rPr>
-      </w:pPr>
-      <w:r>
-        <w:rPr>
-          <w:rFonts w:ascii="Times New Roman" w:hAnsi="Times New Roman" w:cs="Times New Roman"/>
-          <w:i/>
-          <w:iCs/>
-          <w:lang w:val="en-CA"/>
-        </w:rPr>
-        <w:t>* Avoid implying strong causal conclusions (e.g., urban mortality drivers)</w:t>
-      </w:r>
-    </w:p>
-    <w:p>
-      <w:pPr>
-        <w:rPr>
-          <w:rFonts w:ascii="Times New Roman" w:hAnsi="Times New Roman" w:cs="Times New Roman"/>
-          <w:i/>
-          <w:iCs/>
-          <w:lang w:val="en-CA"/>
-        </w:rPr>
-      </w:pPr>
-      <w:r>
-        <w:rPr>
-          <w:rFonts w:ascii="Times New Roman" w:hAnsi="Times New Roman" w:cs="Times New Roman"/>
-          <w:i/>
-          <w:iCs/>
-          <w:lang w:val="en-CA"/>
-        </w:rPr>
-        <w:t>* Present these mechanisms as plausible hypotheses</w:t>
-      </w:r>
-    </w:p>
-    <w:p>
-      <w:pPr>
-        <w:rPr>
-          <w:lang w:val="en-CA"/>
-        </w:rPr>
-      </w:pPr>
-      <w:r>
-        <w:rPr>
-          <w:rFonts w:ascii="Times New Roman" w:hAnsi="Times New Roman" w:cs="Times New Roman"/>
-          <w:i/>
-          <w:iCs/>
-          <w:lang w:val="en-CA"/>
-        </w:rPr>
-        <w:t>* More clearly acknowledge uncertainty in apparent survival estimates</w:t>
-      </w:r>
-    </w:p>
-    <w:p>
-      <w:pPr>
-        <w:rPr>
-          <w:rFonts w:ascii="Times New Roman" w:hAnsi="Times New Roman" w:cs="Times New Roman"/>
-          <w:color w:val="215E99" w:themeColor="text2" w:themeTint="BF"/>
-          <w:lang w:val="en-CA"/>
-        </w:rPr>
-      </w:pPr>
-      <w:r>
-        <w:rPr>
-          <w:rFonts w:ascii="Times New Roman" w:hAnsi="Times New Roman" w:cs="Times New Roman"/>
-          <w:color w:val="215E99" w:themeColor="text2" w:themeTint="BF"/>
-          <w:lang w:val="en-CA"/>
-        </w:rPr>
-        <w:t>We thank the reviewer for this critique and have sought to use language and include additional information to be more cautious in the framing of the survival interpretation throughout the paper. We pr</w:t>
-      </w:r>
-      <w:r>
-        <w:rPr>
-          <w:rFonts w:ascii="Times New Roman" w:hAnsi="Times New Roman" w:cs="Times New Roman"/>
-          <w:color w:val="215E99" w:themeColor="text2" w:themeTint="BF"/>
-          <w:lang w:val="en-CA"/>
-        </w:rPr>
-        <w:t>ovide more detailed information in the response to the minor comments below on this subject.</w:t>
-      </w:r>
-    </w:p>
-    <w:p>
-      <w:pPr>
-        <w:rPr>
-          <w:rFonts w:ascii="Times New Roman" w:hAnsi="Times New Roman" w:cs="Times New Roman"/>
-          <w:i/>
-          <w:iCs/>
-          <w:lang w:val="en-CA"/>
-        </w:rPr>
-      </w:pPr>
-    </w:p>
-    <w:p>
-      <w:pPr>
-        <w:rPr>
-          <w:rFonts w:ascii="Times New Roman" w:hAnsi="Times New Roman" w:cs="Times New Roman"/>
-          <w:i/>
-          <w:iCs/>
-          <w:lang w:val="en-CA"/>
-        </w:rPr>
-      </w:pPr>
-      <w:r>
-        <w:rPr>
-          <w:rFonts w:ascii="Times New Roman" w:hAnsi="Times New Roman" w:cs="Times New Roman"/>
-          <w:i/>
-          <w:iCs/>
-          <w:lang w:val="en-CA"/>
-        </w:rPr>
-        <w:t>5. Broader generalization and conservation implications</w:t>
-      </w:r>
-    </w:p>
-    <w:p>
-      <w:pPr>
-        <w:rPr>
-          <w:rFonts w:ascii="Times New Roman" w:hAnsi="Times New Roman" w:cs="Times New Roman"/>
-          <w:i/>
-          <w:iCs/>
-          <w:lang w:val="en-CA"/>
-        </w:rPr>
-      </w:pPr>
-      <w:r>
-        <w:rPr>
-          <w:rFonts w:ascii="Times New Roman" w:hAnsi="Times New Roman" w:cs="Times New Roman"/>
-          <w:i/>
-          <w:iCs/>
-          <w:lang w:val="en-CA"/>
-        </w:rPr>
-        <w:t>Northern Cardinals are abundant, increasing, and highly synanthropic. They are a useful model for studying behavioral flexibility in urban environments, but they are not (likely) representative of conservation-sensitive urban species.</w:t>
-      </w:r>
-    </w:p>
-    <w:p>
-      <w:pPr>
-        <w:rPr>
-          <w:rFonts w:ascii="Times New Roman" w:hAnsi="Times New Roman" w:cs="Times New Roman"/>
-          <w:i/>
-          <w:iCs/>
-          <w:lang w:val="en-CA"/>
-        </w:rPr>
-      </w:pPr>
-      <w:r>
-        <w:rPr>
-          <w:rFonts w:ascii="Times New Roman" w:hAnsi="Times New Roman" w:cs="Times New Roman"/>
-          <w:i/>
-          <w:iCs/>
-          <w:lang w:val="en-CA"/>
-        </w:rPr>
-        <w:t>I encourage the authors to:</w:t>
-      </w:r>
-    </w:p>
-    <w:p>
-      <w:pPr>
-        <w:rPr>
-          <w:rFonts w:ascii="Times New Roman" w:hAnsi="Times New Roman" w:cs="Times New Roman"/>
-          <w:i/>
-          <w:iCs/>
-          <w:lang w:val="en-CA"/>
-        </w:rPr>
-      </w:pPr>
-      <w:r>
-        <w:rPr>
-          <w:rFonts w:ascii="Times New Roman" w:hAnsi="Times New Roman" w:cs="Times New Roman"/>
-          <w:i/>
-          <w:iCs/>
-          <w:lang w:val="en-CA"/>
-        </w:rPr>
-        <w:t>* More explicitly acknowledge this limitation, and</w:t>
-      </w:r>
-    </w:p>
-    <w:p>
-      <w:pPr>
-        <w:rPr>
-          <w:rFonts w:ascii="Times New Roman" w:hAnsi="Times New Roman" w:cs="Times New Roman"/>
-          <w:i/>
-          <w:iCs/>
-          <w:lang w:val="en-CA"/>
-        </w:rPr>
-      </w:pPr>
-      <w:r>
-        <w:rPr>
-          <w:rFonts w:ascii="Times New Roman" w:hAnsi="Times New Roman" w:cs="Times New Roman"/>
-          <w:i/>
-          <w:iCs/>
-          <w:lang w:val="en-CA"/>
-        </w:rPr>
-        <w:t>* Avoid overgeneralizing management implications to urban biodiversity broadly.</w:t>
+    </w:p>
+    <w:p>
+      <w:pPr>
+        <w:rPr>
+          <w:rFonts w:ascii="Times New Roman" w:hAnsi="Times New Roman" w:cs="Times New Roman"/>
+          <w:lang w:val="en-CA"/>
+        </w:rPr>
+      </w:pPr>
+      <w:r>
+        <w:rPr>
+          <w:rFonts w:ascii="Times New Roman" w:hAnsi="Times New Roman" w:cs="Times New Roman"/>
+          <w:i/>
+          <w:iCs/>
+          <w:lang w:val="en-CA"/>
+        </w:rPr>
+        <w:t>* Major structural issue: The final paragraph does not clearly convey the translocation design. This should be explicitly described here and in the Abstract.</w:t>
       </w:r>
     </w:p>
     <w:p>
@@ -1516,576 +2082,817 @@
           <w:color w:val="215E99" w:themeColor="text2" w:themeTint="BF"/>
           <w:lang w:val="en-CA"/>
         </w:rPr>
-        <w:t xml:space="preserve">We thank the reviewer for this insightful comment. We have addressed this comment in the Implications section by </w:t>
-      </w:r>
-      <w:r>
-        <w:rPr>
-          <w:rFonts w:ascii="Times New Roman" w:hAnsi="Times New Roman" w:cs="Times New Roman"/>
-          <w:color w:val="215E99" w:themeColor="text2" w:themeTint="BF"/>
-          <w:lang w:val="en-CA"/>
-        </w:rPr>
-        <w:t xml:space="preserve">tempering </w:t>
-      </w:r>
-      <w:r>
-        <w:rPr>
-          <w:rFonts w:ascii="Times New Roman" w:hAnsi="Times New Roman" w:cs="Times New Roman"/>
-          <w:color w:val="215E99" w:themeColor="text2" w:themeTint="BF"/>
-          <w:lang w:val="en-CA"/>
-        </w:rPr>
-        <w:t>the statements made and rephrased sections about conservation-sensitive species to reflect the suggestions made.</w:t>
-      </w:r>
-    </w:p>
-    <w:p>
-      <w:pPr>
-        <w:rPr>
-          <w:rFonts w:ascii="Times New Roman" w:hAnsi="Times New Roman" w:cs="Times New Roman"/>
-          <w:i/>
-          <w:iCs/>
-          <w:lang w:val="en-CA"/>
-        </w:rPr>
-      </w:pPr>
-      <w:r>
-        <w:rPr>
-          <w:rFonts w:ascii="Times New Roman" w:hAnsi="Times New Roman" w:cs="Times New Roman"/>
-          <w:i/>
-          <w:iCs/>
-          <w:lang w:val="en-CA"/>
-        </w:rPr>
-        <w:t>----------</w:t>
-      </w:r>
-    </w:p>
-    <w:p>
-      <w:pPr>
-        <w:rPr>
-          <w:rFonts w:ascii="Times New Roman" w:hAnsi="Times New Roman" w:cs="Times New Roman"/>
-          <w:i/>
-          <w:iCs/>
-          <w:lang w:val="en-CA"/>
-        </w:rPr>
-      </w:pPr>
-      <w:r>
-        <w:rPr>
-          <w:rFonts w:ascii="Times New Roman" w:hAnsi="Times New Roman" w:cs="Times New Roman"/>
-          <w:i/>
-          <w:iCs/>
-          <w:lang w:val="en-CA"/>
-        </w:rPr>
-        <w:t>Specific comments (by section)</w:t>
-      </w:r>
-    </w:p>
-    <w:p>
-      <w:pPr>
-        <w:rPr>
-          <w:rFonts w:ascii="Times New Roman" w:hAnsi="Times New Roman" w:cs="Times New Roman"/>
-          <w:i/>
-          <w:iCs/>
-          <w:lang w:val="en-CA"/>
-        </w:rPr>
-      </w:pPr>
-      <w:r>
-        <w:rPr>
-          <w:rFonts w:ascii="Times New Roman" w:hAnsi="Times New Roman" w:cs="Times New Roman"/>
-          <w:i/>
-          <w:iCs/>
-          <w:lang w:val="en-CA"/>
-        </w:rPr>
-        <w:t>Note to authors - this manuscript is built on excellent fieldwork and addresses a valuable question. My comments are aimed primarily at improving clarity, aligning interpretation with evidence, and strengthening the manuscript's conceptual rigor. With thoughtful revision, I believe this could become a strong contribution to the urban and avian ecology literature.</w:t>
-      </w:r>
-    </w:p>
-    <w:p>
-      <w:pPr>
-        <w:rPr>
-          <w:rFonts w:ascii="Times New Roman" w:hAnsi="Times New Roman" w:cs="Times New Roman"/>
-          <w:i/>
-          <w:iCs/>
-          <w:lang w:val="en-CA"/>
-        </w:rPr>
-      </w:pPr>
-    </w:p>
-    <w:p>
-      <w:pPr>
-        <w:rPr>
-          <w:rFonts w:ascii="Times New Roman" w:hAnsi="Times New Roman" w:cs="Times New Roman"/>
-          <w:i/>
-          <w:iCs/>
-          <w:lang w:val="en-CA"/>
-        </w:rPr>
-      </w:pPr>
-      <w:r>
-        <w:rPr>
-          <w:rFonts w:ascii="Times New Roman" w:hAnsi="Times New Roman" w:cs="Times New Roman"/>
-          <w:i/>
-          <w:iCs/>
-          <w:lang w:val="en-CA"/>
-        </w:rPr>
-        <w:t>Abstract</w:t>
-      </w:r>
-    </w:p>
-    <w:p>
-      <w:pPr>
-        <w:rPr>
-          <w:rFonts w:ascii="Times New Roman" w:hAnsi="Times New Roman" w:cs="Times New Roman"/>
-          <w:lang w:val="en-CA"/>
-        </w:rPr>
-      </w:pPr>
-      <w:r>
-        <w:rPr>
-          <w:rFonts w:ascii="Times New Roman" w:hAnsi="Times New Roman" w:cs="Times New Roman"/>
-          <w:i/>
-          <w:iCs/>
-          <w:lang w:val="en-CA"/>
-        </w:rPr>
-        <w:t>* Line 11: "Habitat selection occurred at the smallest measurable scales (25-50 m)" is unclear biologically. A brief interpretive phrase would help clarify the ecological meaning (e.g., emphasis on microhabitat features such as vegetation structure or feeders).</w:t>
-      </w:r>
-    </w:p>
-    <w:p>
-      <w:pPr>
-        <w:rPr>
-          <w:rFonts w:ascii="Times New Roman" w:hAnsi="Times New Roman" w:cs="Times New Roman"/>
-          <w:color w:val="215E99" w:themeColor="text2" w:themeTint="BF"/>
-          <w:lang w:val="en-CA"/>
-        </w:rPr>
-      </w:pPr>
-      <w:r>
-        <w:rPr>
-          <w:rFonts w:ascii="Times New Roman" w:hAnsi="Times New Roman" w:cs="Times New Roman"/>
-          <w:color w:val="215E99" w:themeColor="text2" w:themeTint="BF"/>
-          <w:lang w:val="en-CA"/>
-        </w:rPr>
-        <w:t>We thank the reviewer for pointing this out, we agree with this comment and have added a short section to clarify the ecological meaning.</w:t>
-      </w:r>
-    </w:p>
-    <w:p>
-      <w:pPr>
-        <w:rPr>
-          <w:rFonts w:ascii="Times New Roman" w:hAnsi="Times New Roman" w:cs="Times New Roman"/>
-          <w:i/>
-          <w:iCs/>
-          <w:lang w:val="en-CA"/>
-        </w:rPr>
-      </w:pPr>
-    </w:p>
-    <w:p>
-      <w:pPr>
-        <w:rPr>
-          <w:rFonts w:ascii="Times New Roman" w:hAnsi="Times New Roman" w:cs="Times New Roman"/>
-          <w:lang w:val="en-CA"/>
-        </w:rPr>
-      </w:pPr>
-      <w:r>
-        <w:rPr>
-          <w:rFonts w:ascii="Times New Roman" w:hAnsi="Times New Roman" w:cs="Times New Roman"/>
-          <w:i/>
-          <w:iCs/>
-          <w:lang w:val="en-CA"/>
-        </w:rPr>
-        <w:t>* Line 19: The final sentence extends to broad conservation implications. Given that Northern Cardinals are abundant and highly synanthropic, consider tempering generality or framing implications as most relevant to urban-adapted species.</w:t>
-      </w:r>
-    </w:p>
-    <w:p>
-      <w:pPr>
-        <w:rPr>
-          <w:rFonts w:ascii="Times New Roman" w:hAnsi="Times New Roman" w:cs="Times New Roman"/>
-          <w:color w:val="215E99" w:themeColor="text2" w:themeTint="BF"/>
-          <w:lang w:val="en-CA"/>
-        </w:rPr>
-      </w:pPr>
-      <w:r>
-        <w:rPr>
-          <w:rFonts w:ascii="Times New Roman" w:hAnsi="Times New Roman" w:cs="Times New Roman"/>
-          <w:color w:val="215E99" w:themeColor="text2" w:themeTint="BF"/>
-          <w:lang w:val="en-CA"/>
-        </w:rPr>
-        <w:t>We also agree with this comment. The last part of the highlighted sentence was revised to use a more cautious phrasing and focus the implications to urban-adapted species.</w:t>
-      </w:r>
-    </w:p>
-    <w:p>
-      <w:pPr>
-        <w:rPr>
-          <w:rFonts w:ascii="Times New Roman" w:hAnsi="Times New Roman" w:cs="Times New Roman"/>
-          <w:lang w:val="en-CA"/>
-        </w:rPr>
-      </w:pPr>
-    </w:p>
-    <w:p>
-      <w:pPr>
-        <w:rPr>
-          <w:rFonts w:ascii="Times New Roman" w:hAnsi="Times New Roman" w:cs="Times New Roman"/>
-          <w:i/>
-          <w:iCs/>
-          <w:lang w:val="en-CA"/>
-        </w:rPr>
-      </w:pPr>
-      <w:r>
-        <w:rPr>
-          <w:rFonts w:ascii="Times New Roman" w:hAnsi="Times New Roman" w:cs="Times New Roman"/>
-          <w:i/>
-          <w:iCs/>
-          <w:lang w:val="en-CA"/>
-        </w:rPr>
-        <w:t>* Keywords: Include only terms not already in the title (e.g., "winter").</w:t>
-      </w:r>
-    </w:p>
-    <w:p>
-      <w:pPr>
-        <w:rPr>
-          <w:rFonts w:ascii="Times New Roman" w:hAnsi="Times New Roman" w:cs="Times New Roman"/>
-          <w:color w:val="215E99" w:themeColor="text2" w:themeTint="BF"/>
-          <w:lang w:val="en-CA"/>
-        </w:rPr>
-      </w:pPr>
-      <w:r>
-        <w:rPr>
-          <w:rFonts w:ascii="Times New Roman" w:hAnsi="Times New Roman" w:cs="Times New Roman"/>
-          <w:color w:val="215E99" w:themeColor="text2" w:themeTint="BF"/>
-          <w:lang w:val="en-CA"/>
-        </w:rPr>
-        <w:t>We agree with this suggestion and have made changes accordingly.</w:t>
-      </w:r>
-    </w:p>
-    <w:p>
-      <w:pPr>
-        <w:rPr>
-          <w:rFonts w:ascii="Times New Roman" w:hAnsi="Times New Roman" w:cs="Times New Roman"/>
-          <w:lang w:val="en-CA"/>
-        </w:rPr>
-      </w:pPr>
-    </w:p>
-    <w:p>
-      <w:pPr>
-        <w:rPr>
-          <w:rFonts w:ascii="Times New Roman" w:hAnsi="Times New Roman" w:cs="Times New Roman"/>
-          <w:i/>
-          <w:iCs/>
-          <w:lang w:val="en-CA"/>
-        </w:rPr>
-      </w:pPr>
-      <w:r>
-        <w:rPr>
-          <w:rFonts w:ascii="Times New Roman" w:hAnsi="Times New Roman" w:cs="Times New Roman"/>
-          <w:i/>
-          <w:iCs/>
-          <w:lang w:val="en-CA"/>
-        </w:rPr>
-        <w:t>* Abstract structure: The abstract undersells the experimental design. I suggest revising to clearly describe the translocation approach. For example (suggested wording, optional):</w:t>
-      </w:r>
-    </w:p>
-    <w:p>
-      <w:pPr>
-        <w:rPr>
-          <w:rFonts w:ascii="Times New Roman" w:hAnsi="Times New Roman" w:cs="Times New Roman"/>
-          <w:i/>
-          <w:iCs/>
-          <w:lang w:val="en-CA"/>
-        </w:rPr>
-      </w:pPr>
-      <w:r>
-        <w:rPr>
-          <w:rFonts w:ascii="Times New Roman" w:hAnsi="Times New Roman" w:cs="Times New Roman"/>
-          <w:i/>
-          <w:iCs/>
-          <w:lang w:val="en-CA"/>
-        </w:rPr>
-        <w:t>"To better understand how birds use urban habitats during winter, we used VHF telemetry to quantify home range size, scale of habitat selection, and habitat associations in Northern Cardinals (Cardinalis cardinalis) experimentally translocated across an urban gradient in Montreal, Canada, over three winters."</w:t>
-      </w:r>
-    </w:p>
-    <w:p>
-      <w:pPr>
-        <w:rPr>
-          <w:rFonts w:ascii="Times New Roman" w:hAnsi="Times New Roman" w:cs="Times New Roman"/>
-          <w:color w:val="215E99" w:themeColor="text2" w:themeTint="BF"/>
-          <w:lang w:val="en-CA"/>
-        </w:rPr>
-      </w:pPr>
-      <w:r>
-        <w:rPr>
-          <w:rFonts w:ascii="Times New Roman" w:hAnsi="Times New Roman" w:cs="Times New Roman"/>
-          <w:color w:val="215E99" w:themeColor="text2" w:themeTint="BF"/>
-          <w:lang w:val="en-CA"/>
-        </w:rPr>
-        <w:t xml:space="preserve">The authors thank the reviewer for this </w:t>
-      </w:r>
-      <w:r>
-        <w:rPr>
-          <w:rFonts w:ascii="Times New Roman" w:hAnsi="Times New Roman" w:cs="Times New Roman"/>
-          <w:color w:val="215E99" w:themeColor="text2" w:themeTint="BF"/>
-          <w:lang w:val="en-CA"/>
-        </w:rPr>
-        <w:t xml:space="preserve">excellent </w:t>
-      </w:r>
-      <w:r>
-        <w:rPr>
-          <w:rFonts w:ascii="Times New Roman" w:hAnsi="Times New Roman" w:cs="Times New Roman"/>
-          <w:color w:val="215E99" w:themeColor="text2" w:themeTint="BF"/>
-          <w:lang w:val="en-CA"/>
-        </w:rPr>
-        <w:t>suggestion and have made the suggested changes to the Abstract.</w:t>
-      </w:r>
-    </w:p>
-    <w:p>
-      <w:pPr>
-        <w:rPr>
-          <w:rFonts w:ascii="Times New Roman" w:hAnsi="Times New Roman" w:cs="Times New Roman"/>
-          <w:i/>
-          <w:iCs/>
-          <w:lang w:val="en-CA"/>
-        </w:rPr>
-      </w:pPr>
-    </w:p>
-    <w:p>
-      <w:pPr>
-        <w:rPr>
-          <w:rFonts w:ascii="Times New Roman" w:hAnsi="Times New Roman" w:cs="Times New Roman"/>
-          <w:i/>
-          <w:iCs/>
-          <w:lang w:val="en-CA"/>
-        </w:rPr>
-      </w:pPr>
-      <w:r>
-        <w:rPr>
-          <w:rFonts w:ascii="Times New Roman" w:hAnsi="Times New Roman" w:cs="Times New Roman"/>
-          <w:i/>
-          <w:iCs/>
-          <w:lang w:val="en-CA"/>
-        </w:rPr>
-        <w:t>Lay summary</w:t>
-      </w:r>
-    </w:p>
-    <w:p>
-      <w:pPr>
-        <w:rPr>
-          <w:rFonts w:ascii="Times New Roman" w:hAnsi="Times New Roman" w:cs="Times New Roman"/>
-          <w:i/>
-          <w:iCs/>
-          <w:lang w:val="en-CA"/>
-        </w:rPr>
-      </w:pPr>
-      <w:r>
-        <w:rPr>
-          <w:rFonts w:ascii="Times New Roman" w:hAnsi="Times New Roman" w:cs="Times New Roman"/>
-          <w:i/>
-          <w:iCs/>
-          <w:lang w:val="en-CA"/>
-        </w:rPr>
-        <w:t xml:space="preserve">The lay summary closely mirrors technical language and may not quite be as accessible for lay people. I think it would benefit from more concrete phrasing (e.g., what birds </w:t>
-      </w:r>
-      <w:proofErr w:type="gramStart"/>
-      <w:r>
-        <w:rPr>
-          <w:rFonts w:ascii="Times New Roman" w:hAnsi="Times New Roman" w:cs="Times New Roman"/>
-          <w:i/>
-          <w:iCs/>
-          <w:lang w:val="en-CA"/>
-        </w:rPr>
-        <w:t>actually did</w:t>
-      </w:r>
-      <w:proofErr w:type="gramEnd"/>
-      <w:r>
-        <w:rPr>
-          <w:rFonts w:ascii="Times New Roman" w:hAnsi="Times New Roman" w:cs="Times New Roman"/>
-          <w:i/>
-          <w:iCs/>
-          <w:lang w:val="en-CA"/>
-        </w:rPr>
-        <w:t>, where they moved, how they used feeders, why this matters). One way to approach this would be to write the lay summary as if explaining the study to a journalist preparing a short news piece: clear, simple, and focused on the main take-home messages.</w:t>
-      </w:r>
-    </w:p>
-    <w:p>
-      <w:pPr>
-        <w:rPr>
-          <w:rFonts w:ascii="Times New Roman" w:hAnsi="Times New Roman" w:cs="Times New Roman"/>
-          <w:color w:val="215E99" w:themeColor="text2" w:themeTint="BF"/>
-          <w:lang w:val="en-CA"/>
-        </w:rPr>
-      </w:pPr>
-      <w:r>
-        <w:rPr>
-          <w:rFonts w:ascii="Times New Roman" w:hAnsi="Times New Roman" w:cs="Times New Roman"/>
-          <w:color w:val="215E99" w:themeColor="text2" w:themeTint="BF"/>
-          <w:lang w:val="en-CA"/>
-        </w:rPr>
-        <w:t>The authors agree with this recommendation. We have worked on the Lay summary to apply the suggested changes in language to improve clarity and simplicity.</w:t>
-      </w:r>
-    </w:p>
-    <w:p>
-      <w:pPr>
-        <w:rPr>
-          <w:rFonts w:ascii="Times New Roman" w:hAnsi="Times New Roman" w:cs="Times New Roman"/>
-          <w:i/>
-          <w:iCs/>
-          <w:lang w:val="en-CA"/>
-        </w:rPr>
-      </w:pPr>
-    </w:p>
-    <w:p>
-      <w:pPr>
-        <w:rPr>
-          <w:rFonts w:ascii="Times New Roman" w:hAnsi="Times New Roman" w:cs="Times New Roman"/>
-          <w:i/>
-          <w:iCs/>
-          <w:lang w:val="en-CA"/>
-        </w:rPr>
-      </w:pPr>
-      <w:r>
-        <w:rPr>
-          <w:rFonts w:ascii="Times New Roman" w:hAnsi="Times New Roman" w:cs="Times New Roman"/>
-          <w:i/>
-          <w:iCs/>
-          <w:lang w:val="en-CA"/>
-        </w:rPr>
-        <w:t>Introduction</w:t>
-      </w:r>
-    </w:p>
-    <w:p>
-      <w:pPr>
-        <w:rPr>
-          <w:rFonts w:ascii="Times New Roman" w:hAnsi="Times New Roman" w:cs="Times New Roman"/>
-          <w:i/>
-          <w:iCs/>
-          <w:lang w:val="en-CA"/>
-        </w:rPr>
-      </w:pPr>
-      <w:r>
-        <w:rPr>
-          <w:rFonts w:ascii="Times New Roman" w:hAnsi="Times New Roman" w:cs="Times New Roman"/>
-          <w:i/>
-          <w:iCs/>
-          <w:lang w:val="en-CA"/>
-        </w:rPr>
-        <w:t>* The Introduction is well cited but overly dense in places. Several paragraphs contain multiple distinct ideas without clear transitions.</w:t>
-      </w:r>
-    </w:p>
-    <w:p>
-      <w:pPr>
-        <w:rPr>
-          <w:rFonts w:ascii="Times New Roman" w:hAnsi="Times New Roman" w:cs="Times New Roman"/>
-          <w:i/>
-          <w:iCs/>
-          <w:lang w:val="en-CA"/>
-        </w:rPr>
-      </w:pPr>
-      <w:r>
-        <w:rPr>
-          <w:rFonts w:ascii="Times New Roman" w:hAnsi="Times New Roman" w:cs="Times New Roman"/>
-          <w:i/>
-          <w:iCs/>
-          <w:lang w:val="en-CA"/>
-        </w:rPr>
-        <w:t>* For example, the opening paragraph could reasonably end at line 41, with the subsequent shift to habitat selection beginning a new paragraph with a clear topic sentence.</w:t>
-      </w:r>
-    </w:p>
-    <w:p>
-      <w:pPr>
-        <w:rPr>
-          <w:rFonts w:ascii="Times New Roman" w:hAnsi="Times New Roman" w:cs="Times New Roman"/>
-          <w:lang w:val="en-CA"/>
-        </w:rPr>
-      </w:pPr>
-      <w:r>
-        <w:rPr>
-          <w:rFonts w:ascii="Times New Roman" w:hAnsi="Times New Roman" w:cs="Times New Roman"/>
-          <w:i/>
-          <w:iCs/>
-          <w:lang w:val="en-CA"/>
-        </w:rPr>
-        <w:t>* I encourage the authors to ensure each paragraph has a single clear idea and to use proper paragraph breaks for readability.</w:t>
-      </w:r>
-    </w:p>
-    <w:p>
-      <w:pPr>
-        <w:rPr>
-          <w:rFonts w:ascii="Times New Roman" w:hAnsi="Times New Roman" w:cs="Times New Roman"/>
-          <w:color w:val="215E99" w:themeColor="text2" w:themeTint="BF"/>
-          <w:lang w:val="en-CA"/>
-        </w:rPr>
-      </w:pPr>
-      <w:r>
-        <w:rPr>
-          <w:rFonts w:ascii="Times New Roman" w:hAnsi="Times New Roman" w:cs="Times New Roman"/>
-          <w:color w:val="215E99" w:themeColor="text2" w:themeTint="BF"/>
-          <w:lang w:val="en-CA"/>
-        </w:rPr>
-        <w:t xml:space="preserve">We thank the reviewer for these three </w:t>
-      </w:r>
-      <w:r>
-        <w:rPr>
-          <w:rFonts w:ascii="Times New Roman" w:hAnsi="Times New Roman" w:cs="Times New Roman"/>
-          <w:color w:val="215E99" w:themeColor="text2" w:themeTint="BF"/>
-          <w:lang w:val="en-CA"/>
-        </w:rPr>
-        <w:t xml:space="preserve">insightful comments on the structure of the Introduction. To resolve these comments, we added several paragraph breaks and </w:t>
-      </w:r>
-      <w:r>
-        <w:rPr>
-          <w:rFonts w:ascii="Times New Roman" w:hAnsi="Times New Roman" w:cs="Times New Roman"/>
-          <w:color w:val="215E99" w:themeColor="text2" w:themeTint="BF"/>
-          <w:lang w:val="en-CA"/>
-        </w:rPr>
-        <w:t xml:space="preserve">made sure that each paragraph has an appropriate topic sentence. We reviewed the paragraphs to make sure they each contains a primary and </w:t>
-      </w:r>
-      <w:r>
-        <w:rPr>
-          <w:rFonts w:ascii="Times New Roman" w:hAnsi="Times New Roman" w:cs="Times New Roman"/>
-          <w:color w:val="215E99" w:themeColor="text2" w:themeTint="BF"/>
-          <w:lang w:val="en-CA"/>
-        </w:rPr>
-        <w:t>well-developed</w:t>
-      </w:r>
-      <w:r>
-        <w:rPr>
-          <w:rFonts w:ascii="Times New Roman" w:hAnsi="Times New Roman" w:cs="Times New Roman"/>
-          <w:color w:val="215E99" w:themeColor="text2" w:themeTint="BF"/>
-          <w:lang w:val="en-CA"/>
-        </w:rPr>
-        <w:t xml:space="preserve"> idea</w:t>
-      </w:r>
-      <w:r>
-        <w:rPr>
-          <w:rFonts w:ascii="Times New Roman" w:hAnsi="Times New Roman" w:cs="Times New Roman"/>
-          <w:color w:val="215E99" w:themeColor="text2" w:themeTint="BF"/>
-          <w:lang w:val="en-CA"/>
-        </w:rPr>
-        <w:t xml:space="preserve"> with the goal of improving the reader</w:t>
-      </w:r>
-      <w:r>
-        <w:rPr>
-          <w:rFonts w:ascii="Times New Roman" w:hAnsi="Times New Roman" w:cs="Times New Roman"/>
-          <w:color w:val="215E99" w:themeColor="text2" w:themeTint="BF"/>
-          <w:lang w:val="en-CA"/>
-        </w:rPr>
-        <w:t>’</w:t>
-      </w:r>
-      <w:r>
-        <w:rPr>
-          <w:rFonts w:ascii="Times New Roman" w:hAnsi="Times New Roman" w:cs="Times New Roman"/>
-          <w:color w:val="215E99" w:themeColor="text2" w:themeTint="BF"/>
-          <w:lang w:val="en-CA"/>
-        </w:rPr>
-        <w:t xml:space="preserve"> experience and </w:t>
-      </w:r>
-      <w:r>
-        <w:rPr>
-          <w:rFonts w:ascii="Times New Roman" w:hAnsi="Times New Roman" w:cs="Times New Roman"/>
-          <w:color w:val="215E99" w:themeColor="text2" w:themeTint="BF"/>
-          <w:lang w:val="en-CA"/>
-        </w:rPr>
-        <w:t xml:space="preserve">the </w:t>
-      </w:r>
-      <w:r>
-        <w:rPr>
-          <w:rFonts w:ascii="Times New Roman" w:hAnsi="Times New Roman" w:cs="Times New Roman"/>
-          <w:color w:val="215E99" w:themeColor="text2" w:themeTint="BF"/>
-          <w:lang w:val="en-CA"/>
-        </w:rPr>
-        <w:t>clarity</w:t>
-      </w:r>
-      <w:r>
-        <w:rPr>
-          <w:rFonts w:ascii="Times New Roman" w:hAnsi="Times New Roman" w:cs="Times New Roman"/>
-          <w:color w:val="215E99" w:themeColor="text2" w:themeTint="BF"/>
-          <w:lang w:val="en-CA"/>
-        </w:rPr>
-        <w:t xml:space="preserve"> of the work</w:t>
+        <w:t xml:space="preserve">The authors agree with this comment from the reviewer that the translocation </w:t>
+      </w:r>
+      <w:r>
+        <w:rPr>
+          <w:rFonts w:ascii="Times New Roman" w:hAnsi="Times New Roman" w:cs="Times New Roman"/>
+          <w:color w:val="215E99" w:themeColor="text2" w:themeTint="BF"/>
+          <w:lang w:val="en-CA"/>
+        </w:rPr>
+        <w:t>experiment</w:t>
+      </w:r>
+      <w:r>
+        <w:rPr>
+          <w:rFonts w:ascii="Times New Roman" w:hAnsi="Times New Roman" w:cs="Times New Roman"/>
+          <w:color w:val="215E99" w:themeColor="text2" w:themeTint="BF"/>
+          <w:lang w:val="en-CA"/>
+        </w:rPr>
+        <w:t xml:space="preserve"> should be described in greater detail</w:t>
+      </w:r>
+      <w:r>
+        <w:rPr>
+          <w:rFonts w:ascii="Times New Roman" w:hAnsi="Times New Roman" w:cs="Times New Roman"/>
+          <w:color w:val="215E99" w:themeColor="text2" w:themeTint="BF"/>
+          <w:lang w:val="en-CA"/>
+        </w:rPr>
+        <w:t xml:space="preserve"> in both the Abstract and Introduction. To resolve this comment, we added </w:t>
+      </w:r>
+      <w:r>
+        <w:rPr>
+          <w:rFonts w:ascii="Times New Roman" w:hAnsi="Times New Roman" w:cs="Times New Roman"/>
+          <w:color w:val="215E99" w:themeColor="text2" w:themeTint="BF"/>
+          <w:lang w:val="en-CA"/>
+        </w:rPr>
+        <w:t>additional information</w:t>
+      </w:r>
+      <w:r>
+        <w:rPr>
+          <w:rFonts w:ascii="Times New Roman" w:hAnsi="Times New Roman" w:cs="Times New Roman"/>
+          <w:color w:val="215E99" w:themeColor="text2" w:themeTint="BF"/>
+          <w:lang w:val="en-CA"/>
+        </w:rPr>
+        <w:t xml:space="preserve"> at the end of the Introduction to make it clear that the study uses translocation as part of the</w:t>
+      </w:r>
+      <w:r>
+        <w:rPr>
+          <w:rFonts w:ascii="Times New Roman" w:hAnsi="Times New Roman" w:cs="Times New Roman"/>
+          <w:color w:val="215E99" w:themeColor="text2" w:themeTint="BF"/>
+          <w:lang w:val="en-CA"/>
+        </w:rPr>
+        <w:t xml:space="preserve"> study</w:t>
+      </w:r>
+      <w:r>
+        <w:rPr>
+          <w:rFonts w:ascii="Times New Roman" w:hAnsi="Times New Roman" w:cs="Times New Roman"/>
+          <w:color w:val="215E99" w:themeColor="text2" w:themeTint="BF"/>
+          <w:lang w:val="en-CA"/>
+        </w:rPr>
+        <w:t xml:space="preserve"> design, and </w:t>
+      </w:r>
+      <w:r>
+        <w:rPr>
+          <w:rFonts w:ascii="Times New Roman" w:hAnsi="Times New Roman" w:cs="Times New Roman"/>
+          <w:color w:val="215E99" w:themeColor="text2" w:themeTint="BF"/>
+          <w:lang w:val="en-CA"/>
+        </w:rPr>
+        <w:t xml:space="preserve">have </w:t>
+      </w:r>
+      <w:r>
+        <w:rPr>
+          <w:rFonts w:ascii="Times New Roman" w:hAnsi="Times New Roman" w:cs="Times New Roman"/>
+          <w:color w:val="215E99" w:themeColor="text2" w:themeTint="BF"/>
+          <w:lang w:val="en-CA"/>
+        </w:rPr>
+        <w:t xml:space="preserve">included the suggested wording by the reviewer in the minor comment above </w:t>
+      </w:r>
+      <w:r>
+        <w:rPr>
+          <w:rFonts w:ascii="Times New Roman" w:hAnsi="Times New Roman" w:cs="Times New Roman"/>
+          <w:color w:val="215E99" w:themeColor="text2" w:themeTint="BF"/>
+          <w:lang w:val="en-CA"/>
+        </w:rPr>
+        <w:t>to the Abstract to improve clarity.</w:t>
+      </w:r>
+    </w:p>
+    <w:p>
+      <w:pPr>
+        <w:rPr>
+          <w:rFonts w:ascii="Times New Roman" w:hAnsi="Times New Roman" w:cs="Times New Roman"/>
+          <w:i/>
+          <w:iCs/>
+          <w:lang w:val="en-CA"/>
+        </w:rPr>
+      </w:pPr>
+    </w:p>
+    <w:p>
+      <w:pPr>
+        <w:rPr>
+          <w:rFonts w:ascii="Times New Roman" w:hAnsi="Times New Roman" w:cs="Times New Roman"/>
+          <w:i/>
+          <w:iCs/>
+          <w:lang w:val="en-CA"/>
+        </w:rPr>
+      </w:pPr>
+      <w:r>
+        <w:rPr>
+          <w:rFonts w:ascii="Times New Roman" w:hAnsi="Times New Roman" w:cs="Times New Roman"/>
+          <w:i/>
+          <w:iCs/>
+          <w:lang w:val="en-CA"/>
+        </w:rPr>
+        <w:t>Methods</w:t>
+      </w:r>
+    </w:p>
+    <w:p>
+      <w:pPr>
+        <w:rPr>
+          <w:rFonts w:ascii="Times New Roman" w:hAnsi="Times New Roman" w:cs="Times New Roman"/>
+          <w:i/>
+          <w:iCs/>
+          <w:lang w:val="en-CA"/>
+        </w:rPr>
+      </w:pPr>
+      <w:r>
+        <w:rPr>
+          <w:rFonts w:ascii="Times New Roman" w:hAnsi="Times New Roman" w:cs="Times New Roman"/>
+          <w:i/>
+          <w:iCs/>
+          <w:lang w:val="en-CA"/>
+        </w:rPr>
+        <w:t>General: The overall telemetry, home range, and RSF framework is appropriate, but several clarifications are needed.</w:t>
+      </w:r>
+    </w:p>
+    <w:p>
+      <w:pPr>
+        <w:rPr>
+          <w:rFonts w:ascii="Times New Roman" w:hAnsi="Times New Roman" w:cs="Times New Roman"/>
+          <w:lang w:val="en-CA"/>
+        </w:rPr>
+      </w:pPr>
+      <w:r>
+        <w:rPr>
+          <w:rFonts w:ascii="Times New Roman" w:hAnsi="Times New Roman" w:cs="Times New Roman"/>
+          <w:i/>
+          <w:iCs/>
+          <w:lang w:val="en-CA"/>
+        </w:rPr>
+        <w:t>* Line 183: Tracking effort and spatial coverage differ substantially among sites (e.g., 5 km² vs 18 km²). Please clarify how effort was standardized or discuss this as a limitation.</w:t>
+      </w:r>
+    </w:p>
+    <w:p>
+      <w:pPr>
+        <w:rPr>
+          <w:rFonts w:ascii="Times New Roman" w:hAnsi="Times New Roman" w:cs="Times New Roman"/>
+          <w:color w:val="215E99" w:themeColor="text2" w:themeTint="BF"/>
+          <w:lang w:val="en-CA"/>
+        </w:rPr>
+      </w:pPr>
+      <w:r>
+        <w:rPr>
+          <w:rFonts w:ascii="Times New Roman" w:hAnsi="Times New Roman" w:cs="Times New Roman"/>
+          <w:color w:val="215E99" w:themeColor="text2" w:themeTint="BF"/>
+          <w:lang w:val="en-CA"/>
+        </w:rPr>
+        <w:t>We thank the reviewer for pointing this out. We have now included in the manuscript a</w:t>
+      </w:r>
+      <w:r>
+        <w:rPr>
+          <w:rFonts w:ascii="Times New Roman" w:hAnsi="Times New Roman" w:cs="Times New Roman"/>
+          <w:color w:val="215E99" w:themeColor="text2" w:themeTint="BF"/>
+          <w:lang w:val="en-CA"/>
+        </w:rPr>
+        <w:t>nd additional</w:t>
+      </w:r>
+      <w:r>
+        <w:rPr>
+          <w:rFonts w:ascii="Times New Roman" w:hAnsi="Times New Roman" w:cs="Times New Roman"/>
+          <w:color w:val="215E99" w:themeColor="text2" w:themeTint="BF"/>
+          <w:lang w:val="en-CA"/>
+        </w:rPr>
+        <w:t xml:space="preserve"> </w:t>
+      </w:r>
+      <w:r>
+        <w:rPr>
+          <w:rFonts w:ascii="Times New Roman" w:hAnsi="Times New Roman" w:cs="Times New Roman"/>
+          <w:color w:val="215E99" w:themeColor="text2" w:themeTint="BF"/>
+          <w:lang w:val="en-CA"/>
+        </w:rPr>
+        <w:t xml:space="preserve">paragraph discussing how spatial coverage differences are mainly due to logistics and weather limitations, along with the time constraints of tracking birds (some individuals may only take 15 minutes to locate, while some may take up to 1h30 minutes). This makes standardizing the tracking efforts </w:t>
+      </w:r>
+      <w:r>
+        <w:rPr>
+          <w:rFonts w:ascii="Times New Roman" w:hAnsi="Times New Roman" w:cs="Times New Roman"/>
+          <w:color w:val="215E99" w:themeColor="text2" w:themeTint="BF"/>
+          <w:lang w:val="en-CA"/>
+        </w:rPr>
+        <w:t>challenging, but as the overall goal was to cover as much area as possible to find an individual, standardization of effor</w:t>
+      </w:r>
+      <w:r>
+        <w:rPr>
+          <w:rFonts w:ascii="Times New Roman" w:hAnsi="Times New Roman" w:cs="Times New Roman"/>
+          <w:color w:val="215E99" w:themeColor="text2" w:themeTint="BF"/>
+          <w:lang w:val="en-CA"/>
+        </w:rPr>
+        <w:t xml:space="preserve">t was not central to field protocol. </w:t>
+      </w:r>
+    </w:p>
+    <w:p>
+      <w:pPr>
+        <w:rPr>
+          <w:rFonts w:ascii="Times New Roman" w:hAnsi="Times New Roman" w:cs="Times New Roman"/>
+          <w:lang w:val="en-CA"/>
+        </w:rPr>
+      </w:pPr>
+    </w:p>
+    <w:p>
+      <w:pPr>
+        <w:rPr>
+          <w:rFonts w:ascii="Times New Roman" w:hAnsi="Times New Roman" w:cs="Times New Roman"/>
+          <w:lang w:val="en-CA"/>
+        </w:rPr>
+      </w:pPr>
+      <w:r>
+        <w:rPr>
+          <w:rFonts w:ascii="Times New Roman" w:hAnsi="Times New Roman" w:cs="Times New Roman"/>
+          <w:i/>
+          <w:iCs/>
+          <w:lang w:val="en-CA"/>
+        </w:rPr>
+        <w:t>* Line 185: "Cover as much ground as possible" is vague. Please provide more detail on effort (e.g., hours per visit, routes, number of observers).</w:t>
+      </w:r>
+    </w:p>
+    <w:p>
+      <w:pPr>
+        <w:rPr>
+          <w:rFonts w:ascii="Times New Roman" w:hAnsi="Times New Roman" w:cs="Times New Roman"/>
+          <w:color w:val="215E99" w:themeColor="text2" w:themeTint="BF"/>
+          <w:lang w:val="en-CA"/>
+        </w:rPr>
+      </w:pPr>
+      <w:r>
+        <w:rPr>
+          <w:rFonts w:ascii="Times New Roman" w:hAnsi="Times New Roman" w:cs="Times New Roman"/>
+          <w:color w:val="215E99" w:themeColor="text2" w:themeTint="BF"/>
+          <w:lang w:val="en-CA"/>
+        </w:rPr>
+        <w:t xml:space="preserve">We agree with the reviewer’s comment that clarity can be improved. In response, we have removed the vague statement and included more details on the process of tracking, including the hours spent tracking per session and the process of tracking newly relocated individuals, individuals with known locations and missing individuals. We hope that this improves clarity and precision to the manuscript while removing </w:t>
+      </w:r>
+      <w:r>
+        <w:rPr>
+          <w:rFonts w:ascii="Times New Roman" w:hAnsi="Times New Roman" w:cs="Times New Roman"/>
+          <w:color w:val="215E99" w:themeColor="text2" w:themeTint="BF"/>
+          <w:lang w:val="en-CA"/>
+        </w:rPr>
+        <w:t>confusing information.</w:t>
+      </w:r>
+    </w:p>
+    <w:p>
+      <w:pPr>
+        <w:rPr>
+          <w:rFonts w:ascii="Times New Roman" w:hAnsi="Times New Roman" w:cs="Times New Roman"/>
+          <w:lang w:val="en-CA"/>
+        </w:rPr>
+      </w:pPr>
+    </w:p>
+    <w:p>
+      <w:pPr>
+        <w:rPr>
+          <w:rFonts w:ascii="Times New Roman" w:hAnsi="Times New Roman" w:cs="Times New Roman"/>
+          <w:lang w:val="en-CA"/>
+        </w:rPr>
+      </w:pPr>
+      <w:r>
+        <w:rPr>
+          <w:rFonts w:ascii="Times New Roman" w:hAnsi="Times New Roman" w:cs="Times New Roman"/>
+          <w:i/>
+          <w:iCs/>
+          <w:lang w:val="en-CA"/>
+        </w:rPr>
+        <w:t>* Line 197: KDE estimates based on as few as five locations are unlikely to be reliable. Please justify this threshold, conduct sensitivity analysis, or consider excluding individuals with very low sample sizes.</w:t>
+      </w:r>
+    </w:p>
+    <w:p>
+      <w:pPr>
+        <w:rPr>
+          <w:rFonts w:ascii="Times New Roman" w:hAnsi="Times New Roman" w:cs="Times New Roman"/>
+          <w:color w:val="215E99" w:themeColor="text2" w:themeTint="BF"/>
+          <w:lang w:val="en-CA"/>
+        </w:rPr>
+      </w:pPr>
+      <w:r>
+        <w:rPr>
+          <w:rFonts w:ascii="Times New Roman" w:hAnsi="Times New Roman" w:cs="Times New Roman"/>
+          <w:color w:val="215E99" w:themeColor="text2" w:themeTint="BF"/>
+          <w:lang w:val="en-CA"/>
+        </w:rPr>
+        <w:t xml:space="preserve">We employed the minimum threshold allowable by the analysis (n = 5) to make the most of a limited dataset. We agree that this may </w:t>
+      </w:r>
+      <w:r>
+        <w:rPr>
+          <w:rFonts w:ascii="Times New Roman" w:hAnsi="Times New Roman" w:cs="Times New Roman"/>
+          <w:color w:val="215E99" w:themeColor="text2" w:themeTint="BF"/>
+          <w:lang w:val="en-CA"/>
+        </w:rPr>
+        <w:t xml:space="preserve">lead to oversmoothing and is less reliable than estimates made with more locations – but setting a more conservative threshold would have severely reduced our sample size. We endeavoured to use caution in the interpretations of our findings </w:t>
+      </w:r>
+      <w:r>
+        <w:rPr>
+          <w:rFonts w:ascii="Times New Roman" w:hAnsi="Times New Roman" w:cs="Times New Roman"/>
+          <w:color w:val="215E99" w:themeColor="text2" w:themeTint="BF"/>
+          <w:lang w:val="en-CA"/>
+        </w:rPr>
+        <w:t xml:space="preserve">due to this logistical constraint in our analysis. </w:t>
+      </w:r>
+    </w:p>
+    <w:p>
+      <w:pPr>
+        <w:rPr>
+          <w:rFonts w:ascii="Times New Roman" w:hAnsi="Times New Roman" w:cs="Times New Roman"/>
+          <w:lang w:val="en-CA"/>
+        </w:rPr>
+      </w:pPr>
+    </w:p>
+    <w:p>
+      <w:pPr>
+        <w:rPr>
+          <w:rFonts w:ascii="Times New Roman" w:hAnsi="Times New Roman" w:cs="Times New Roman"/>
+          <w:i/>
+          <w:iCs/>
+          <w:lang w:val="en-CA"/>
+        </w:rPr>
+      </w:pPr>
+      <w:r>
+        <w:rPr>
+          <w:rFonts w:ascii="Times New Roman" w:hAnsi="Times New Roman" w:cs="Times New Roman"/>
+          <w:i/>
+          <w:iCs/>
+          <w:lang w:val="en-CA"/>
+        </w:rPr>
+        <w:lastRenderedPageBreak/>
+        <w:t>* Lines 198-208: The full mathematical formulation of KDE is unnecessary for this journal and could be replaced by a citation.</w:t>
+      </w:r>
+    </w:p>
+    <w:p>
+      <w:pPr>
+        <w:spacing w:line="259" w:lineRule="auto"/>
+        <w:rPr>
+          <w:rFonts w:ascii="Times New Roman" w:hAnsi="Times New Roman" w:cs="Times New Roman"/>
+          <w:color w:val="215E99" w:themeColor="text2" w:themeTint="BF"/>
+          <w:lang w:val="en-CA"/>
+        </w:rPr>
+      </w:pPr>
+      <w:r>
+        <w:rPr>
+          <w:rFonts w:ascii="Times New Roman" w:hAnsi="Times New Roman" w:cs="Times New Roman"/>
+          <w:color w:val="215E99" w:themeColor="text2" w:themeTint="BF"/>
+          <w:lang w:val="en-CA"/>
+        </w:rPr>
+        <w:t>Done -</w:t>
+      </w:r>
+      <w:r>
+        <w:rPr>
+          <w:rFonts w:ascii="Times New Roman" w:hAnsi="Times New Roman" w:cs="Times New Roman"/>
+          <w:color w:val="215E99" w:themeColor="text2" w:themeTint="BF"/>
+          <w:lang w:val="en-CA"/>
+        </w:rPr>
+        <w:t xml:space="preserve"> the mathematical formulation of KDE was removed and the citation from Worton, 1989 was added</w:t>
+      </w:r>
+      <w:r>
+        <w:rPr>
+          <w:rFonts w:ascii="Times New Roman" w:hAnsi="Times New Roman" w:cs="Times New Roman"/>
+          <w:color w:val="215E99" w:themeColor="text2" w:themeTint="BF"/>
+          <w:lang w:val="en-CA"/>
+        </w:rPr>
+        <w:t xml:space="preserve"> in its place</w:t>
+      </w:r>
+    </w:p>
+    <w:p>
+      <w:pPr>
+        <w:rPr>
+          <w:rFonts w:ascii="Times New Roman" w:hAnsi="Times New Roman" w:cs="Times New Roman"/>
+          <w:i/>
+          <w:iCs/>
+          <w:lang w:val="en-CA"/>
+        </w:rPr>
+      </w:pPr>
+    </w:p>
+    <w:p>
+      <w:pPr>
+        <w:rPr>
+          <w:rFonts w:ascii="Times New Roman" w:hAnsi="Times New Roman" w:cs="Times New Roman"/>
+          <w:lang w:val="en-CA"/>
+        </w:rPr>
+      </w:pPr>
+      <w:r>
+        <w:rPr>
+          <w:rFonts w:ascii="Times New Roman" w:hAnsi="Times New Roman" w:cs="Times New Roman"/>
+          <w:i/>
+          <w:iCs/>
+          <w:lang w:val="en-CA"/>
+        </w:rPr>
+        <w:t>* Line 209: Clarify how low per-individual sample sizes may influence scale-of-effect analyses.</w:t>
+      </w:r>
+    </w:p>
+    <w:p>
+      <w:pPr>
+        <w:rPr>
+          <w:rFonts w:ascii="Times New Roman" w:hAnsi="Times New Roman" w:cs="Times New Roman"/>
+          <w:color w:val="215E99" w:themeColor="text2" w:themeTint="BF"/>
+          <w:lang w:val="en-CA"/>
+        </w:rPr>
+      </w:pPr>
+      <w:r>
+        <w:rPr>
+          <w:rFonts w:ascii="Times New Roman" w:hAnsi="Times New Roman" w:cs="Times New Roman"/>
+          <w:color w:val="215E99" w:themeColor="text2" w:themeTint="BF"/>
+          <w:lang w:val="en-CA"/>
+        </w:rPr>
+        <w:t xml:space="preserve">We thank the reviewer for this comment. We have addressed this point in </w:t>
+      </w:r>
+      <w:r>
+        <w:rPr>
+          <w:rFonts w:ascii="Times New Roman" w:hAnsi="Times New Roman" w:cs="Times New Roman"/>
+          <w:color w:val="215E99" w:themeColor="text2" w:themeTint="BF"/>
+          <w:lang w:val="en-CA"/>
+        </w:rPr>
+        <w:t>in an earlier comment by adding a substantial section in the Scale-of-effect section</w:t>
+      </w:r>
+      <w:r>
+        <w:rPr>
+          <w:rFonts w:ascii="Times New Roman" w:hAnsi="Times New Roman" w:cs="Times New Roman"/>
+          <w:color w:val="215E99" w:themeColor="text2" w:themeTint="BF"/>
+          <w:lang w:val="en-CA"/>
+        </w:rPr>
+        <w:t xml:space="preserve"> to clarify the effect of low per individual sample sizes’ effect on the </w:t>
+      </w:r>
+      <w:r>
+        <w:rPr>
+          <w:rFonts w:ascii="Times New Roman" w:hAnsi="Times New Roman" w:cs="Times New Roman"/>
+          <w:color w:val="215E99" w:themeColor="text2" w:themeTint="BF"/>
+          <w:lang w:val="en-CA"/>
+        </w:rPr>
+        <w:t>analyses.</w:t>
+      </w:r>
+    </w:p>
+    <w:p>
+      <w:pPr>
+        <w:rPr>
+          <w:rFonts w:ascii="Times New Roman" w:hAnsi="Times New Roman" w:cs="Times New Roman"/>
+          <w:lang w:val="en-CA"/>
+        </w:rPr>
+      </w:pPr>
+    </w:p>
+    <w:p>
+      <w:pPr>
+        <w:rPr>
+          <w:rFonts w:ascii="Times New Roman" w:hAnsi="Times New Roman" w:cs="Times New Roman"/>
+          <w:i/>
+          <w:iCs/>
+          <w:lang w:val="en-CA"/>
+        </w:rPr>
+      </w:pPr>
+      <w:r>
+        <w:rPr>
+          <w:rFonts w:ascii="Times New Roman" w:hAnsi="Times New Roman" w:cs="Times New Roman"/>
+          <w:i/>
+          <w:iCs/>
+          <w:lang w:val="en-CA"/>
+        </w:rPr>
+        <w:t>* Line 224: Some individuals contribute as few as five points to RSF analyses. Please justify this threshold or assess sensitivity.</w:t>
+      </w:r>
+    </w:p>
+    <w:p>
+      <w:pPr>
+        <w:rPr>
+          <w:rFonts w:ascii="Times New Roman" w:hAnsi="Times New Roman" w:cs="Times New Roman"/>
+          <w:color w:val="215E99" w:themeColor="text2" w:themeTint="BF"/>
+          <w:lang w:val="en-CA"/>
+        </w:rPr>
+      </w:pPr>
+      <w:r>
+        <w:rPr>
+          <w:rFonts w:ascii="Times New Roman" w:hAnsi="Times New Roman" w:cs="Times New Roman"/>
+          <w:color w:val="215E99" w:themeColor="text2" w:themeTint="BF"/>
+          <w:lang w:val="en-CA"/>
+        </w:rPr>
+        <w:t xml:space="preserve">We are grateful for the reviewer’s insight on this. We added a small section to highlight that even if an individual contributes to </w:t>
+      </w:r>
+      <w:r>
+        <w:rPr>
+          <w:rFonts w:ascii="Times New Roman" w:hAnsi="Times New Roman" w:cs="Times New Roman"/>
+          <w:color w:val="215E99" w:themeColor="text2" w:themeTint="BF"/>
+          <w:lang w:val="en-CA"/>
+        </w:rPr>
+        <w:t xml:space="preserve">a small number of points, because we are comparing used/available </w:t>
+      </w:r>
+      <w:r>
+        <w:rPr>
+          <w:rFonts w:ascii="Times New Roman" w:hAnsi="Times New Roman" w:cs="Times New Roman"/>
+          <w:color w:val="215E99" w:themeColor="text2" w:themeTint="BF"/>
+          <w:lang w:val="en-CA"/>
+        </w:rPr>
+        <w:t xml:space="preserve">at the population level, there are </w:t>
+      </w:r>
+      <w:r>
+        <w:rPr>
+          <w:rFonts w:ascii="Times New Roman" w:hAnsi="Times New Roman" w:cs="Times New Roman"/>
+          <w:color w:val="215E99" w:themeColor="text2" w:themeTint="BF"/>
+          <w:lang w:val="en-CA"/>
+        </w:rPr>
+        <w:t>no minimum number of points required at the individual level.</w:t>
+      </w:r>
+    </w:p>
+    <w:p>
+      <w:pPr>
+        <w:rPr>
+          <w:rFonts w:ascii="Times New Roman" w:hAnsi="Times New Roman" w:cs="Times New Roman"/>
+          <w:lang w:val="en-CA"/>
+        </w:rPr>
+      </w:pPr>
+    </w:p>
+    <w:p>
+      <w:pPr>
+        <w:rPr>
+          <w:rFonts w:ascii="Times New Roman" w:hAnsi="Times New Roman" w:cs="Times New Roman"/>
+          <w:lang w:val="en-CA"/>
+        </w:rPr>
+      </w:pPr>
+      <w:r>
+        <w:rPr>
+          <w:rFonts w:ascii="Times New Roman" w:hAnsi="Times New Roman" w:cs="Times New Roman"/>
+          <w:i/>
+          <w:iCs/>
+          <w:lang w:val="en-CA"/>
+        </w:rPr>
+        <w:t>* Line 232: Please justify the use of a 1:1 used-to-available ratio.</w:t>
+      </w:r>
+    </w:p>
+    <w:p>
+      <w:pPr>
+        <w:spacing w:line="259" w:lineRule="auto"/>
+        <w:rPr>
+          <w:rFonts w:ascii="Times New Roman" w:hAnsi="Times New Roman" w:cs="Times New Roman"/>
+          <w:color w:val="215E99" w:themeColor="text2" w:themeTint="BF"/>
+          <w:lang w:val="en-CA"/>
+        </w:rPr>
+      </w:pPr>
+      <w:r>
+        <w:rPr>
+          <w:rFonts w:ascii="Times New Roman" w:hAnsi="Times New Roman" w:cs="Times New Roman"/>
+          <w:color w:val="215E99" w:themeColor="text2" w:themeTint="BF"/>
+          <w:lang w:val="en-CA"/>
+        </w:rPr>
+        <w:t xml:space="preserve">We thank the reviewer for pointing this out. In response, we have added a clarification stating that the 1:1 ratio we used is based on the matched case-control design </w:t>
+      </w:r>
+      <w:r>
+        <w:rPr>
+          <w:rFonts w:ascii="Times New Roman" w:hAnsi="Times New Roman" w:cs="Times New Roman"/>
+          <w:color w:val="215E99" w:themeColor="text2" w:themeTint="BF"/>
+          <w:lang w:val="en-CA"/>
+        </w:rPr>
+        <w:t>(e.g.</w:t>
+      </w:r>
+      <w:r>
+        <w:rPr>
+          <w:rFonts w:ascii="Times New Roman" w:hAnsi="Times New Roman" w:cs="Times New Roman"/>
+          <w:color w:val="215E99" w:themeColor="text2" w:themeTint="BF"/>
+          <w:lang w:val="en-CA"/>
+        </w:rPr>
+        <w:t>Fortin et al. 2005)</w:t>
+      </w:r>
+      <w:r>
+        <w:rPr>
+          <w:rFonts w:ascii="Times New Roman" w:hAnsi="Times New Roman" w:cs="Times New Roman"/>
+          <w:color w:val="215E99" w:themeColor="text2" w:themeTint="BF"/>
+          <w:lang w:val="en-CA"/>
+        </w:rPr>
+        <w:t xml:space="preserve">, along with a short </w:t>
+      </w:r>
+      <w:r>
+        <w:rPr>
+          <w:rFonts w:ascii="Times New Roman" w:hAnsi="Times New Roman" w:cs="Times New Roman"/>
+          <w:color w:val="215E99" w:themeColor="text2" w:themeTint="BF"/>
+          <w:lang w:val="en-CA"/>
+        </w:rPr>
+        <w:t xml:space="preserve">clarification </w:t>
+      </w:r>
+      <w:r>
+        <w:rPr>
+          <w:rFonts w:ascii="Times New Roman" w:hAnsi="Times New Roman" w:cs="Times New Roman"/>
+          <w:color w:val="215E99" w:themeColor="text2" w:themeTint="BF"/>
+          <w:lang w:val="en-CA"/>
+        </w:rPr>
+        <w:t>sentence.</w:t>
+      </w:r>
+    </w:p>
+    <w:p>
+      <w:pPr>
+        <w:rPr>
+          <w:rFonts w:ascii="Times New Roman" w:hAnsi="Times New Roman" w:cs="Times New Roman"/>
+          <w:lang w:val="en-CA"/>
+        </w:rPr>
+      </w:pPr>
+    </w:p>
+    <w:p>
+      <w:pPr>
+        <w:rPr>
+          <w:rFonts w:ascii="Times New Roman" w:hAnsi="Times New Roman" w:cs="Times New Roman"/>
+          <w:lang w:val="en-CA"/>
+        </w:rPr>
+      </w:pPr>
+      <w:r>
+        <w:rPr>
+          <w:rFonts w:ascii="Times New Roman" w:hAnsi="Times New Roman" w:cs="Times New Roman"/>
+          <w:i/>
+          <w:iCs/>
+          <w:lang w:val="en-CA"/>
+        </w:rPr>
+        <w:t>* Line 233: Please justify the 300 m buffer for available points.</w:t>
+      </w:r>
+    </w:p>
+    <w:p>
+      <w:pPr>
+        <w:rPr>
+          <w:rFonts w:ascii="Times New Roman" w:hAnsi="Times New Roman" w:cs="Times New Roman"/>
+          <w:color w:val="215E99" w:themeColor="text2" w:themeTint="BF"/>
+          <w:lang w:val="en-CA"/>
+        </w:rPr>
+      </w:pPr>
+      <w:r>
+        <w:rPr>
+          <w:rFonts w:ascii="Times New Roman" w:hAnsi="Times New Roman" w:cs="Times New Roman"/>
+          <w:color w:val="215E99" w:themeColor="text2" w:themeTint="BF"/>
+          <w:lang w:val="en-CA"/>
+        </w:rPr>
+        <w:t xml:space="preserve">We agree with this comment and have included a section to add that the 300 m buffer comes from the median </w:t>
+      </w:r>
+      <w:r>
+        <w:rPr>
+          <w:rFonts w:ascii="Times New Roman" w:hAnsi="Times New Roman" w:cs="Times New Roman"/>
+          <w:color w:val="215E99" w:themeColor="text2" w:themeTint="BF"/>
+          <w:lang w:val="en-CA"/>
+        </w:rPr>
+        <w:t>distance birds would travel/cover in a day</w:t>
+      </w:r>
+      <w:r>
+        <w:rPr>
+          <w:rFonts w:ascii="Times New Roman" w:hAnsi="Times New Roman" w:cs="Times New Roman"/>
+          <w:color w:val="215E99" w:themeColor="text2" w:themeTint="BF"/>
+          <w:lang w:val="en-CA"/>
+        </w:rPr>
+        <w:t xml:space="preserve"> based on tracking data.</w:t>
+      </w:r>
+    </w:p>
+    <w:p>
+      <w:pPr>
+        <w:rPr>
+          <w:rFonts w:ascii="Times New Roman" w:hAnsi="Times New Roman" w:cs="Times New Roman"/>
+          <w:lang w:val="en-CA"/>
+        </w:rPr>
+      </w:pPr>
+    </w:p>
+    <w:p>
+      <w:pPr>
+        <w:rPr>
+          <w:rFonts w:ascii="Times New Roman" w:hAnsi="Times New Roman" w:cs="Times New Roman"/>
+          <w:lang w:val="en-CA"/>
+        </w:rPr>
+      </w:pPr>
+      <w:r>
+        <w:rPr>
+          <w:rFonts w:ascii="Times New Roman" w:hAnsi="Times New Roman" w:cs="Times New Roman"/>
+          <w:i/>
+          <w:iCs/>
+          <w:lang w:val="en-CA"/>
+        </w:rPr>
+        <w:t>* Line 235: Start a new paragraph when introducing models.</w:t>
+      </w:r>
+    </w:p>
+    <w:p>
+      <w:pPr>
+        <w:rPr>
+          <w:rFonts w:ascii="Times New Roman" w:hAnsi="Times New Roman" w:cs="Times New Roman"/>
+          <w:color w:val="215E99" w:themeColor="text2" w:themeTint="BF"/>
+          <w:lang w:val="en-CA"/>
+        </w:rPr>
+      </w:pPr>
+      <w:r>
+        <w:rPr>
+          <w:rFonts w:ascii="Times New Roman" w:hAnsi="Times New Roman" w:cs="Times New Roman"/>
+          <w:color w:val="215E99" w:themeColor="text2" w:themeTint="BF"/>
+          <w:lang w:val="en-CA"/>
+        </w:rPr>
+        <w:t>The authors agree with this comment and have added a line return to divide the text.</w:t>
+      </w:r>
+    </w:p>
+    <w:p>
+      <w:pPr>
+        <w:rPr>
+          <w:rFonts w:ascii="Times New Roman" w:hAnsi="Times New Roman" w:cs="Times New Roman"/>
+          <w:lang w:val="en-CA"/>
+        </w:rPr>
+      </w:pPr>
+    </w:p>
+    <w:p>
+      <w:pPr>
+        <w:rPr>
+          <w:lang w:val="en-CA"/>
+        </w:rPr>
+      </w:pPr>
+      <w:r>
+        <w:rPr>
+          <w:rFonts w:ascii="Times New Roman" w:hAnsi="Times New Roman" w:cs="Times New Roman"/>
+          <w:i/>
+          <w:iCs/>
+          <w:lang w:val="en-CA"/>
+        </w:rPr>
+        <w:t>* Models (general): The candidate model set appears hypothesis-driven, which is a strength. Consider explicitly framing these as a priori hypotheses.</w:t>
+      </w:r>
+    </w:p>
+    <w:p>
+      <w:pPr>
+        <w:rPr>
+          <w:rFonts w:ascii="Times New Roman" w:hAnsi="Times New Roman" w:cs="Times New Roman"/>
+          <w:color w:val="215E99" w:themeColor="text2" w:themeTint="BF"/>
+          <w:lang w:val="en-CA"/>
+        </w:rPr>
+      </w:pPr>
+      <w:r>
+        <w:rPr>
+          <w:rFonts w:ascii="Times New Roman" w:hAnsi="Times New Roman" w:cs="Times New Roman"/>
+          <w:color w:val="215E99" w:themeColor="text2" w:themeTint="BF"/>
+          <w:lang w:val="en-CA"/>
+        </w:rPr>
+        <w:t xml:space="preserve">We agree that models were created for inference testing based on hypotheses and have further clarified this in the introduction and in the methods were the models are described. </w:t>
+      </w:r>
+    </w:p>
+    <w:p>
+      <w:pPr>
+        <w:rPr>
+          <w:rFonts w:ascii="Times New Roman" w:hAnsi="Times New Roman" w:cs="Times New Roman"/>
+          <w:i/>
+          <w:iCs/>
+          <w:lang w:val="en-CA"/>
+        </w:rPr>
+      </w:pPr>
+    </w:p>
+    <w:p>
+      <w:pPr>
+        <w:rPr>
+          <w:rFonts w:ascii="Times New Roman" w:hAnsi="Times New Roman" w:cs="Times New Roman"/>
+          <w:i/>
+          <w:iCs/>
+          <w:lang w:val="en-CA"/>
+        </w:rPr>
+      </w:pPr>
+      <w:r>
+        <w:rPr>
+          <w:rFonts w:ascii="Times New Roman" w:hAnsi="Times New Roman" w:cs="Times New Roman"/>
+          <w:i/>
+          <w:iCs/>
+          <w:lang w:val="en-CA"/>
+        </w:rPr>
+        <w:t>* Line 250: Please provide actual VIF values or a correlation matrix among predictors. VIF &gt;5 suggests concerning collinearity, and this matters given the mechanistic interpretation offered.</w:t>
+      </w:r>
+    </w:p>
+    <w:p>
+      <w:pPr>
+        <w:rPr>
+          <w:rFonts w:ascii="Times New Roman" w:hAnsi="Times New Roman" w:cs="Times New Roman"/>
+          <w:color w:val="215E99" w:themeColor="text2" w:themeTint="BF"/>
+          <w:lang w:val="en-CA"/>
+        </w:rPr>
+      </w:pPr>
+      <w:r>
+        <w:rPr>
+          <w:rFonts w:ascii="Times New Roman" w:hAnsi="Times New Roman" w:cs="Times New Roman"/>
+          <w:color w:val="215E99" w:themeColor="text2" w:themeTint="BF"/>
+          <w:lang w:val="en-CA"/>
+        </w:rPr>
+        <w:t xml:space="preserve">We thank the reviewer for this </w:t>
+      </w:r>
+      <w:r>
+        <w:rPr>
+          <w:rFonts w:ascii="Times New Roman" w:hAnsi="Times New Roman" w:cs="Times New Roman"/>
+          <w:color w:val="215E99" w:themeColor="text2" w:themeTint="BF"/>
+          <w:lang w:val="en-CA"/>
+        </w:rPr>
+        <w:t>insight;</w:t>
+      </w:r>
+      <w:r>
+        <w:rPr>
+          <w:rFonts w:ascii="Times New Roman" w:hAnsi="Times New Roman" w:cs="Times New Roman"/>
+          <w:color w:val="215E99" w:themeColor="text2" w:themeTint="BF"/>
+          <w:lang w:val="en-CA"/>
+        </w:rPr>
+        <w:t xml:space="preserve"> we agree with the comment and have included </w:t>
+      </w:r>
+      <w:r>
+        <w:rPr>
+          <w:rFonts w:ascii="Times New Roman" w:hAnsi="Times New Roman" w:cs="Times New Roman"/>
+          <w:color w:val="215E99" w:themeColor="text2" w:themeTint="BF"/>
+          <w:lang w:val="en-CA"/>
+        </w:rPr>
+        <w:t>the VIFs range for the predictor variables</w:t>
+      </w:r>
+      <w:r>
+        <w:rPr>
+          <w:rFonts w:ascii="Times New Roman" w:hAnsi="Times New Roman" w:cs="Times New Roman"/>
+          <w:color w:val="215E99" w:themeColor="text2" w:themeTint="BF"/>
+          <w:lang w:val="en-CA"/>
+        </w:rPr>
+        <w:t xml:space="preserve"> (between 1.05 and 3.31)</w:t>
       </w:r>
       <w:r>
         <w:rPr>
@@ -2110,17 +2917,378 @@
       <w:pPr>
         <w:rPr>
           <w:rFonts w:ascii="Times New Roman" w:hAnsi="Times New Roman" w:cs="Times New Roman"/>
-          <w:lang w:val="en-CA"/>
-        </w:rPr>
-      </w:pPr>
-      <w:r>
-        <w:rPr>
-          <w:rFonts w:ascii="Times New Roman" w:hAnsi="Times New Roman" w:cs="Times New Roman"/>
-          <w:i/>
-          <w:iCs/>
-          <w:lang w:val="en-CA"/>
-        </w:rPr>
-        <w:t>* Major structural issue: The final paragraph does not clearly convey the translocation design. This should be explicitly described here and in the Abstract.</w:t>
+          <w:i/>
+          <w:iCs/>
+          <w:lang w:val="en-CA"/>
+        </w:rPr>
+      </w:pPr>
+      <w:r>
+        <w:rPr>
+          <w:rFonts w:ascii="Times New Roman" w:hAnsi="Times New Roman" w:cs="Times New Roman"/>
+          <w:i/>
+          <w:iCs/>
+          <w:lang w:val="en-CA"/>
+        </w:rPr>
+        <w:t>Results</w:t>
+      </w:r>
+    </w:p>
+    <w:p>
+      <w:pPr>
+        <w:rPr>
+          <w:rFonts w:ascii="Times New Roman" w:hAnsi="Times New Roman" w:cs="Times New Roman"/>
+          <w:lang w:val="en-CA"/>
+        </w:rPr>
+      </w:pPr>
+      <w:r>
+        <w:rPr>
+          <w:rFonts w:ascii="Times New Roman" w:hAnsi="Times New Roman" w:cs="Times New Roman"/>
+          <w:i/>
+          <w:iCs/>
+          <w:lang w:val="en-CA"/>
+        </w:rPr>
+        <w:t>* Lines 256-277 (Figures 2-3): These population trend and banding analyses feel tangential and interrupt the narrative. Consider condensing or moving to Supplement.</w:t>
+      </w:r>
+    </w:p>
+    <w:p>
+      <w:pPr>
+        <w:rPr>
+          <w:rFonts w:ascii="Times New Roman" w:hAnsi="Times New Roman" w:cs="Times New Roman"/>
+          <w:color w:val="215E99" w:themeColor="text2" w:themeTint="BF"/>
+          <w:lang w:val="en-CA"/>
+        </w:rPr>
+      </w:pPr>
+      <w:r>
+        <w:rPr>
+          <w:rFonts w:ascii="Times New Roman" w:hAnsi="Times New Roman" w:cs="Times New Roman"/>
+          <w:color w:val="215E99" w:themeColor="text2" w:themeTint="BF"/>
+          <w:lang w:val="en-CA"/>
+        </w:rPr>
+        <w:t xml:space="preserve">The authors </w:t>
+      </w:r>
+      <w:r>
+        <w:rPr>
+          <w:rFonts w:ascii="Times New Roman" w:hAnsi="Times New Roman" w:cs="Times New Roman"/>
+          <w:color w:val="215E99" w:themeColor="text2" w:themeTint="BF"/>
+          <w:lang w:val="en-CA"/>
+        </w:rPr>
+        <w:t>thank the reviewer for this comment</w:t>
+      </w:r>
+      <w:r>
+        <w:rPr>
+          <w:rFonts w:ascii="Times New Roman" w:hAnsi="Times New Roman" w:cs="Times New Roman"/>
+          <w:color w:val="215E99" w:themeColor="text2" w:themeTint="BF"/>
+          <w:lang w:val="en-CA"/>
+        </w:rPr>
+        <w:t xml:space="preserve">. </w:t>
+      </w:r>
+      <w:r>
+        <w:rPr>
+          <w:rFonts w:ascii="Times New Roman" w:hAnsi="Times New Roman" w:cs="Times New Roman"/>
+          <w:color w:val="215E99" w:themeColor="text2" w:themeTint="BF"/>
+          <w:lang w:val="en-CA"/>
+        </w:rPr>
+        <w:t xml:space="preserve">We have addressed this comment </w:t>
+      </w:r>
+      <w:r>
+        <w:rPr>
+          <w:rFonts w:ascii="Times New Roman" w:hAnsi="Times New Roman" w:cs="Times New Roman"/>
+          <w:color w:val="215E99" w:themeColor="text2" w:themeTint="BF"/>
+          <w:lang w:val="en-CA"/>
+        </w:rPr>
+        <w:t>further in the document</w:t>
+      </w:r>
+      <w:r>
+        <w:rPr>
+          <w:rFonts w:ascii="Times New Roman" w:hAnsi="Times New Roman" w:cs="Times New Roman"/>
+          <w:color w:val="215E99" w:themeColor="text2" w:themeTint="BF"/>
+          <w:lang w:val="en-CA"/>
+        </w:rPr>
+        <w:t xml:space="preserve"> (3 pages below this present comment)</w:t>
+      </w:r>
+      <w:r>
+        <w:rPr>
+          <w:rFonts w:ascii="Times New Roman" w:hAnsi="Times New Roman" w:cs="Times New Roman"/>
+          <w:color w:val="215E99" w:themeColor="text2" w:themeTint="BF"/>
+          <w:lang w:val="en-CA"/>
+        </w:rPr>
+        <w:t>, under a large comment section regarding Figures 2,3 and 6</w:t>
+      </w:r>
+      <w:r>
+        <w:rPr>
+          <w:rFonts w:ascii="Times New Roman" w:hAnsi="Times New Roman" w:cs="Times New Roman"/>
+          <w:color w:val="215E99" w:themeColor="text2" w:themeTint="BF"/>
+          <w:lang w:val="en-CA"/>
+        </w:rPr>
+        <w:t xml:space="preserve"> which was initially included in the “Custom review questions”. We have provided an elaborate response touching on all the concerns raised by the reviewer.</w:t>
+      </w:r>
+    </w:p>
+    <w:p>
+      <w:pPr>
+        <w:rPr>
+          <w:rFonts w:ascii="Times New Roman" w:hAnsi="Times New Roman" w:cs="Times New Roman"/>
+          <w:lang w:val="en-CA"/>
+        </w:rPr>
+      </w:pPr>
+    </w:p>
+    <w:p>
+      <w:pPr>
+        <w:rPr>
+          <w:rFonts w:ascii="Times New Roman" w:hAnsi="Times New Roman" w:cs="Times New Roman"/>
+          <w:lang w:val="en-CA"/>
+        </w:rPr>
+      </w:pPr>
+      <w:r>
+        <w:rPr>
+          <w:rFonts w:ascii="Times New Roman" w:hAnsi="Times New Roman" w:cs="Times New Roman"/>
+          <w:i/>
+          <w:iCs/>
+          <w:lang w:val="en-CA"/>
+        </w:rPr>
+        <w:t>* Line 288-290: Delete "Table 1 details…" and instead reference Table 1 in the prior sentence.</w:t>
+      </w:r>
+    </w:p>
+    <w:p>
+      <w:pPr>
+        <w:rPr>
+          <w:rFonts w:ascii="Times New Roman" w:hAnsi="Times New Roman" w:cs="Times New Roman"/>
+          <w:color w:val="215E99" w:themeColor="text2" w:themeTint="BF"/>
+          <w:lang w:val="en-CA"/>
+        </w:rPr>
+      </w:pPr>
+      <w:r>
+        <w:rPr>
+          <w:rFonts w:ascii="Times New Roman" w:hAnsi="Times New Roman" w:cs="Times New Roman"/>
+          <w:color w:val="215E99" w:themeColor="text2" w:themeTint="BF"/>
+          <w:lang w:val="en-CA"/>
+        </w:rPr>
+        <w:t>We thank the reviewer for this note; we have removed the unnecessary sentence and included a reference to the appropriate table in the previous sentence.</w:t>
+      </w:r>
+    </w:p>
+    <w:p>
+      <w:pPr>
+        <w:rPr>
+          <w:rFonts w:ascii="Times New Roman" w:hAnsi="Times New Roman" w:cs="Times New Roman"/>
+          <w:lang w:val="en-CA"/>
+        </w:rPr>
+      </w:pPr>
+    </w:p>
+    <w:p>
+      <w:pPr>
+        <w:rPr>
+          <w:rFonts w:ascii="Times New Roman" w:hAnsi="Times New Roman" w:cs="Times New Roman"/>
+          <w:lang w:val="en-CA"/>
+        </w:rPr>
+      </w:pPr>
+      <w:r>
+        <w:rPr>
+          <w:rFonts w:ascii="Times New Roman" w:hAnsi="Times New Roman" w:cs="Times New Roman"/>
+          <w:i/>
+          <w:iCs/>
+          <w:lang w:val="en-CA"/>
+        </w:rPr>
+        <w:t>* Table 1: This table is difficult to interpret. The "fated survival" column (e.g., 90% for urban despite 17% apparent survival) requires clear explanation of assumptions.</w:t>
+      </w:r>
+    </w:p>
+    <w:p>
+      <w:pPr>
+        <w:rPr>
+          <w:rFonts w:ascii="Times New Roman" w:hAnsi="Times New Roman" w:cs="Times New Roman"/>
+          <w:color w:val="215E99" w:themeColor="text2" w:themeTint="BF"/>
+          <w:lang w:val="en-CA"/>
+        </w:rPr>
+      </w:pPr>
+      <w:r>
+        <w:rPr>
+          <w:rFonts w:ascii="Times New Roman" w:hAnsi="Times New Roman" w:cs="Times New Roman"/>
+          <w:color w:val="215E99" w:themeColor="text2" w:themeTint="BF"/>
+          <w:lang w:val="en-CA"/>
+        </w:rPr>
+        <w:t>We thank the reviewer for highlighting this issue. As a result, we have decided to remove the confusing last column of the table as it</w:t>
+      </w:r>
+      <w:r>
+        <w:rPr>
+          <w:rFonts w:ascii="Times New Roman" w:hAnsi="Times New Roman" w:cs="Times New Roman"/>
+          <w:color w:val="215E99" w:themeColor="text2" w:themeTint="BF"/>
+          <w:lang w:val="en-CA"/>
+        </w:rPr>
+        <w:t xml:space="preserve"> isn’t relevant for the rest of the manuscript and discussion. We hope that this improves clarity while making the table </w:t>
+      </w:r>
+      <w:r>
+        <w:rPr>
+          <w:rFonts w:ascii="Times New Roman" w:hAnsi="Times New Roman" w:cs="Times New Roman"/>
+          <w:color w:val="215E99" w:themeColor="text2" w:themeTint="BF"/>
+          <w:lang w:val="en-CA"/>
+        </w:rPr>
+        <w:t>easier to read and understand.</w:t>
+      </w:r>
+    </w:p>
+    <w:p>
+      <w:pPr>
+        <w:rPr>
+          <w:rFonts w:ascii="Times New Roman" w:hAnsi="Times New Roman" w:cs="Times New Roman"/>
+          <w:lang w:val="en-CA"/>
+        </w:rPr>
+      </w:pPr>
+    </w:p>
+    <w:p>
+      <w:pPr>
+        <w:rPr>
+          <w:rFonts w:ascii="Times New Roman" w:hAnsi="Times New Roman" w:cs="Times New Roman"/>
+          <w:lang w:val="en-CA"/>
+        </w:rPr>
+      </w:pPr>
+      <w:r>
+        <w:rPr>
+          <w:rFonts w:ascii="Times New Roman" w:hAnsi="Times New Roman" w:cs="Times New Roman"/>
+          <w:i/>
+          <w:iCs/>
+          <w:lang w:val="en-CA"/>
+        </w:rPr>
+        <w:t>* Table 2: Sample sizes (urban n = 9) and large SEs limit inference. Conclusions about urban effects on home range size should be tempered. Core area differences (p = 0.077) are better framed as a trend (done so on next line).</w:t>
+      </w:r>
+    </w:p>
+    <w:p>
+      <w:pPr>
+        <w:rPr>
+          <w:rFonts w:ascii="Times New Roman" w:hAnsi="Times New Roman" w:cs="Times New Roman"/>
+          <w:color w:val="215E99" w:themeColor="text2" w:themeTint="BF"/>
+          <w:lang w:val="en-CA"/>
+        </w:rPr>
+      </w:pPr>
+      <w:r>
+        <w:rPr>
+          <w:rFonts w:ascii="Times New Roman" w:hAnsi="Times New Roman" w:cs="Times New Roman"/>
+          <w:color w:val="215E99" w:themeColor="text2" w:themeTint="BF"/>
+          <w:lang w:val="en-CA"/>
+        </w:rPr>
+        <w:t xml:space="preserve">We thank the reviewer for this insightful feedback. We have considerably tempered the conclusions made from the urban effects on home range size </w:t>
+      </w:r>
+      <w:r>
+        <w:rPr>
+          <w:rFonts w:ascii="Times New Roman" w:hAnsi="Times New Roman" w:cs="Times New Roman"/>
+          <w:color w:val="215E99" w:themeColor="text2" w:themeTint="BF"/>
+          <w:lang w:val="en-CA"/>
+        </w:rPr>
+        <w:t>in the discussion section and generally throughout the paper.</w:t>
+      </w:r>
+      <w:r>
+        <w:rPr>
+          <w:rFonts w:ascii="Times New Roman" w:hAnsi="Times New Roman" w:cs="Times New Roman"/>
+          <w:color w:val="215E99" w:themeColor="text2" w:themeTint="BF"/>
+          <w:lang w:val="en-CA"/>
+        </w:rPr>
+        <w:t xml:space="preserve"> </w:t>
+      </w:r>
+      <w:r>
+        <w:rPr>
+          <w:rFonts w:ascii="Times New Roman" w:hAnsi="Times New Roman" w:cs="Times New Roman"/>
+          <w:color w:val="215E99" w:themeColor="text2" w:themeTint="BF"/>
+          <w:lang w:val="en-CA"/>
+        </w:rPr>
+        <w:t>We agree with the reviewer than considering the low sample size and the significance only approaching significance, our conclusions must remain cautious.</w:t>
+      </w:r>
+    </w:p>
+    <w:p>
+      <w:pPr>
+        <w:rPr>
+          <w:rFonts w:ascii="Times New Roman" w:hAnsi="Times New Roman" w:cs="Times New Roman"/>
+          <w:i/>
+          <w:iCs/>
+          <w:lang w:val="en-CA"/>
+        </w:rPr>
+      </w:pPr>
+    </w:p>
+    <w:p>
+      <w:pPr>
+        <w:rPr>
+          <w:rFonts w:ascii="Times New Roman" w:hAnsi="Times New Roman" w:cs="Times New Roman"/>
+          <w:lang w:val="en-CA"/>
+        </w:rPr>
+      </w:pPr>
+      <w:r>
+        <w:rPr>
+          <w:rFonts w:ascii="Times New Roman" w:hAnsi="Times New Roman" w:cs="Times New Roman"/>
+          <w:i/>
+          <w:iCs/>
+          <w:lang w:val="en-CA"/>
+        </w:rPr>
+        <w:t>* Line 324 / Figure 5: Scale-of-effect analyses rely on nested, likely highly correlated predictors. Please report correlations, clarify robustness, and temper interpretation. Consider moving Fig. 5 to Supplement.</w:t>
+      </w:r>
+    </w:p>
+    <w:p>
+      <w:pPr>
+        <w:rPr>
+          <w:rFonts w:ascii="Times New Roman" w:hAnsi="Times New Roman" w:cs="Times New Roman"/>
+          <w:color w:val="215E99" w:themeColor="text2" w:themeTint="BF"/>
+          <w:lang w:val="en-CA"/>
+        </w:rPr>
+      </w:pPr>
+      <w:r>
+        <w:rPr>
+          <w:rFonts w:ascii="Times New Roman" w:hAnsi="Times New Roman" w:cs="Times New Roman"/>
+          <w:color w:val="215E99" w:themeColor="text2" w:themeTint="BF"/>
+          <w:lang w:val="en-CA"/>
+        </w:rPr>
+        <w:t>We agree with the reviewer’s comment and have added correlations to increase the manuscript’s transparency</w:t>
+      </w:r>
+      <w:r>
+        <w:rPr>
+          <w:rFonts w:ascii="Times New Roman" w:hAnsi="Times New Roman" w:cs="Times New Roman"/>
+          <w:color w:val="215E99" w:themeColor="text2" w:themeTint="BF"/>
+          <w:lang w:val="en-CA"/>
+        </w:rPr>
+        <w:t>. As a result, we have also tempered the interpretations made in the discussion regarding scale of association to habitat.</w:t>
+      </w:r>
+      <w:r>
+        <w:rPr>
+          <w:rFonts w:ascii="Times New Roman" w:hAnsi="Times New Roman" w:cs="Times New Roman"/>
+          <w:color w:val="215E99" w:themeColor="text2" w:themeTint="BF"/>
+          <w:lang w:val="en-CA"/>
+        </w:rPr>
+        <w:t xml:space="preserve"> In addition, we have removed Figure 5 and have instead simply reported the </w:t>
+      </w:r>
+      <w:r>
+        <w:rPr>
+          <w:rFonts w:ascii="Times New Roman" w:hAnsi="Times New Roman" w:cs="Times New Roman"/>
+          <w:color w:val="215E99" w:themeColor="text2" w:themeTint="BF"/>
+          <w:lang w:val="en-CA"/>
+        </w:rPr>
+        <w:t xml:space="preserve">∆ AICs that were used to determine </w:t>
+      </w:r>
+      <w:r>
+        <w:rPr>
+          <w:rFonts w:ascii="Times New Roman" w:hAnsi="Times New Roman" w:cs="Times New Roman"/>
+          <w:color w:val="215E99" w:themeColor="text2" w:themeTint="BF"/>
+          <w:lang w:val="en-CA"/>
+        </w:rPr>
+        <w:t>the appropriate model. We hope that this solves this comment and improves readability of the paper along with conciseness.</w:t>
+      </w:r>
+    </w:p>
+    <w:p>
+      <w:pPr>
+        <w:rPr>
+          <w:rFonts w:ascii="Times New Roman" w:hAnsi="Times New Roman" w:cs="Times New Roman"/>
+          <w:i/>
+          <w:iCs/>
+          <w:lang w:val="en-CA"/>
+        </w:rPr>
+      </w:pPr>
+    </w:p>
+    <w:p>
+      <w:pPr>
+        <w:rPr>
+          <w:rFonts w:ascii="Times New Roman" w:hAnsi="Times New Roman" w:cs="Times New Roman"/>
+          <w:lang w:val="en-CA"/>
+        </w:rPr>
+      </w:pPr>
+      <w:r>
+        <w:rPr>
+          <w:rFonts w:ascii="Times New Roman" w:hAnsi="Times New Roman" w:cs="Times New Roman"/>
+          <w:i/>
+          <w:iCs/>
+          <w:lang w:val="en-CA"/>
+        </w:rPr>
+        <w:t>* Line 352: Analytical procedure belongs in Methods, not Results.</w:t>
       </w:r>
     </w:p>
     <w:p>
@@ -2138,177 +3306,253 @@
           <w:color w:val="215E99" w:themeColor="text2" w:themeTint="BF"/>
           <w:lang w:val="en-CA"/>
         </w:rPr>
-        <w:t xml:space="preserve">The authors agree with this comment from the reviewer that the translocation </w:t>
-      </w:r>
-      <w:r>
-        <w:rPr>
-          <w:rFonts w:ascii="Times New Roman" w:hAnsi="Times New Roman" w:cs="Times New Roman"/>
-          <w:color w:val="215E99" w:themeColor="text2" w:themeTint="BF"/>
-          <w:lang w:val="en-CA"/>
-        </w:rPr>
-        <w:t>experiment</w:t>
-      </w:r>
-      <w:r>
-        <w:rPr>
-          <w:rFonts w:ascii="Times New Roman" w:hAnsi="Times New Roman" w:cs="Times New Roman"/>
-          <w:color w:val="215E99" w:themeColor="text2" w:themeTint="BF"/>
-          <w:lang w:val="en-CA"/>
-        </w:rPr>
-        <w:t xml:space="preserve"> should be described in greater detail</w:t>
-      </w:r>
-      <w:r>
-        <w:rPr>
-          <w:rFonts w:ascii="Times New Roman" w:hAnsi="Times New Roman" w:cs="Times New Roman"/>
-          <w:color w:val="215E99" w:themeColor="text2" w:themeTint="BF"/>
-          <w:lang w:val="en-CA"/>
-        </w:rPr>
-        <w:t xml:space="preserve"> in both the Abstract and Introduction. To resolve this comment, we added </w:t>
-      </w:r>
-      <w:r>
-        <w:rPr>
-          <w:rFonts w:ascii="Times New Roman" w:hAnsi="Times New Roman" w:cs="Times New Roman"/>
-          <w:color w:val="215E99" w:themeColor="text2" w:themeTint="BF"/>
-          <w:lang w:val="en-CA"/>
-        </w:rPr>
-        <w:t>additional information</w:t>
-      </w:r>
-      <w:r>
-        <w:rPr>
-          <w:rFonts w:ascii="Times New Roman" w:hAnsi="Times New Roman" w:cs="Times New Roman"/>
-          <w:color w:val="215E99" w:themeColor="text2" w:themeTint="BF"/>
-          <w:lang w:val="en-CA"/>
-        </w:rPr>
-        <w:t xml:space="preserve"> at the end of the Introduction to make it clear that the study uses translocation as part of the</w:t>
-      </w:r>
-      <w:r>
-        <w:rPr>
-          <w:rFonts w:ascii="Times New Roman" w:hAnsi="Times New Roman" w:cs="Times New Roman"/>
-          <w:color w:val="215E99" w:themeColor="text2" w:themeTint="BF"/>
-          <w:lang w:val="en-CA"/>
-        </w:rPr>
-        <w:t xml:space="preserve"> study</w:t>
-      </w:r>
-      <w:r>
-        <w:rPr>
-          <w:rFonts w:ascii="Times New Roman" w:hAnsi="Times New Roman" w:cs="Times New Roman"/>
-          <w:color w:val="215E99" w:themeColor="text2" w:themeTint="BF"/>
-          <w:lang w:val="en-CA"/>
-        </w:rPr>
-        <w:t xml:space="preserve"> design, and </w:t>
-      </w:r>
-      <w:r>
-        <w:rPr>
-          <w:rFonts w:ascii="Times New Roman" w:hAnsi="Times New Roman" w:cs="Times New Roman"/>
-          <w:color w:val="215E99" w:themeColor="text2" w:themeTint="BF"/>
-          <w:lang w:val="en-CA"/>
-        </w:rPr>
-        <w:t xml:space="preserve">have </w:t>
-      </w:r>
-      <w:r>
-        <w:rPr>
-          <w:rFonts w:ascii="Times New Roman" w:hAnsi="Times New Roman" w:cs="Times New Roman"/>
-          <w:color w:val="215E99" w:themeColor="text2" w:themeTint="BF"/>
-          <w:lang w:val="en-CA"/>
-        </w:rPr>
-        <w:t xml:space="preserve">included the suggested wording by the reviewer in the minor comment above </w:t>
-      </w:r>
-      <w:r>
-        <w:rPr>
-          <w:rFonts w:ascii="Times New Roman" w:hAnsi="Times New Roman" w:cs="Times New Roman"/>
-          <w:color w:val="215E99" w:themeColor="text2" w:themeTint="BF"/>
-          <w:lang w:val="en-CA"/>
-        </w:rPr>
-        <w:t>to the Abstract to improve clarity.</w:t>
-      </w:r>
-    </w:p>
-    <w:p>
-      <w:pPr>
-        <w:rPr>
-          <w:rFonts w:ascii="Times New Roman" w:hAnsi="Times New Roman" w:cs="Times New Roman"/>
-          <w:i/>
-          <w:iCs/>
-          <w:lang w:val="en-CA"/>
-        </w:rPr>
-      </w:pPr>
-    </w:p>
-    <w:p>
-      <w:pPr>
-        <w:rPr>
-          <w:rFonts w:ascii="Times New Roman" w:hAnsi="Times New Roman" w:cs="Times New Roman"/>
-          <w:i/>
-          <w:iCs/>
-          <w:lang w:val="en-CA"/>
-        </w:rPr>
-      </w:pPr>
-      <w:r>
-        <w:rPr>
-          <w:rFonts w:ascii="Times New Roman" w:hAnsi="Times New Roman" w:cs="Times New Roman"/>
-          <w:i/>
-          <w:iCs/>
-          <w:lang w:val="en-CA"/>
-        </w:rPr>
-        <w:t>Methods</w:t>
-      </w:r>
-    </w:p>
-    <w:p>
-      <w:pPr>
-        <w:rPr>
-          <w:rFonts w:ascii="Times New Roman" w:hAnsi="Times New Roman" w:cs="Times New Roman"/>
-          <w:i/>
-          <w:iCs/>
-          <w:lang w:val="en-CA"/>
-        </w:rPr>
-      </w:pPr>
-      <w:r>
-        <w:rPr>
-          <w:rFonts w:ascii="Times New Roman" w:hAnsi="Times New Roman" w:cs="Times New Roman"/>
-          <w:i/>
-          <w:iCs/>
-          <w:lang w:val="en-CA"/>
-        </w:rPr>
-        <w:t>General: The overall telemetry, home range, and RSF framework is appropriate, but several clarifications are needed.</w:t>
-      </w:r>
-    </w:p>
-    <w:p>
-      <w:pPr>
-        <w:rPr>
-          <w:rFonts w:ascii="Times New Roman" w:hAnsi="Times New Roman" w:cs="Times New Roman"/>
-          <w:lang w:val="en-CA"/>
-        </w:rPr>
-      </w:pPr>
-      <w:r>
-        <w:rPr>
-          <w:rFonts w:ascii="Times New Roman" w:hAnsi="Times New Roman" w:cs="Times New Roman"/>
-          <w:i/>
-          <w:iCs/>
-          <w:lang w:val="en-CA"/>
-        </w:rPr>
-        <w:t>* Line 183: Tracking effort and spatial coverage differ substantially among sites (e.g., 5 km² vs 18 km²). Please clarify how effort was standardized or discuss this as a limitation.</w:t>
-      </w:r>
-    </w:p>
-    <w:p>
-      <w:pPr>
-        <w:rPr>
-          <w:rFonts w:ascii="Times New Roman" w:hAnsi="Times New Roman" w:cs="Times New Roman"/>
-          <w:color w:val="215E99" w:themeColor="text2" w:themeTint="BF"/>
-          <w:lang w:val="en-CA"/>
-        </w:rPr>
-      </w:pPr>
-      <w:r>
-        <w:rPr>
-          <w:rFonts w:ascii="Times New Roman" w:hAnsi="Times New Roman" w:cs="Times New Roman"/>
-          <w:color w:val="215E99" w:themeColor="text2" w:themeTint="BF"/>
-          <w:lang w:val="en-CA"/>
-        </w:rPr>
-        <w:t>We thank the reviewer for pointing this out. We have now included in the manuscript a</w:t>
-      </w:r>
-      <w:r>
-        <w:rPr>
-          <w:rFonts w:ascii="Times New Roman" w:hAnsi="Times New Roman" w:cs="Times New Roman"/>
-          <w:color w:val="215E99" w:themeColor="text2" w:themeTint="BF"/>
-          <w:lang w:val="en-CA"/>
-        </w:rPr>
-        <w:t>nd additional</w:t>
+        <w:t xml:space="preserve">We have </w:t>
+      </w:r>
+      <w:r>
+        <w:rPr>
+          <w:rFonts w:ascii="Times New Roman" w:hAnsi="Times New Roman" w:cs="Times New Roman"/>
+          <w:color w:val="215E99" w:themeColor="text2" w:themeTint="BF"/>
+          <w:lang w:val="en-CA"/>
+        </w:rPr>
+        <w:t xml:space="preserve">moved this part </w:t>
+      </w:r>
+      <w:r>
+        <w:rPr>
+          <w:rFonts w:ascii="Times New Roman" w:hAnsi="Times New Roman" w:cs="Times New Roman"/>
+          <w:color w:val="215E99" w:themeColor="text2" w:themeTint="BF"/>
+          <w:lang w:val="en-CA"/>
+        </w:rPr>
+        <w:t>to the Methods section.</w:t>
+      </w:r>
+    </w:p>
+    <w:p>
+      <w:pPr>
+        <w:rPr>
+          <w:rFonts w:ascii="Times New Roman" w:hAnsi="Times New Roman" w:cs="Times New Roman"/>
+          <w:lang w:val="en-CA"/>
+        </w:rPr>
+      </w:pPr>
+    </w:p>
+    <w:p>
+      <w:pPr>
+        <w:rPr>
+          <w:rFonts w:ascii="Times New Roman" w:hAnsi="Times New Roman" w:cs="Times New Roman"/>
+          <w:i/>
+          <w:iCs/>
+          <w:lang w:val="en-CA"/>
+        </w:rPr>
+      </w:pPr>
+      <w:r>
+        <w:rPr>
+          <w:rFonts w:ascii="Times New Roman" w:hAnsi="Times New Roman" w:cs="Times New Roman"/>
+          <w:i/>
+          <w:iCs/>
+          <w:lang w:val="en-CA"/>
+        </w:rPr>
+        <w:t>* Line 356 / Figure 6: Please more clearly articulate the ecological takeaway of this figure.</w:t>
+      </w:r>
+    </w:p>
+    <w:p>
+      <w:pPr>
+        <w:rPr>
+          <w:rFonts w:ascii="Times New Roman" w:hAnsi="Times New Roman" w:cs="Times New Roman"/>
+          <w:color w:val="215E99" w:themeColor="text2" w:themeTint="BF"/>
+          <w:lang w:val="en-CA"/>
+        </w:rPr>
+      </w:pPr>
+      <w:r>
+        <w:rPr>
+          <w:rFonts w:ascii="Times New Roman" w:hAnsi="Times New Roman" w:cs="Times New Roman"/>
+          <w:color w:val="215E99" w:themeColor="text2" w:themeTint="BF"/>
+          <w:lang w:val="en-CA"/>
+        </w:rPr>
+        <w:t xml:space="preserve">We thank the reviewer for pointing out </w:t>
+      </w:r>
+      <w:r>
+        <w:rPr>
+          <w:rFonts w:ascii="Times New Roman" w:hAnsi="Times New Roman" w:cs="Times New Roman"/>
+          <w:color w:val="215E99" w:themeColor="text2" w:themeTint="BF"/>
+          <w:lang w:val="en-CA"/>
+        </w:rPr>
+        <w:t xml:space="preserve">this lack of clarity. </w:t>
+      </w:r>
+      <w:r>
+        <w:rPr>
+          <w:rFonts w:ascii="Times New Roman" w:hAnsi="Times New Roman" w:cs="Times New Roman"/>
+          <w:color w:val="215E99" w:themeColor="text2" w:themeTint="BF"/>
+          <w:lang w:val="en-CA"/>
+        </w:rPr>
+        <w:t>W</w:t>
+      </w:r>
+      <w:r>
+        <w:rPr>
+          <w:rFonts w:ascii="Times New Roman" w:hAnsi="Times New Roman" w:cs="Times New Roman"/>
+          <w:color w:val="215E99" w:themeColor="text2" w:themeTint="BF"/>
+          <w:lang w:val="en-CA"/>
+        </w:rPr>
+        <w:t xml:space="preserve">e </w:t>
+      </w:r>
+      <w:r>
+        <w:rPr>
+          <w:rFonts w:ascii="Times New Roman" w:hAnsi="Times New Roman" w:cs="Times New Roman"/>
+          <w:color w:val="215E99" w:themeColor="text2" w:themeTint="BF"/>
+          <w:lang w:val="en-CA"/>
+        </w:rPr>
+        <w:t xml:space="preserve">have added additional information on page </w:t>
+      </w:r>
+      <w:r>
+        <w:rPr>
+          <w:rFonts w:ascii="Times New Roman" w:hAnsi="Times New Roman" w:cs="Times New Roman"/>
+          <w:color w:val="215E99" w:themeColor="text2" w:themeTint="BF"/>
+          <w:lang w:val="en-CA"/>
+        </w:rPr>
+        <w:t>19 to</w:t>
+      </w:r>
+      <w:r>
+        <w:rPr>
+          <w:rFonts w:ascii="Times New Roman" w:hAnsi="Times New Roman" w:cs="Times New Roman"/>
+          <w:color w:val="215E99" w:themeColor="text2" w:themeTint="BF"/>
+          <w:lang w:val="en-CA"/>
+        </w:rPr>
+        <w:t xml:space="preserve"> emphasize the ecological </w:t>
+      </w:r>
+      <w:r>
+        <w:rPr>
+          <w:rFonts w:ascii="Times New Roman" w:hAnsi="Times New Roman" w:cs="Times New Roman"/>
+          <w:color w:val="215E99" w:themeColor="text2" w:themeTint="BF"/>
+          <w:lang w:val="en-CA"/>
+        </w:rPr>
+        <w:t xml:space="preserve">takeaways without </w:t>
+      </w:r>
+      <w:r>
+        <w:rPr>
+          <w:rFonts w:ascii="Times New Roman" w:hAnsi="Times New Roman" w:cs="Times New Roman"/>
+          <w:color w:val="215E99" w:themeColor="text2" w:themeTint="BF"/>
+          <w:lang w:val="en-CA"/>
+        </w:rPr>
+        <w:t xml:space="preserve">including synthesis material that was reserved for the discussion section. </w:t>
+      </w:r>
+      <w:r>
+        <w:rPr>
+          <w:rFonts w:ascii="Times New Roman" w:hAnsi="Times New Roman" w:cs="Times New Roman"/>
+          <w:color w:val="215E99" w:themeColor="text2" w:themeTint="BF"/>
+          <w:lang w:val="en-CA"/>
+        </w:rPr>
+        <w:t xml:space="preserve"> We hope that this </w:t>
+      </w:r>
+      <w:r>
+        <w:rPr>
+          <w:rFonts w:ascii="Times New Roman" w:hAnsi="Times New Roman" w:cs="Times New Roman"/>
+          <w:color w:val="215E99" w:themeColor="text2" w:themeTint="BF"/>
+          <w:lang w:val="en-CA"/>
+        </w:rPr>
+        <w:t xml:space="preserve">is a valuable addition for the reader improving the quality of this </w:t>
+      </w:r>
+      <w:r>
+        <w:rPr>
+          <w:rFonts w:ascii="Times New Roman" w:hAnsi="Times New Roman" w:cs="Times New Roman"/>
+          <w:color w:val="215E99" w:themeColor="text2" w:themeTint="BF"/>
+          <w:lang w:val="en-CA"/>
+        </w:rPr>
+        <w:t>final section of the Results.</w:t>
+      </w:r>
+    </w:p>
+    <w:p>
+      <w:pPr>
+        <w:rPr>
+          <w:rFonts w:ascii="Times New Roman" w:hAnsi="Times New Roman" w:cs="Times New Roman"/>
+          <w:i/>
+          <w:iCs/>
+          <w:lang w:val="en-CA"/>
+        </w:rPr>
+      </w:pPr>
+    </w:p>
+    <w:p>
+      <w:pPr>
+        <w:rPr>
+          <w:rFonts w:ascii="Times New Roman" w:hAnsi="Times New Roman" w:cs="Times New Roman"/>
+          <w:i/>
+          <w:iCs/>
+          <w:lang w:val="en-CA"/>
+        </w:rPr>
+      </w:pPr>
+      <w:r>
+        <w:rPr>
+          <w:rFonts w:ascii="Times New Roman" w:hAnsi="Times New Roman" w:cs="Times New Roman"/>
+          <w:i/>
+          <w:iCs/>
+          <w:lang w:val="en-CA"/>
+        </w:rPr>
+        <w:t>Discussion</w:t>
+      </w:r>
+    </w:p>
+    <w:p>
+      <w:pPr>
+        <w:rPr>
+          <w:rFonts w:ascii="Times New Roman" w:hAnsi="Times New Roman" w:cs="Times New Roman"/>
+          <w:lang w:val="en-CA"/>
+        </w:rPr>
+      </w:pPr>
+      <w:r>
+        <w:rPr>
+          <w:rFonts w:ascii="Times New Roman" w:hAnsi="Times New Roman" w:cs="Times New Roman"/>
+          <w:i/>
+          <w:iCs/>
+          <w:lang w:val="en-CA"/>
+        </w:rPr>
+        <w:t xml:space="preserve">* Line 379: The opening paragraph restates results rather than synthesizing contribution. Consider restructuring </w:t>
+      </w:r>
+      <w:r>
+        <w:rPr>
+          <w:rFonts w:ascii="Times New Roman" w:hAnsi="Times New Roman" w:cs="Times New Roman"/>
+          <w:i/>
+          <w:iCs/>
+          <w:lang w:val="en-CA"/>
+        </w:rPr>
+        <w:t>to</w:t>
+      </w:r>
+      <w:r>
+        <w:rPr>
+          <w:rFonts w:ascii="Times New Roman" w:hAnsi="Times New Roman" w:cs="Times New Roman"/>
+          <w:i/>
+          <w:iCs/>
+          <w:lang w:val="en-CA"/>
+        </w:rPr>
+        <w:t xml:space="preserve"> goal → key findings → why they matter.</w:t>
+      </w:r>
+    </w:p>
+    <w:p>
+      <w:pPr>
+        <w:spacing w:line="259" w:lineRule="auto"/>
+        <w:rPr>
+          <w:rFonts w:ascii="Times New Roman" w:hAnsi="Times New Roman" w:cs="Times New Roman"/>
+          <w:color w:val="215E99" w:themeColor="text2" w:themeTint="BF"/>
+          <w:lang w:val="en-CA"/>
+        </w:rPr>
+      </w:pPr>
+      <w:r>
+        <w:rPr>
+          <w:rFonts w:ascii="Times New Roman" w:hAnsi="Times New Roman" w:cs="Times New Roman"/>
+          <w:color w:val="215E99" w:themeColor="text2" w:themeTint="BF"/>
+          <w:lang w:val="en-CA"/>
+        </w:rPr>
+        <w:t>We have</w:t>
+      </w:r>
+      <w:r>
+        <w:rPr>
+          <w:rFonts w:ascii="Times New Roman" w:hAnsi="Times New Roman" w:cs="Times New Roman"/>
+          <w:color w:val="215E99" w:themeColor="text2" w:themeTint="BF"/>
+          <w:lang w:val="en-CA"/>
+        </w:rPr>
+        <w:t xml:space="preserve"> re-</w:t>
+      </w:r>
+      <w:r>
+        <w:rPr>
+          <w:rFonts w:ascii="Times New Roman" w:hAnsi="Times New Roman" w:cs="Times New Roman"/>
+          <w:color w:val="215E99" w:themeColor="text2" w:themeTint="BF"/>
+          <w:lang w:val="en-CA"/>
+        </w:rPr>
+        <w:t>written</w:t>
       </w:r>
       <w:r>
         <w:rPr>
@@ -2324,658 +3568,397 @@
           <w:color w:val="215E99" w:themeColor="text2" w:themeTint="BF"/>
           <w:lang w:val="en-CA"/>
         </w:rPr>
-        <w:t xml:space="preserve">paragraph discussing how spatial coverage differences are mainly due to logistics and weather limitations, along with the time constraints of tracking birds (some individuals may only take 15 minutes to locate, while some may take up to 1h30 minutes). This makes standardizing the tracking efforts </w:t>
-      </w:r>
-      <w:r>
-        <w:rPr>
-          <w:rFonts w:ascii="Times New Roman" w:hAnsi="Times New Roman" w:cs="Times New Roman"/>
-          <w:color w:val="215E99" w:themeColor="text2" w:themeTint="BF"/>
-          <w:lang w:val="en-CA"/>
-        </w:rPr>
-        <w:t>challenging, but as the overall goal was to cover as much area as possible to find an individual, standardization of effor</w:t>
-      </w:r>
-      <w:r>
-        <w:rPr>
-          <w:rFonts w:ascii="Times New Roman" w:hAnsi="Times New Roman" w:cs="Times New Roman"/>
-          <w:color w:val="215E99" w:themeColor="text2" w:themeTint="BF"/>
-          <w:lang w:val="en-CA"/>
-        </w:rPr>
-        <w:t xml:space="preserve">t was not central to field protocol. </w:t>
-      </w:r>
-    </w:p>
-    <w:p>
-      <w:pPr>
-        <w:rPr>
-          <w:rFonts w:ascii="Times New Roman" w:hAnsi="Times New Roman" w:cs="Times New Roman"/>
-          <w:lang w:val="en-CA"/>
-        </w:rPr>
-      </w:pPr>
-    </w:p>
-    <w:p>
-      <w:pPr>
-        <w:rPr>
-          <w:rFonts w:ascii="Times New Roman" w:hAnsi="Times New Roman" w:cs="Times New Roman"/>
-          <w:lang w:val="en-CA"/>
-        </w:rPr>
-      </w:pPr>
-      <w:r>
-        <w:rPr>
-          <w:rFonts w:ascii="Times New Roman" w:hAnsi="Times New Roman" w:cs="Times New Roman"/>
-          <w:i/>
-          <w:iCs/>
-          <w:lang w:val="en-CA"/>
-        </w:rPr>
-        <w:t>* Line 185: "Cover as much ground as possible" is vague. Please provide more detail on effort (e.g., hours per visit, routes, number of observers).</w:t>
-      </w:r>
-    </w:p>
-    <w:p>
-      <w:pPr>
-        <w:rPr>
-          <w:rFonts w:ascii="Times New Roman" w:hAnsi="Times New Roman" w:cs="Times New Roman"/>
-          <w:color w:val="215E99" w:themeColor="text2" w:themeTint="BF"/>
-          <w:lang w:val="en-CA"/>
-        </w:rPr>
-      </w:pPr>
-      <w:r>
-        <w:rPr>
-          <w:rFonts w:ascii="Times New Roman" w:hAnsi="Times New Roman" w:cs="Times New Roman"/>
-          <w:color w:val="215E99" w:themeColor="text2" w:themeTint="BF"/>
-          <w:lang w:val="en-CA"/>
-        </w:rPr>
-        <w:t xml:space="preserve">We agree with the reviewer’s comment that clarity can be improved. In response, we have removed the vague statement and included more details on the process of tracking, including the hours spent tracking per session and the process of tracking newly relocated individuals, individuals with known locations and missing individuals. We hope that this improves clarity and precision to the manuscript while removing </w:t>
-      </w:r>
-      <w:r>
-        <w:rPr>
-          <w:rFonts w:ascii="Times New Roman" w:hAnsi="Times New Roman" w:cs="Times New Roman"/>
-          <w:color w:val="215E99" w:themeColor="text2" w:themeTint="BF"/>
-          <w:lang w:val="en-CA"/>
-        </w:rPr>
-        <w:t>confusing information.</w:t>
-      </w:r>
-    </w:p>
-    <w:p>
-      <w:pPr>
-        <w:rPr>
-          <w:rFonts w:ascii="Times New Roman" w:hAnsi="Times New Roman" w:cs="Times New Roman"/>
-          <w:lang w:val="en-CA"/>
-        </w:rPr>
-      </w:pPr>
-    </w:p>
-    <w:p>
-      <w:pPr>
-        <w:rPr>
-          <w:rFonts w:ascii="Times New Roman" w:hAnsi="Times New Roman" w:cs="Times New Roman"/>
-          <w:lang w:val="en-CA"/>
-        </w:rPr>
-      </w:pPr>
-      <w:r>
-        <w:rPr>
-          <w:rFonts w:ascii="Times New Roman" w:hAnsi="Times New Roman" w:cs="Times New Roman"/>
-          <w:i/>
-          <w:iCs/>
-          <w:lang w:val="en-CA"/>
-        </w:rPr>
-        <w:t>* Line 197: KDE estimates based on as few as five locations are unlikely to be reliable. Please justify this threshold, conduct sensitivity analysis, or consider excluding individuals with very low sample sizes.</w:t>
-      </w:r>
-    </w:p>
-    <w:p>
-      <w:pPr>
-        <w:rPr>
-          <w:rFonts w:ascii="Times New Roman" w:hAnsi="Times New Roman" w:cs="Times New Roman"/>
-          <w:color w:val="215E99" w:themeColor="text2" w:themeTint="BF"/>
-          <w:lang w:val="en-CA"/>
-        </w:rPr>
-      </w:pPr>
-      <w:r>
-        <w:rPr>
-          <w:rFonts w:ascii="Times New Roman" w:hAnsi="Times New Roman" w:cs="Times New Roman"/>
-          <w:color w:val="215E99" w:themeColor="text2" w:themeTint="BF"/>
-          <w:lang w:val="en-CA"/>
-        </w:rPr>
-        <w:t xml:space="preserve">We employed the minimum threshold allowable by the analysis (n = 5) to make the most of a limited dataset. We agree that this may </w:t>
-      </w:r>
-      <w:r>
-        <w:rPr>
-          <w:rFonts w:ascii="Times New Roman" w:hAnsi="Times New Roman" w:cs="Times New Roman"/>
-          <w:color w:val="215E99" w:themeColor="text2" w:themeTint="BF"/>
-          <w:lang w:val="en-CA"/>
-        </w:rPr>
-        <w:t xml:space="preserve">lead to oversmoothing and is less reliable than estimates made with more locations – but setting a more conservative threshold would have severely reduced our sample size. We endeavoured to use caution in the interpretations of our findings </w:t>
-      </w:r>
-      <w:r>
-        <w:rPr>
-          <w:rFonts w:ascii="Times New Roman" w:hAnsi="Times New Roman" w:cs="Times New Roman"/>
-          <w:color w:val="215E99" w:themeColor="text2" w:themeTint="BF"/>
-          <w:lang w:val="en-CA"/>
-        </w:rPr>
-        <w:t xml:space="preserve">due to this logistical constraint in our analysis. </w:t>
-      </w:r>
-    </w:p>
-    <w:p>
-      <w:pPr>
-        <w:rPr>
-          <w:rFonts w:ascii="Times New Roman" w:hAnsi="Times New Roman" w:cs="Times New Roman"/>
-          <w:lang w:val="en-CA"/>
-        </w:rPr>
-      </w:pPr>
-    </w:p>
-    <w:p>
-      <w:pPr>
-        <w:rPr>
-          <w:rFonts w:ascii="Times New Roman" w:hAnsi="Times New Roman" w:cs="Times New Roman"/>
-          <w:i/>
-          <w:iCs/>
-          <w:lang w:val="en-CA"/>
-        </w:rPr>
-      </w:pPr>
-      <w:r>
-        <w:rPr>
-          <w:rFonts w:ascii="Times New Roman" w:hAnsi="Times New Roman" w:cs="Times New Roman"/>
-          <w:i/>
-          <w:iCs/>
-          <w:lang w:val="en-CA"/>
-        </w:rPr>
-        <w:t>* Lines 198-208: The full mathematical formulation of KDE is unnecessary for this journal and could be replaced by a citation.</w:t>
-      </w:r>
-    </w:p>
-    <w:p>
-      <w:pPr>
-        <w:spacing w:line="259" w:lineRule="auto"/>
-        <w:rPr>
-          <w:rFonts w:ascii="Times New Roman" w:hAnsi="Times New Roman" w:cs="Times New Roman"/>
-          <w:color w:val="215E99" w:themeColor="text2" w:themeTint="BF"/>
-          <w:lang w:val="en-CA"/>
-        </w:rPr>
-      </w:pPr>
-      <w:r>
-        <w:rPr>
-          <w:rFonts w:ascii="Times New Roman" w:hAnsi="Times New Roman" w:cs="Times New Roman"/>
-          <w:color w:val="215E99" w:themeColor="text2" w:themeTint="BF"/>
-          <w:lang w:val="en-CA"/>
-        </w:rPr>
-        <w:t>Done -</w:t>
-      </w:r>
-      <w:r>
-        <w:rPr>
-          <w:rFonts w:ascii="Times New Roman" w:hAnsi="Times New Roman" w:cs="Times New Roman"/>
-          <w:color w:val="215E99" w:themeColor="text2" w:themeTint="BF"/>
-          <w:lang w:val="en-CA"/>
-        </w:rPr>
-        <w:t xml:space="preserve"> the mathematical formulation of KDE was removed and the citation from Worton, 1989 was added</w:t>
-      </w:r>
-      <w:r>
-        <w:rPr>
-          <w:rFonts w:ascii="Times New Roman" w:hAnsi="Times New Roman" w:cs="Times New Roman"/>
-          <w:color w:val="215E99" w:themeColor="text2" w:themeTint="BF"/>
-          <w:lang w:val="en-CA"/>
-        </w:rPr>
-        <w:t xml:space="preserve"> in its place</w:t>
-      </w:r>
-    </w:p>
-    <w:p>
-      <w:pPr>
-        <w:rPr>
-          <w:rFonts w:ascii="Times New Roman" w:hAnsi="Times New Roman" w:cs="Times New Roman"/>
-          <w:i/>
-          <w:iCs/>
-          <w:lang w:val="en-CA"/>
-        </w:rPr>
-      </w:pPr>
-    </w:p>
-    <w:p>
-      <w:pPr>
-        <w:rPr>
-          <w:rFonts w:ascii="Times New Roman" w:hAnsi="Times New Roman" w:cs="Times New Roman"/>
-          <w:lang w:val="en-CA"/>
-        </w:rPr>
-      </w:pPr>
-      <w:r>
-        <w:rPr>
-          <w:rFonts w:ascii="Times New Roman" w:hAnsi="Times New Roman" w:cs="Times New Roman"/>
-          <w:i/>
-          <w:iCs/>
-          <w:lang w:val="en-CA"/>
-        </w:rPr>
-        <w:t>* Line 209: Clarify how low per-individual sample sizes may influence scale-of-effect analyses.</w:t>
-      </w:r>
-    </w:p>
-    <w:p>
-      <w:pPr>
-        <w:rPr>
-          <w:rFonts w:ascii="Times New Roman" w:hAnsi="Times New Roman" w:cs="Times New Roman"/>
-          <w:color w:val="215E99" w:themeColor="text2" w:themeTint="BF"/>
-          <w:lang w:val="en-CA"/>
-        </w:rPr>
-      </w:pPr>
-      <w:r>
-        <w:rPr>
-          <w:rFonts w:ascii="Times New Roman" w:hAnsi="Times New Roman" w:cs="Times New Roman"/>
-          <w:color w:val="215E99" w:themeColor="text2" w:themeTint="BF"/>
-          <w:lang w:val="en-CA"/>
-        </w:rPr>
-        <w:t xml:space="preserve">We thank the reviewer for this comment. We have addressed this point in </w:t>
-      </w:r>
-      <w:r>
-        <w:rPr>
-          <w:rFonts w:ascii="Times New Roman" w:hAnsi="Times New Roman" w:cs="Times New Roman"/>
-          <w:color w:val="215E99" w:themeColor="text2" w:themeTint="BF"/>
-          <w:lang w:val="en-CA"/>
-        </w:rPr>
-        <w:t>in an earlier comment by adding a substantial section in the Scale-of-effect section</w:t>
-      </w:r>
-      <w:r>
-        <w:rPr>
-          <w:rFonts w:ascii="Times New Roman" w:hAnsi="Times New Roman" w:cs="Times New Roman"/>
-          <w:color w:val="215E99" w:themeColor="text2" w:themeTint="BF"/>
-          <w:lang w:val="en-CA"/>
-        </w:rPr>
-        <w:t xml:space="preserve"> to clarify the effect of low per individual sample sizes’ effect on the </w:t>
-      </w:r>
-      <w:r>
-        <w:rPr>
-          <w:rFonts w:ascii="Times New Roman" w:hAnsi="Times New Roman" w:cs="Times New Roman"/>
-          <w:color w:val="215E99" w:themeColor="text2" w:themeTint="BF"/>
-          <w:lang w:val="en-CA"/>
-        </w:rPr>
-        <w:t>analyses.</w:t>
-      </w:r>
-    </w:p>
-    <w:p>
-      <w:pPr>
-        <w:rPr>
-          <w:rFonts w:ascii="Times New Roman" w:hAnsi="Times New Roman" w:cs="Times New Roman"/>
-          <w:lang w:val="en-CA"/>
-        </w:rPr>
-      </w:pPr>
-    </w:p>
-    <w:p>
-      <w:pPr>
-        <w:rPr>
-          <w:rFonts w:ascii="Times New Roman" w:hAnsi="Times New Roman" w:cs="Times New Roman"/>
-          <w:i/>
-          <w:iCs/>
-          <w:lang w:val="en-CA"/>
-        </w:rPr>
-      </w:pPr>
-      <w:r>
-        <w:rPr>
-          <w:rFonts w:ascii="Times New Roman" w:hAnsi="Times New Roman" w:cs="Times New Roman"/>
-          <w:i/>
-          <w:iCs/>
-          <w:lang w:val="en-CA"/>
-        </w:rPr>
-        <w:t>* Line 224: Some individuals contribute as few as five points to RSF analyses. Please justify this threshold or assess sensitivity.</w:t>
-      </w:r>
-    </w:p>
-    <w:p>
-      <w:pPr>
-        <w:rPr>
-          <w:rFonts w:ascii="Times New Roman" w:hAnsi="Times New Roman" w:cs="Times New Roman"/>
-          <w:color w:val="215E99" w:themeColor="text2" w:themeTint="BF"/>
-          <w:lang w:val="en-CA"/>
-        </w:rPr>
-      </w:pPr>
-      <w:r>
-        <w:rPr>
-          <w:rFonts w:ascii="Times New Roman" w:hAnsi="Times New Roman" w:cs="Times New Roman"/>
-          <w:color w:val="215E99" w:themeColor="text2" w:themeTint="BF"/>
-          <w:lang w:val="en-CA"/>
-        </w:rPr>
-        <w:t xml:space="preserve">We are grateful for the reviewer’s insight on this. We added a small section to highlight that even if an individual contributes to </w:t>
-      </w:r>
-      <w:r>
-        <w:rPr>
-          <w:rFonts w:ascii="Times New Roman" w:hAnsi="Times New Roman" w:cs="Times New Roman"/>
-          <w:color w:val="215E99" w:themeColor="text2" w:themeTint="BF"/>
-          <w:lang w:val="en-CA"/>
-        </w:rPr>
-        <w:t xml:space="preserve">a small number of points, because we are comparing used/available </w:t>
-      </w:r>
-      <w:r>
-        <w:rPr>
-          <w:rFonts w:ascii="Times New Roman" w:hAnsi="Times New Roman" w:cs="Times New Roman"/>
-          <w:color w:val="215E99" w:themeColor="text2" w:themeTint="BF"/>
-          <w:lang w:val="en-CA"/>
-        </w:rPr>
-        <w:t xml:space="preserve">at the population level, there are </w:t>
-      </w:r>
-      <w:r>
-        <w:rPr>
-          <w:rFonts w:ascii="Times New Roman" w:hAnsi="Times New Roman" w:cs="Times New Roman"/>
-          <w:color w:val="215E99" w:themeColor="text2" w:themeTint="BF"/>
-          <w:lang w:val="en-CA"/>
-        </w:rPr>
-        <w:t>no minimum number of points required at the individual level.</w:t>
-      </w:r>
-    </w:p>
-    <w:p>
-      <w:pPr>
-        <w:rPr>
-          <w:rFonts w:ascii="Times New Roman" w:hAnsi="Times New Roman" w:cs="Times New Roman"/>
-          <w:lang w:val="en-CA"/>
-        </w:rPr>
-      </w:pPr>
-    </w:p>
-    <w:p>
-      <w:pPr>
-        <w:rPr>
-          <w:rFonts w:ascii="Times New Roman" w:hAnsi="Times New Roman" w:cs="Times New Roman"/>
-          <w:lang w:val="en-CA"/>
-        </w:rPr>
-      </w:pPr>
-      <w:r>
-        <w:rPr>
-          <w:rFonts w:ascii="Times New Roman" w:hAnsi="Times New Roman" w:cs="Times New Roman"/>
-          <w:i/>
-          <w:iCs/>
-          <w:lang w:val="en-CA"/>
-        </w:rPr>
-        <w:t>* Line 232: Please justify the use of a 1:1 used-to-available ratio.</w:t>
-      </w:r>
-    </w:p>
-    <w:p>
-      <w:pPr>
-        <w:spacing w:line="259" w:lineRule="auto"/>
-        <w:rPr>
-          <w:rFonts w:ascii="Times New Roman" w:hAnsi="Times New Roman" w:cs="Times New Roman"/>
-          <w:color w:val="215E99" w:themeColor="text2" w:themeTint="BF"/>
-          <w:lang w:val="en-CA"/>
-        </w:rPr>
-      </w:pPr>
-      <w:r>
-        <w:rPr>
-          <w:rFonts w:ascii="Times New Roman" w:hAnsi="Times New Roman" w:cs="Times New Roman"/>
-          <w:color w:val="215E99" w:themeColor="text2" w:themeTint="BF"/>
-          <w:lang w:val="en-CA"/>
-        </w:rPr>
-        <w:t xml:space="preserve">We thank the reviewer for pointing this out. In response, we have added a clarification stating that the 1:1 ratio we used is based on the matched case-control design </w:t>
-      </w:r>
-      <w:r>
-        <w:rPr>
-          <w:rFonts w:ascii="Times New Roman" w:hAnsi="Times New Roman" w:cs="Times New Roman"/>
-          <w:color w:val="215E99" w:themeColor="text2" w:themeTint="BF"/>
-          <w:lang w:val="en-CA"/>
-        </w:rPr>
-        <w:t>(</w:t>
-      </w:r>
-      <w:proofErr w:type="spellStart"/>
-      <w:r>
-        <w:rPr>
-          <w:rFonts w:ascii="Times New Roman" w:hAnsi="Times New Roman" w:cs="Times New Roman"/>
-          <w:color w:val="215E99" w:themeColor="text2" w:themeTint="BF"/>
-          <w:lang w:val="en-CA"/>
-        </w:rPr>
-        <w:t>e.</w:t>
-      </w:r>
-      <w:proofErr w:type="gramStart"/>
-      <w:r>
-        <w:rPr>
-          <w:rFonts w:ascii="Times New Roman" w:hAnsi="Times New Roman" w:cs="Times New Roman"/>
-          <w:color w:val="215E99" w:themeColor="text2" w:themeTint="BF"/>
-          <w:lang w:val="en-CA"/>
-        </w:rPr>
-        <w:t>g.</w:t>
-      </w:r>
-      <w:r>
-        <w:rPr>
-          <w:rFonts w:ascii="Times New Roman" w:hAnsi="Times New Roman" w:cs="Times New Roman"/>
-          <w:color w:val="215E99" w:themeColor="text2" w:themeTint="BF"/>
-          <w:lang w:val="en-CA"/>
-        </w:rPr>
-        <w:t>Fortin</w:t>
-      </w:r>
-      <w:proofErr w:type="spellEnd"/>
-      <w:proofErr w:type="gramEnd"/>
-      <w:r>
-        <w:rPr>
-          <w:rFonts w:ascii="Times New Roman" w:hAnsi="Times New Roman" w:cs="Times New Roman"/>
-          <w:color w:val="215E99" w:themeColor="text2" w:themeTint="BF"/>
-          <w:lang w:val="en-CA"/>
-        </w:rPr>
-        <w:t xml:space="preserve"> et al. 2005)</w:t>
-      </w:r>
-      <w:r>
-        <w:rPr>
-          <w:rFonts w:ascii="Times New Roman" w:hAnsi="Times New Roman" w:cs="Times New Roman"/>
-          <w:color w:val="215E99" w:themeColor="text2" w:themeTint="BF"/>
-          <w:lang w:val="en-CA"/>
-        </w:rPr>
-        <w:t xml:space="preserve">, along with a short </w:t>
-      </w:r>
-      <w:r>
-        <w:rPr>
-          <w:rFonts w:ascii="Times New Roman" w:hAnsi="Times New Roman" w:cs="Times New Roman"/>
-          <w:color w:val="215E99" w:themeColor="text2" w:themeTint="BF"/>
-          <w:lang w:val="en-CA"/>
-        </w:rPr>
-        <w:t xml:space="preserve">clarification </w:t>
-      </w:r>
-      <w:r>
-        <w:rPr>
-          <w:rFonts w:ascii="Times New Roman" w:hAnsi="Times New Roman" w:cs="Times New Roman"/>
-          <w:color w:val="215E99" w:themeColor="text2" w:themeTint="BF"/>
-          <w:lang w:val="en-CA"/>
-        </w:rPr>
-        <w:t>sentence.</w:t>
-      </w:r>
-    </w:p>
-    <w:p>
-      <w:pPr>
-        <w:rPr>
-          <w:rFonts w:ascii="Times New Roman" w:hAnsi="Times New Roman" w:cs="Times New Roman"/>
-          <w:lang w:val="en-CA"/>
-        </w:rPr>
-      </w:pPr>
-    </w:p>
-    <w:p>
-      <w:pPr>
-        <w:rPr>
-          <w:rFonts w:ascii="Times New Roman" w:hAnsi="Times New Roman" w:cs="Times New Roman"/>
-          <w:lang w:val="en-CA"/>
-        </w:rPr>
-      </w:pPr>
-      <w:r>
-        <w:rPr>
-          <w:rFonts w:ascii="Times New Roman" w:hAnsi="Times New Roman" w:cs="Times New Roman"/>
-          <w:i/>
-          <w:iCs/>
-          <w:lang w:val="en-CA"/>
-        </w:rPr>
-        <w:t>* Line 233: Please justify the 300 m buffer for available points.</w:t>
-      </w:r>
-    </w:p>
-    <w:p>
-      <w:pPr>
-        <w:rPr>
-          <w:rFonts w:ascii="Times New Roman" w:hAnsi="Times New Roman" w:cs="Times New Roman"/>
-          <w:color w:val="215E99" w:themeColor="text2" w:themeTint="BF"/>
-          <w:lang w:val="en-CA"/>
-        </w:rPr>
-      </w:pPr>
-      <w:r>
-        <w:rPr>
-          <w:rFonts w:ascii="Times New Roman" w:hAnsi="Times New Roman" w:cs="Times New Roman"/>
-          <w:color w:val="215E99" w:themeColor="text2" w:themeTint="BF"/>
-          <w:lang w:val="en-CA"/>
-        </w:rPr>
-        <w:t xml:space="preserve">We agree with this comment and have included a section to add that the 300 m buffer comes from the median </w:t>
-      </w:r>
-      <w:r>
-        <w:rPr>
-          <w:rFonts w:ascii="Times New Roman" w:hAnsi="Times New Roman" w:cs="Times New Roman"/>
-          <w:color w:val="215E99" w:themeColor="text2" w:themeTint="BF"/>
-          <w:lang w:val="en-CA"/>
-        </w:rPr>
-        <w:t>distance birds would travel/cover in a day</w:t>
-      </w:r>
-      <w:r>
-        <w:rPr>
-          <w:rFonts w:ascii="Times New Roman" w:hAnsi="Times New Roman" w:cs="Times New Roman"/>
-          <w:color w:val="215E99" w:themeColor="text2" w:themeTint="BF"/>
-          <w:lang w:val="en-CA"/>
-        </w:rPr>
-        <w:t xml:space="preserve"> based on tracking data.</w:t>
-      </w:r>
-    </w:p>
-    <w:p>
-      <w:pPr>
-        <w:rPr>
-          <w:rFonts w:ascii="Times New Roman" w:hAnsi="Times New Roman" w:cs="Times New Roman"/>
-          <w:lang w:val="en-CA"/>
-        </w:rPr>
-      </w:pPr>
-    </w:p>
-    <w:p>
-      <w:pPr>
-        <w:rPr>
-          <w:rFonts w:ascii="Times New Roman" w:hAnsi="Times New Roman" w:cs="Times New Roman"/>
-          <w:lang w:val="en-CA"/>
-        </w:rPr>
-      </w:pPr>
-      <w:r>
-        <w:rPr>
-          <w:rFonts w:ascii="Times New Roman" w:hAnsi="Times New Roman" w:cs="Times New Roman"/>
-          <w:i/>
-          <w:iCs/>
-          <w:lang w:val="en-CA"/>
-        </w:rPr>
-        <w:t>* Line 235: Start a new paragraph when introducing models.</w:t>
-      </w:r>
-    </w:p>
-    <w:p>
-      <w:pPr>
-        <w:rPr>
-          <w:rFonts w:ascii="Times New Roman" w:hAnsi="Times New Roman" w:cs="Times New Roman"/>
-          <w:color w:val="215E99" w:themeColor="text2" w:themeTint="BF"/>
-          <w:lang w:val="en-CA"/>
-        </w:rPr>
-      </w:pPr>
-      <w:r>
-        <w:rPr>
-          <w:rFonts w:ascii="Times New Roman" w:hAnsi="Times New Roman" w:cs="Times New Roman"/>
-          <w:color w:val="215E99" w:themeColor="text2" w:themeTint="BF"/>
-          <w:lang w:val="en-CA"/>
-        </w:rPr>
-        <w:t>The authors agree with this comment and have added a line return to divide the text.</w:t>
-      </w:r>
-    </w:p>
-    <w:p>
-      <w:pPr>
-        <w:rPr>
-          <w:rFonts w:ascii="Times New Roman" w:hAnsi="Times New Roman" w:cs="Times New Roman"/>
-          <w:lang w:val="en-CA"/>
-        </w:rPr>
-      </w:pPr>
-    </w:p>
-    <w:p>
-      <w:pPr>
-        <w:rPr>
-          <w:lang w:val="en-CA"/>
-        </w:rPr>
-      </w:pPr>
-      <w:r>
-        <w:rPr>
-          <w:rFonts w:ascii="Times New Roman" w:hAnsi="Times New Roman" w:cs="Times New Roman"/>
-          <w:i/>
-          <w:iCs/>
-          <w:lang w:val="en-CA"/>
-        </w:rPr>
-        <w:t>* Models (general): The candidate model set appears hypothesis-driven, which is a strength. Consider explicitly framing these as a priori hypotheses.</w:t>
-      </w:r>
-    </w:p>
-    <w:p>
-      <w:pPr>
-        <w:rPr>
-          <w:rFonts w:ascii="Times New Roman" w:hAnsi="Times New Roman" w:cs="Times New Roman"/>
-          <w:color w:val="215E99" w:themeColor="text2" w:themeTint="BF"/>
-          <w:lang w:val="en-CA"/>
-        </w:rPr>
-      </w:pPr>
-      <w:r>
-        <w:rPr>
-          <w:rFonts w:ascii="Times New Roman" w:hAnsi="Times New Roman" w:cs="Times New Roman"/>
-          <w:color w:val="215E99" w:themeColor="text2" w:themeTint="BF"/>
-          <w:lang w:val="en-CA"/>
-        </w:rPr>
-        <w:t xml:space="preserve">We agree that models were created for inference testing based on hypotheses and have further clarified this in the introduction and in the methods were the models are described. </w:t>
-      </w:r>
-    </w:p>
-    <w:p>
-      <w:pPr>
-        <w:rPr>
-          <w:rFonts w:ascii="Times New Roman" w:hAnsi="Times New Roman" w:cs="Times New Roman"/>
-          <w:i/>
-          <w:iCs/>
-          <w:lang w:val="en-CA"/>
-        </w:rPr>
-      </w:pPr>
-    </w:p>
-    <w:p>
-      <w:pPr>
-        <w:rPr>
-          <w:rFonts w:ascii="Times New Roman" w:hAnsi="Times New Roman" w:cs="Times New Roman"/>
-          <w:i/>
-          <w:iCs/>
-          <w:lang w:val="en-CA"/>
-        </w:rPr>
-      </w:pPr>
-      <w:r>
-        <w:rPr>
-          <w:rFonts w:ascii="Times New Roman" w:hAnsi="Times New Roman" w:cs="Times New Roman"/>
-          <w:i/>
-          <w:iCs/>
-          <w:lang w:val="en-CA"/>
-        </w:rPr>
-        <w:t>* Line 250: Please provide actual VIF values or a correlation matrix among predictors. VIF &gt;5 suggests concerning collinearity, and this matters given the mechanistic interpretation offered.</w:t>
-      </w:r>
-    </w:p>
-    <w:p>
-      <w:pPr>
-        <w:rPr>
-          <w:rFonts w:ascii="Times New Roman" w:hAnsi="Times New Roman" w:cs="Times New Roman"/>
-          <w:color w:val="215E99" w:themeColor="text2" w:themeTint="BF"/>
-          <w:lang w:val="en-CA"/>
-        </w:rPr>
-      </w:pPr>
-      <w:r>
-        <w:rPr>
-          <w:rFonts w:ascii="Times New Roman" w:hAnsi="Times New Roman" w:cs="Times New Roman"/>
-          <w:color w:val="215E99" w:themeColor="text2" w:themeTint="BF"/>
-          <w:lang w:val="en-CA"/>
-        </w:rPr>
-        <w:t xml:space="preserve">We thank the reviewer for this </w:t>
-      </w:r>
-      <w:r>
-        <w:rPr>
-          <w:rFonts w:ascii="Times New Roman" w:hAnsi="Times New Roman" w:cs="Times New Roman"/>
-          <w:color w:val="215E99" w:themeColor="text2" w:themeTint="BF"/>
-          <w:lang w:val="en-CA"/>
-        </w:rPr>
-        <w:t>insight;</w:t>
-      </w:r>
-      <w:r>
-        <w:rPr>
-          <w:rFonts w:ascii="Times New Roman" w:hAnsi="Times New Roman" w:cs="Times New Roman"/>
-          <w:color w:val="215E99" w:themeColor="text2" w:themeTint="BF"/>
-          <w:lang w:val="en-CA"/>
-        </w:rPr>
-        <w:t xml:space="preserve"> we agree with the comment and have included </w:t>
-      </w:r>
-      <w:r>
-        <w:rPr>
-          <w:rFonts w:ascii="Times New Roman" w:hAnsi="Times New Roman" w:cs="Times New Roman"/>
-          <w:color w:val="215E99" w:themeColor="text2" w:themeTint="BF"/>
-          <w:lang w:val="en-CA"/>
-        </w:rPr>
-        <w:t>the VIFs range for the predictor variables</w:t>
-      </w:r>
-      <w:r>
-        <w:rPr>
-          <w:rFonts w:ascii="Times New Roman" w:hAnsi="Times New Roman" w:cs="Times New Roman"/>
-          <w:color w:val="215E99" w:themeColor="text2" w:themeTint="BF"/>
-          <w:lang w:val="en-CA"/>
-        </w:rPr>
-        <w:t xml:space="preserve"> (between 1.05 and 3.31)</w:t>
+        <w:t>the opening paragraph of the Discussion accordingly</w:t>
+      </w:r>
+      <w:r>
+        <w:rPr>
+          <w:rFonts w:ascii="Times New Roman" w:hAnsi="Times New Roman" w:cs="Times New Roman"/>
+          <w:color w:val="215E99" w:themeColor="text2" w:themeTint="BF"/>
+          <w:lang w:val="en-CA"/>
+        </w:rPr>
+        <w:t xml:space="preserve"> and hope that the changes will reflect the suggested sequence the reviewer provided.</w:t>
+      </w:r>
+    </w:p>
+    <w:p>
+      <w:pPr>
+        <w:rPr>
+          <w:rFonts w:ascii="Times New Roman" w:hAnsi="Times New Roman" w:cs="Times New Roman"/>
+          <w:i/>
+          <w:iCs/>
+          <w:lang w:val="en-CA"/>
+        </w:rPr>
+      </w:pPr>
+    </w:p>
+    <w:p>
+      <w:pPr>
+        <w:rPr>
+          <w:rFonts w:ascii="Times New Roman" w:hAnsi="Times New Roman" w:cs="Times New Roman"/>
+          <w:lang w:val="en-CA"/>
+        </w:rPr>
+      </w:pPr>
+      <w:r>
+        <w:rPr>
+          <w:rFonts w:ascii="Times New Roman" w:hAnsi="Times New Roman" w:cs="Times New Roman"/>
+          <w:i/>
+          <w:iCs/>
+          <w:lang w:val="en-CA"/>
+        </w:rPr>
+        <w:t>* Line 395: Survival interpretation should be more cautious; frame mechanisms as hypotheses.</w:t>
+      </w:r>
+    </w:p>
+    <w:p>
+      <w:pPr>
+        <w:rPr>
+          <w:rFonts w:ascii="Times New Roman" w:hAnsi="Times New Roman" w:cs="Times New Roman"/>
+          <w:color w:val="215E99" w:themeColor="text2" w:themeTint="BF"/>
+          <w:lang w:val="en-CA"/>
+        </w:rPr>
+      </w:pPr>
+      <w:r>
+        <w:rPr>
+          <w:rFonts w:ascii="Times New Roman" w:hAnsi="Times New Roman" w:cs="Times New Roman"/>
+          <w:color w:val="215E99" w:themeColor="text2" w:themeTint="BF"/>
+          <w:lang w:val="en-CA"/>
+        </w:rPr>
+        <w:lastRenderedPageBreak/>
+        <w:t xml:space="preserve">We thank the reviewer for this thoughtful </w:t>
+      </w:r>
+      <w:r>
+        <w:rPr>
+          <w:rFonts w:ascii="Times New Roman" w:hAnsi="Times New Roman" w:cs="Times New Roman"/>
+          <w:color w:val="215E99" w:themeColor="text2" w:themeTint="BF"/>
+          <w:lang w:val="en-CA"/>
+        </w:rPr>
+        <w:t>comment;</w:t>
+      </w:r>
+      <w:r>
+        <w:rPr>
+          <w:rFonts w:ascii="Times New Roman" w:hAnsi="Times New Roman" w:cs="Times New Roman"/>
+          <w:color w:val="215E99" w:themeColor="text2" w:themeTint="BF"/>
+          <w:lang w:val="en-CA"/>
+        </w:rPr>
+        <w:t xml:space="preserve"> we agree and have adjusted several statements in the </w:t>
+      </w:r>
+      <w:r>
+        <w:rPr>
+          <w:rFonts w:ascii="Times New Roman" w:hAnsi="Times New Roman" w:cs="Times New Roman"/>
+          <w:color w:val="215E99" w:themeColor="text2" w:themeTint="BF"/>
+          <w:lang w:val="en-CA"/>
+        </w:rPr>
+        <w:t>Lower apparent survival at urban site section to temper the causal language.</w:t>
+      </w:r>
+    </w:p>
+    <w:p>
+      <w:pPr>
+        <w:rPr>
+          <w:rFonts w:ascii="Times New Roman" w:hAnsi="Times New Roman" w:cs="Times New Roman"/>
+          <w:i/>
+          <w:iCs/>
+          <w:lang w:val="en-CA"/>
+        </w:rPr>
+      </w:pPr>
+    </w:p>
+    <w:p>
+      <w:pPr>
+        <w:rPr>
+          <w:rFonts w:ascii="Times New Roman" w:hAnsi="Times New Roman" w:cs="Times New Roman"/>
+          <w:lang w:val="en-CA"/>
+        </w:rPr>
+      </w:pPr>
+      <w:r>
+        <w:rPr>
+          <w:rFonts w:ascii="Times New Roman" w:hAnsi="Times New Roman" w:cs="Times New Roman"/>
+          <w:i/>
+          <w:iCs/>
+          <w:lang w:val="en-CA"/>
+        </w:rPr>
+        <w:t>* Line 420: Feeder-home range mechanisms are plausible but speculative given sample size; temper causal language.</w:t>
+      </w:r>
+    </w:p>
+    <w:p>
+      <w:pPr>
+        <w:rPr>
+          <w:rFonts w:ascii="Times New Roman" w:hAnsi="Times New Roman" w:cs="Times New Roman"/>
+          <w:color w:val="215E99" w:themeColor="text2" w:themeTint="BF"/>
+          <w:lang w:val="en-CA"/>
+        </w:rPr>
+      </w:pPr>
+      <w:r>
+        <w:rPr>
+          <w:rFonts w:ascii="Times New Roman" w:hAnsi="Times New Roman" w:cs="Times New Roman"/>
+          <w:color w:val="215E99" w:themeColor="text2" w:themeTint="BF"/>
+          <w:lang w:val="en-CA"/>
+        </w:rPr>
+        <w:t xml:space="preserve">We appreciate this comment by the reviewer. </w:t>
+      </w:r>
+      <w:r>
+        <w:rPr>
+          <w:rFonts w:ascii="Times New Roman" w:hAnsi="Times New Roman" w:cs="Times New Roman"/>
+          <w:color w:val="215E99" w:themeColor="text2" w:themeTint="BF"/>
+          <w:lang w:val="en-CA"/>
+        </w:rPr>
+        <w:t>The highlighted section was significantly improved, particularly towards the end of the paragraph, to temper causal language and provide a more cautious view of the results and their implications. We also avoided to make claims regarding mechanisms as we recognize that this was not directly tested in our analyses.</w:t>
+      </w:r>
+    </w:p>
+    <w:p>
+      <w:pPr>
+        <w:rPr>
+          <w:rFonts w:ascii="Times New Roman" w:hAnsi="Times New Roman" w:cs="Times New Roman"/>
+          <w:i/>
+          <w:iCs/>
+          <w:lang w:val="en-CA"/>
+        </w:rPr>
+      </w:pPr>
+    </w:p>
+    <w:p>
+      <w:pPr>
+        <w:rPr>
+          <w:rFonts w:ascii="Times New Roman" w:hAnsi="Times New Roman" w:cs="Times New Roman"/>
+          <w:lang w:val="en-CA"/>
+        </w:rPr>
+      </w:pPr>
+      <w:r>
+        <w:rPr>
+          <w:rFonts w:ascii="Times New Roman" w:hAnsi="Times New Roman" w:cs="Times New Roman"/>
+          <w:i/>
+          <w:iCs/>
+          <w:lang w:val="en-CA"/>
+        </w:rPr>
+        <w:t>* Line 439: Scale-of-effect interpretations are overconfident; acknowledge correlation and spatial error limitations.</w:t>
+      </w:r>
+    </w:p>
+    <w:p>
+      <w:pPr>
+        <w:rPr>
+          <w:rFonts w:ascii="Times New Roman" w:hAnsi="Times New Roman" w:cs="Times New Roman"/>
+          <w:color w:val="215E99" w:themeColor="text2" w:themeTint="BF"/>
+          <w:lang w:val="en-CA"/>
+        </w:rPr>
+      </w:pPr>
+      <w:r>
+        <w:rPr>
+          <w:rFonts w:ascii="Times New Roman" w:hAnsi="Times New Roman" w:cs="Times New Roman"/>
+          <w:color w:val="215E99" w:themeColor="text2" w:themeTint="BF"/>
+          <w:lang w:val="en-CA"/>
+        </w:rPr>
+        <w:t>The authors thank the reviewer for the comment provided.</w:t>
+      </w:r>
+      <w:r>
+        <w:rPr>
+          <w:rFonts w:ascii="Times New Roman" w:hAnsi="Times New Roman" w:cs="Times New Roman"/>
+          <w:color w:val="215E99" w:themeColor="text2" w:themeTint="BF"/>
+          <w:lang w:val="en-CA"/>
+        </w:rPr>
+        <w:t xml:space="preserve"> We have worked on the scale of association part of the discussion to better acknowledge correlation and limitations, as well as tempered the causal language and the overconfidence that first transpired through the paragraph. We hope that these changes </w:t>
+      </w:r>
+      <w:r>
+        <w:rPr>
+          <w:rFonts w:ascii="Times New Roman" w:hAnsi="Times New Roman" w:cs="Times New Roman"/>
+          <w:color w:val="215E99" w:themeColor="text2" w:themeTint="BF"/>
+          <w:lang w:val="en-CA"/>
+        </w:rPr>
+        <w:t>are adequate and present a more cautious interpretation of our results.</w:t>
+      </w:r>
+    </w:p>
+    <w:p>
+      <w:pPr>
+        <w:rPr>
+          <w:rFonts w:ascii="Times New Roman" w:hAnsi="Times New Roman" w:cs="Times New Roman"/>
+          <w:i/>
+          <w:iCs/>
+          <w:lang w:val="en-CA"/>
+        </w:rPr>
+      </w:pPr>
+    </w:p>
+    <w:p>
+      <w:pPr>
+        <w:rPr>
+          <w:rFonts w:ascii="Times New Roman" w:hAnsi="Times New Roman" w:cs="Times New Roman"/>
+          <w:lang w:val="en-CA"/>
+        </w:rPr>
+      </w:pPr>
+      <w:r>
+        <w:rPr>
+          <w:rFonts w:ascii="Times New Roman" w:hAnsi="Times New Roman" w:cs="Times New Roman"/>
+          <w:i/>
+          <w:iCs/>
+          <w:lang w:val="en-CA"/>
+        </w:rPr>
+        <w:t>* Line 462: Several interpretations extend beyond data. Encourage clearer separation of results vs. speculation.</w:t>
+      </w:r>
+    </w:p>
+    <w:p>
+      <w:pPr>
+        <w:rPr>
+          <w:rFonts w:ascii="Times New Roman" w:hAnsi="Times New Roman" w:cs="Times New Roman"/>
+          <w:color w:val="215E99" w:themeColor="text2" w:themeTint="BF"/>
+          <w:lang w:val="en-CA"/>
+        </w:rPr>
+      </w:pPr>
+      <w:r>
+        <w:rPr>
+          <w:rFonts w:ascii="Times New Roman" w:hAnsi="Times New Roman" w:cs="Times New Roman"/>
+          <w:color w:val="215E99" w:themeColor="text2" w:themeTint="BF"/>
+          <w:lang w:val="en-CA"/>
+        </w:rPr>
+        <w:t xml:space="preserve">We thank the reviewer for pointing this out as </w:t>
+      </w:r>
+      <w:r>
+        <w:rPr>
+          <w:rFonts w:ascii="Times New Roman" w:hAnsi="Times New Roman" w:cs="Times New Roman"/>
+          <w:color w:val="215E99" w:themeColor="text2" w:themeTint="BF"/>
+          <w:lang w:val="en-CA"/>
+        </w:rPr>
+        <w:t xml:space="preserve">a key aspect to improve. We have worked on this section to add sentences that more clearly separate what comes out of our results vs. what is speculation regarding the potential </w:t>
+      </w:r>
+      <w:r>
+        <w:rPr>
+          <w:rFonts w:ascii="Times New Roman" w:hAnsi="Times New Roman" w:cs="Times New Roman"/>
+          <w:color w:val="215E99" w:themeColor="text2" w:themeTint="BF"/>
+          <w:lang w:val="en-CA"/>
+        </w:rPr>
+        <w:t xml:space="preserve">explanations for those results. We have reframed multiple sections to be more cautious of our interpretations and provided a more realistic </w:t>
+      </w:r>
+      <w:r>
+        <w:rPr>
+          <w:rFonts w:ascii="Times New Roman" w:hAnsi="Times New Roman" w:cs="Times New Roman"/>
+          <w:color w:val="215E99" w:themeColor="text2" w:themeTint="BF"/>
+          <w:lang w:val="en-CA"/>
+        </w:rPr>
+        <w:t>view of the results and their effects on cardinals’ winter movements.</w:t>
+      </w:r>
+    </w:p>
+    <w:p>
+      <w:pPr>
+        <w:rPr>
+          <w:rFonts w:ascii="Times New Roman" w:hAnsi="Times New Roman" w:cs="Times New Roman"/>
+          <w:i/>
+          <w:iCs/>
+          <w:lang w:val="en-CA"/>
+        </w:rPr>
+      </w:pPr>
+    </w:p>
+    <w:p>
+      <w:pPr>
+        <w:rPr>
+          <w:rFonts w:ascii="Times New Roman" w:hAnsi="Times New Roman" w:cs="Times New Roman"/>
+          <w:lang w:val="en-CA"/>
+        </w:rPr>
+      </w:pPr>
+      <w:r>
+        <w:rPr>
+          <w:rFonts w:ascii="Times New Roman" w:hAnsi="Times New Roman" w:cs="Times New Roman"/>
+          <w:i/>
+          <w:iCs/>
+          <w:lang w:val="en-CA"/>
+        </w:rPr>
+        <w:t>* Line 489: Cardinals are likely not representative of conservation-sensitive species; please acknowledge this limitation more explicitly.</w:t>
+      </w:r>
+    </w:p>
+    <w:p>
+      <w:pPr>
+        <w:rPr>
+          <w:rFonts w:ascii="Times New Roman" w:hAnsi="Times New Roman" w:cs="Times New Roman"/>
+          <w:color w:val="215E99" w:themeColor="text2" w:themeTint="BF"/>
+          <w:lang w:val="en-CA"/>
+        </w:rPr>
+      </w:pPr>
+      <w:r>
+        <w:rPr>
+          <w:rFonts w:ascii="Times New Roman" w:hAnsi="Times New Roman" w:cs="Times New Roman"/>
+          <w:color w:val="215E99" w:themeColor="text2" w:themeTint="BF"/>
+          <w:lang w:val="en-CA"/>
+        </w:rPr>
+        <w:t xml:space="preserve">The authors agree with this comment from the reviewer. To resolve it, we have </w:t>
+      </w:r>
+      <w:r>
+        <w:rPr>
+          <w:rFonts w:ascii="Times New Roman" w:hAnsi="Times New Roman" w:cs="Times New Roman"/>
+          <w:color w:val="215E99" w:themeColor="text2" w:themeTint="BF"/>
+          <w:lang w:val="en-CA"/>
+        </w:rPr>
+        <w:t xml:space="preserve">changed the Conclusion to better </w:t>
+      </w:r>
+      <w:r>
+        <w:rPr>
+          <w:rFonts w:ascii="Times New Roman" w:hAnsi="Times New Roman" w:cs="Times New Roman"/>
+          <w:color w:val="215E99" w:themeColor="text2" w:themeTint="BF"/>
+          <w:lang w:val="en-CA"/>
+        </w:rPr>
+        <w:t>exhibit the limitation presented by the fact that cardinals are not conservation sensitive species.</w:t>
+      </w:r>
+    </w:p>
+    <w:p>
+      <w:pPr>
+        <w:rPr>
+          <w:rFonts w:ascii="Times New Roman" w:hAnsi="Times New Roman" w:cs="Times New Roman"/>
+          <w:i/>
+          <w:iCs/>
+          <w:lang w:val="en-CA"/>
+        </w:rPr>
+      </w:pPr>
+    </w:p>
+    <w:p>
+      <w:pPr>
+        <w:rPr>
+          <w:rFonts w:ascii="Times New Roman" w:hAnsi="Times New Roman" w:cs="Times New Roman"/>
+          <w:i/>
+          <w:iCs/>
+          <w:lang w:val="en-CA"/>
+        </w:rPr>
+      </w:pPr>
+      <w:r>
+        <w:rPr>
+          <w:rFonts w:ascii="Times New Roman" w:hAnsi="Times New Roman" w:cs="Times New Roman"/>
+          <w:i/>
+          <w:iCs/>
+          <w:lang w:val="en-CA"/>
+        </w:rPr>
+        <w:t>Supplemental / Technical</w:t>
+      </w:r>
+    </w:p>
+    <w:p>
+      <w:pPr>
+        <w:rPr>
+          <w:rFonts w:ascii="Times New Roman" w:hAnsi="Times New Roman" w:cs="Times New Roman"/>
+          <w:i/>
+          <w:iCs/>
+          <w:lang w:val="en-CA"/>
+        </w:rPr>
+      </w:pPr>
+      <w:r>
+        <w:rPr>
+          <w:rFonts w:ascii="Times New Roman" w:hAnsi="Times New Roman" w:cs="Times New Roman"/>
+          <w:i/>
+          <w:iCs/>
+          <w:lang w:val="en-CA"/>
+        </w:rPr>
+        <w:t>* Line 726: Spatial error (10-15 m) approaches the difference between focal scales (25-50 m), which should be explicitly acknowledged in interpretation.</w:t>
+      </w:r>
+    </w:p>
+    <w:p>
+      <w:pPr>
+        <w:rPr>
+          <w:rFonts w:ascii="Times New Roman" w:hAnsi="Times New Roman" w:cs="Times New Roman"/>
+          <w:color w:val="215E99" w:themeColor="text2" w:themeTint="BF"/>
+          <w:lang w:val="en-CA"/>
+        </w:rPr>
+      </w:pPr>
+      <w:r>
+        <w:rPr>
+          <w:rFonts w:ascii="Times New Roman" w:hAnsi="Times New Roman" w:cs="Times New Roman"/>
+          <w:color w:val="215E99" w:themeColor="text2" w:themeTint="BF"/>
+          <w:lang w:val="en-CA"/>
+        </w:rPr>
+        <w:t xml:space="preserve">We thank the reviewer for this comment. To resolve it, we have explicitly </w:t>
+      </w:r>
+      <w:r>
+        <w:rPr>
+          <w:rFonts w:ascii="Times New Roman" w:hAnsi="Times New Roman" w:cs="Times New Roman"/>
+          <w:color w:val="215E99" w:themeColor="text2" w:themeTint="BF"/>
+          <w:lang w:val="en-CA"/>
+        </w:rPr>
+        <w:t>acknowledged the small gap between the spatial error and focal scales in the Discussion section in the Small scale of association to habitat regardless of urbanization level subsection</w:t>
       </w:r>
       <w:r>
         <w:rPr>
@@ -2990,269 +3973,91 @@
       <w:pPr>
         <w:rPr>
           <w:rFonts w:ascii="Times New Roman" w:hAnsi="Times New Roman" w:cs="Times New Roman"/>
-          <w:i/>
-          <w:iCs/>
-          <w:lang w:val="en-CA"/>
-        </w:rPr>
-      </w:pPr>
-    </w:p>
-    <w:p>
-      <w:pPr>
-        <w:rPr>
-          <w:rFonts w:ascii="Times New Roman" w:hAnsi="Times New Roman" w:cs="Times New Roman"/>
-          <w:i/>
-          <w:iCs/>
-          <w:lang w:val="en-CA"/>
-        </w:rPr>
-      </w:pPr>
-      <w:r>
-        <w:rPr>
-          <w:rFonts w:ascii="Times New Roman" w:hAnsi="Times New Roman" w:cs="Times New Roman"/>
-          <w:i/>
-          <w:iCs/>
-          <w:lang w:val="en-CA"/>
-        </w:rPr>
-        <w:t>Results</w:t>
-      </w:r>
-    </w:p>
-    <w:p>
-      <w:pPr>
-        <w:rPr>
-          <w:rFonts w:ascii="Times New Roman" w:hAnsi="Times New Roman" w:cs="Times New Roman"/>
-          <w:lang w:val="en-CA"/>
-        </w:rPr>
-      </w:pPr>
-      <w:r>
-        <w:rPr>
-          <w:rFonts w:ascii="Times New Roman" w:hAnsi="Times New Roman" w:cs="Times New Roman"/>
-          <w:i/>
-          <w:iCs/>
-          <w:lang w:val="en-CA"/>
-        </w:rPr>
-        <w:t>* Lines 256-277 (Figures 2-3): These population trend and banding analyses feel tangential and interrupt the narrative. Consider condensing or moving to Supplement.</w:t>
-      </w:r>
-    </w:p>
-    <w:p>
-      <w:pPr>
-        <w:rPr>
-          <w:rFonts w:ascii="Times New Roman" w:hAnsi="Times New Roman" w:cs="Times New Roman"/>
-          <w:color w:val="215E99" w:themeColor="text2" w:themeTint="BF"/>
-          <w:lang w:val="en-CA"/>
-        </w:rPr>
-      </w:pPr>
-      <w:r>
-        <w:rPr>
-          <w:rFonts w:ascii="Times New Roman" w:hAnsi="Times New Roman" w:cs="Times New Roman"/>
-          <w:color w:val="215E99" w:themeColor="text2" w:themeTint="BF"/>
-          <w:lang w:val="en-CA"/>
-        </w:rPr>
-        <w:t xml:space="preserve">The authors </w:t>
-      </w:r>
-      <w:r>
-        <w:rPr>
-          <w:rFonts w:ascii="Times New Roman" w:hAnsi="Times New Roman" w:cs="Times New Roman"/>
-          <w:color w:val="215E99" w:themeColor="text2" w:themeTint="BF"/>
-          <w:lang w:val="en-CA"/>
-        </w:rPr>
-        <w:t>thank the reviewer for this comment</w:t>
-      </w:r>
-      <w:r>
-        <w:rPr>
-          <w:rFonts w:ascii="Times New Roman" w:hAnsi="Times New Roman" w:cs="Times New Roman"/>
-          <w:color w:val="215E99" w:themeColor="text2" w:themeTint="BF"/>
-          <w:lang w:val="en-CA"/>
-        </w:rPr>
-        <w:t xml:space="preserve">. </w:t>
-      </w:r>
-      <w:r>
-        <w:rPr>
-          <w:rFonts w:ascii="Times New Roman" w:hAnsi="Times New Roman" w:cs="Times New Roman"/>
-          <w:color w:val="215E99" w:themeColor="text2" w:themeTint="BF"/>
-          <w:lang w:val="en-CA"/>
-        </w:rPr>
-        <w:t xml:space="preserve">We have addressed this comment </w:t>
-      </w:r>
-      <w:r>
-        <w:rPr>
-          <w:rFonts w:ascii="Times New Roman" w:hAnsi="Times New Roman" w:cs="Times New Roman"/>
-          <w:color w:val="215E99" w:themeColor="text2" w:themeTint="BF"/>
-          <w:lang w:val="en-CA"/>
-        </w:rPr>
-        <w:t>further in the document</w:t>
-      </w:r>
-      <w:r>
-        <w:rPr>
-          <w:rFonts w:ascii="Times New Roman" w:hAnsi="Times New Roman" w:cs="Times New Roman"/>
-          <w:color w:val="215E99" w:themeColor="text2" w:themeTint="BF"/>
-          <w:lang w:val="en-CA"/>
-        </w:rPr>
-        <w:t xml:space="preserve"> (3 pages below this present comment)</w:t>
-      </w:r>
-      <w:r>
-        <w:rPr>
-          <w:rFonts w:ascii="Times New Roman" w:hAnsi="Times New Roman" w:cs="Times New Roman"/>
-          <w:color w:val="215E99" w:themeColor="text2" w:themeTint="BF"/>
-          <w:lang w:val="en-CA"/>
-        </w:rPr>
-        <w:t>, under a large comment section regarding Figures 2,3 and 6</w:t>
-      </w:r>
-      <w:r>
-        <w:rPr>
-          <w:rFonts w:ascii="Times New Roman" w:hAnsi="Times New Roman" w:cs="Times New Roman"/>
-          <w:color w:val="215E99" w:themeColor="text2" w:themeTint="BF"/>
-          <w:lang w:val="en-CA"/>
-        </w:rPr>
-        <w:t xml:space="preserve"> which was initially included in the “Custom review questions”. We have provided an elaborate response touching on all the concerns raised by the reviewer.</w:t>
-      </w:r>
-    </w:p>
-    <w:p>
-      <w:pPr>
-        <w:rPr>
-          <w:rFonts w:ascii="Times New Roman" w:hAnsi="Times New Roman" w:cs="Times New Roman"/>
-          <w:lang w:val="en-CA"/>
-        </w:rPr>
-      </w:pPr>
-    </w:p>
-    <w:p>
-      <w:pPr>
-        <w:rPr>
-          <w:rFonts w:ascii="Times New Roman" w:hAnsi="Times New Roman" w:cs="Times New Roman"/>
-          <w:lang w:val="en-CA"/>
-        </w:rPr>
-      </w:pPr>
-      <w:r>
-        <w:rPr>
-          <w:rFonts w:ascii="Times New Roman" w:hAnsi="Times New Roman" w:cs="Times New Roman"/>
-          <w:i/>
-          <w:iCs/>
-          <w:lang w:val="en-CA"/>
-        </w:rPr>
-        <w:t>* Line 288-290: Delete "Table 1 details…" and instead reference Table 1 in the prior sentence.</w:t>
-      </w:r>
-    </w:p>
-    <w:p>
-      <w:pPr>
-        <w:rPr>
-          <w:rFonts w:ascii="Times New Roman" w:hAnsi="Times New Roman" w:cs="Times New Roman"/>
-          <w:color w:val="215E99" w:themeColor="text2" w:themeTint="BF"/>
-          <w:lang w:val="en-CA"/>
-        </w:rPr>
-      </w:pPr>
-      <w:r>
-        <w:rPr>
-          <w:rFonts w:ascii="Times New Roman" w:hAnsi="Times New Roman" w:cs="Times New Roman"/>
-          <w:color w:val="215E99" w:themeColor="text2" w:themeTint="BF"/>
-          <w:lang w:val="en-CA"/>
-        </w:rPr>
-        <w:t>We thank the reviewer for this note; we have removed the unnecessary sentence and included a reference to the appropriate table in the previous sentence.</w:t>
-      </w:r>
-    </w:p>
-    <w:p>
-      <w:pPr>
-        <w:rPr>
-          <w:rFonts w:ascii="Times New Roman" w:hAnsi="Times New Roman" w:cs="Times New Roman"/>
-          <w:lang w:val="en-CA"/>
-        </w:rPr>
-      </w:pPr>
-    </w:p>
-    <w:p>
-      <w:pPr>
-        <w:rPr>
-          <w:rFonts w:ascii="Times New Roman" w:hAnsi="Times New Roman" w:cs="Times New Roman"/>
-          <w:lang w:val="en-CA"/>
-        </w:rPr>
-      </w:pPr>
-      <w:r>
-        <w:rPr>
-          <w:rFonts w:ascii="Times New Roman" w:hAnsi="Times New Roman" w:cs="Times New Roman"/>
-          <w:i/>
-          <w:iCs/>
-          <w:lang w:val="en-CA"/>
-        </w:rPr>
-        <w:t>* Table 1: This table is difficult to interpret. The "fated survival" column (e.g., 90% for urban despite 17% apparent survival) requires clear explanation of assumptions.</w:t>
-      </w:r>
-    </w:p>
-    <w:p>
-      <w:pPr>
-        <w:rPr>
-          <w:rFonts w:ascii="Times New Roman" w:hAnsi="Times New Roman" w:cs="Times New Roman"/>
-          <w:color w:val="215E99" w:themeColor="text2" w:themeTint="BF"/>
-          <w:lang w:val="en-CA"/>
-        </w:rPr>
-      </w:pPr>
-      <w:r>
-        <w:rPr>
-          <w:rFonts w:ascii="Times New Roman" w:hAnsi="Times New Roman" w:cs="Times New Roman"/>
-          <w:color w:val="215E99" w:themeColor="text2" w:themeTint="BF"/>
-          <w:lang w:val="en-CA"/>
-        </w:rPr>
-        <w:t>We thank the reviewer for highlighting this issue. As a result, we have decided to remove the confusing last column of the table as it</w:t>
-      </w:r>
-      <w:r>
-        <w:rPr>
-          <w:rFonts w:ascii="Times New Roman" w:hAnsi="Times New Roman" w:cs="Times New Roman"/>
-          <w:color w:val="215E99" w:themeColor="text2" w:themeTint="BF"/>
-          <w:lang w:val="en-CA"/>
-        </w:rPr>
-        <w:t xml:space="preserve"> isn’t relevant for the rest of the manuscript and discussion. We hope that this improves clarity while making the table </w:t>
-      </w:r>
-      <w:r>
-        <w:rPr>
-          <w:rFonts w:ascii="Times New Roman" w:hAnsi="Times New Roman" w:cs="Times New Roman"/>
-          <w:color w:val="215E99" w:themeColor="text2" w:themeTint="BF"/>
-          <w:lang w:val="en-CA"/>
-        </w:rPr>
-        <w:t>easier to read and understand.</w:t>
-      </w:r>
-    </w:p>
-    <w:p>
-      <w:pPr>
-        <w:rPr>
-          <w:rFonts w:ascii="Times New Roman" w:hAnsi="Times New Roman" w:cs="Times New Roman"/>
-          <w:lang w:val="en-CA"/>
-        </w:rPr>
-      </w:pPr>
-    </w:p>
-    <w:p>
-      <w:pPr>
-        <w:rPr>
-          <w:rFonts w:ascii="Times New Roman" w:hAnsi="Times New Roman" w:cs="Times New Roman"/>
-          <w:lang w:val="en-CA"/>
-        </w:rPr>
-      </w:pPr>
-      <w:r>
-        <w:rPr>
-          <w:rFonts w:ascii="Times New Roman" w:hAnsi="Times New Roman" w:cs="Times New Roman"/>
-          <w:i/>
-          <w:iCs/>
-          <w:lang w:val="en-CA"/>
-        </w:rPr>
-        <w:t>* Table 2: Sample sizes (urban n = 9) and large SEs limit inference. Conclusions about urban effects on home range size should be tempered. Core area differences (p = 0.077) are better framed as a trend (done so on next line).</w:t>
-      </w:r>
-    </w:p>
-    <w:p>
-      <w:pPr>
-        <w:rPr>
-          <w:rFonts w:ascii="Times New Roman" w:hAnsi="Times New Roman" w:cs="Times New Roman"/>
-          <w:color w:val="215E99" w:themeColor="text2" w:themeTint="BF"/>
-          <w:lang w:val="en-CA"/>
-        </w:rPr>
-      </w:pPr>
-      <w:r>
-        <w:rPr>
-          <w:rFonts w:ascii="Times New Roman" w:hAnsi="Times New Roman" w:cs="Times New Roman"/>
-          <w:color w:val="215E99" w:themeColor="text2" w:themeTint="BF"/>
-          <w:lang w:val="en-CA"/>
-        </w:rPr>
-        <w:t xml:space="preserve">We thank the reviewer for this insightful feedback. We have considerably tempered the conclusions made from the urban effects on home range size </w:t>
-      </w:r>
-      <w:r>
-        <w:rPr>
-          <w:rFonts w:ascii="Times New Roman" w:hAnsi="Times New Roman" w:cs="Times New Roman"/>
-          <w:color w:val="215E99" w:themeColor="text2" w:themeTint="BF"/>
-          <w:lang w:val="en-CA"/>
-        </w:rPr>
-        <w:t>in the discussion section and generally throughout the paper.</w:t>
+          <w:lang w:val="en-CA"/>
+        </w:rPr>
+      </w:pPr>
+    </w:p>
+    <w:p>
+      <w:pPr>
+        <w:rPr>
+          <w:rFonts w:ascii="Times New Roman" w:hAnsi="Times New Roman" w:cs="Times New Roman"/>
+          <w:lang w:val="en-CA"/>
+        </w:rPr>
+      </w:pPr>
+      <w:r>
+        <w:rPr>
+          <w:rFonts w:ascii="Times New Roman" w:hAnsi="Times New Roman" w:cs="Times New Roman"/>
+          <w:i/>
+          <w:iCs/>
+          <w:lang w:val="en-CA"/>
+        </w:rPr>
+        <w:t>* Graphical abstract: The current graphic implies hierarchical habitat selection not supported by the design. It should be revised to reflect associations tested rather than behavioral processes inferred. It also assumes migratory decision-making, as opposed to resident status, which is not demonstrated.</w:t>
+      </w:r>
+    </w:p>
+    <w:p>
+      <w:pPr>
+        <w:rPr>
+          <w:rFonts w:ascii="Times New Roman" w:hAnsi="Times New Roman" w:cs="Times New Roman"/>
+          <w:color w:val="215E99" w:themeColor="text2" w:themeTint="BF"/>
+          <w:lang w:val="en-CA"/>
+        </w:rPr>
+      </w:pPr>
+      <w:r>
+        <w:rPr>
+          <w:rFonts w:ascii="Times New Roman" w:hAnsi="Times New Roman" w:cs="Times New Roman"/>
+          <w:color w:val="215E99" w:themeColor="text2" w:themeTint="BF"/>
+          <w:lang w:val="en-CA"/>
+        </w:rPr>
+        <w:t xml:space="preserve">We thank the reviewer for this comment. We have revised the graphical abstract to avoid conveying </w:t>
+      </w:r>
+      <w:r>
+        <w:rPr>
+          <w:rFonts w:ascii="Times New Roman" w:hAnsi="Times New Roman" w:cs="Times New Roman"/>
+          <w:color w:val="215E99" w:themeColor="text2" w:themeTint="BF"/>
+          <w:lang w:val="en-CA"/>
+        </w:rPr>
+        <w:t xml:space="preserve">a sense of hierarchical habitat selection. We have also explicitly added the mention of “habitat association” to avoid confusion </w:t>
+      </w:r>
+      <w:r>
+        <w:rPr>
+          <w:rFonts w:ascii="Times New Roman" w:hAnsi="Times New Roman" w:cs="Times New Roman"/>
+          <w:color w:val="215E99" w:themeColor="text2" w:themeTint="BF"/>
+          <w:lang w:val="en-CA"/>
+        </w:rPr>
+        <w:t xml:space="preserve">on what is being tested through the paper and clearly </w:t>
+      </w:r>
+      <w:r>
+        <w:rPr>
+          <w:rFonts w:ascii="Times New Roman" w:hAnsi="Times New Roman" w:cs="Times New Roman"/>
+          <w:color w:val="215E99" w:themeColor="text2" w:themeTint="BF"/>
+          <w:lang w:val="en-CA"/>
+        </w:rPr>
+        <w:lastRenderedPageBreak/>
+        <w:t xml:space="preserve">define that this is not a behavioral process being tested. We have also changed the cardinal illustration to be a perched one to avoid the insinuation that </w:t>
+      </w:r>
+      <w:r>
+        <w:rPr>
+          <w:rFonts w:ascii="Times New Roman" w:hAnsi="Times New Roman" w:cs="Times New Roman"/>
+          <w:color w:val="215E99" w:themeColor="text2" w:themeTint="BF"/>
+          <w:lang w:val="en-CA"/>
+        </w:rPr>
+        <w:t xml:space="preserve">migratory movement is at play here, in addition to </w:t>
+      </w:r>
+      <w:r>
+        <w:rPr>
+          <w:rFonts w:ascii="Times New Roman" w:hAnsi="Times New Roman" w:cs="Times New Roman"/>
+          <w:color w:val="215E99" w:themeColor="text2" w:themeTint="BF"/>
+          <w:lang w:val="en-CA"/>
+        </w:rPr>
+        <w:t>the addition of a title highlighting the “winter” aspect of the research. We hope that these changes will improve the clarity of the graphical abstract</w:t>
+      </w:r>
+      <w:r>
+        <w:rPr>
+          <w:rFonts w:ascii="Times New Roman" w:hAnsi="Times New Roman" w:cs="Times New Roman"/>
+          <w:color w:val="215E99" w:themeColor="text2" w:themeTint="BF"/>
+          <w:lang w:val="en-CA"/>
+        </w:rPr>
+        <w:t>.</w:t>
       </w:r>
       <w:r>
         <w:rPr>
@@ -3262,884 +4067,6 @@
         </w:rPr>
         <w:t xml:space="preserve"> </w:t>
       </w:r>
-      <w:r>
-        <w:rPr>
-          <w:rFonts w:ascii="Times New Roman" w:hAnsi="Times New Roman" w:cs="Times New Roman"/>
-          <w:color w:val="215E99" w:themeColor="text2" w:themeTint="BF"/>
-          <w:lang w:val="en-CA"/>
-        </w:rPr>
-        <w:t>We agree with the reviewer than considering the low sample size and the significance only approaching significance, our conclusions must remain cautious.</w:t>
-      </w:r>
-    </w:p>
-    <w:p>
-      <w:pPr>
-        <w:rPr>
-          <w:rFonts w:ascii="Times New Roman" w:hAnsi="Times New Roman" w:cs="Times New Roman"/>
-          <w:i/>
-          <w:iCs/>
-          <w:lang w:val="en-CA"/>
-        </w:rPr>
-      </w:pPr>
-    </w:p>
-    <w:p>
-      <w:pPr>
-        <w:rPr>
-          <w:rFonts w:ascii="Times New Roman" w:hAnsi="Times New Roman" w:cs="Times New Roman"/>
-          <w:lang w:val="en-CA"/>
-        </w:rPr>
-      </w:pPr>
-      <w:r>
-        <w:rPr>
-          <w:rFonts w:ascii="Times New Roman" w:hAnsi="Times New Roman" w:cs="Times New Roman"/>
-          <w:i/>
-          <w:iCs/>
-          <w:lang w:val="en-CA"/>
-        </w:rPr>
-        <w:t>* Line 324 / Figure 5: Scale-of-effect analyses rely on nested, likely highly correlated predictors. Please report correlations, clarify robustness, and temper interpretation. Consider moving Fig. 5 to Supplement.</w:t>
-      </w:r>
-    </w:p>
-    <w:p>
-      <w:pPr>
-        <w:rPr>
-          <w:rFonts w:ascii="Times New Roman" w:hAnsi="Times New Roman" w:cs="Times New Roman"/>
-          <w:color w:val="215E99" w:themeColor="text2" w:themeTint="BF"/>
-          <w:lang w:val="en-CA"/>
-        </w:rPr>
-      </w:pPr>
-      <w:r>
-        <w:rPr>
-          <w:rFonts w:ascii="Times New Roman" w:hAnsi="Times New Roman" w:cs="Times New Roman"/>
-          <w:color w:val="215E99" w:themeColor="text2" w:themeTint="BF"/>
-          <w:lang w:val="en-CA"/>
-        </w:rPr>
-        <w:t>We agree with the reviewer’s comment and have added correlations to increase the manuscript’s transparency</w:t>
-      </w:r>
-      <w:r>
-        <w:rPr>
-          <w:rFonts w:ascii="Times New Roman" w:hAnsi="Times New Roman" w:cs="Times New Roman"/>
-          <w:color w:val="215E99" w:themeColor="text2" w:themeTint="BF"/>
-          <w:lang w:val="en-CA"/>
-        </w:rPr>
-        <w:t>. As a result, we have also tempered the interpretations made in the discussion regarding scale of association to habitat.</w:t>
-      </w:r>
-      <w:r>
-        <w:rPr>
-          <w:rFonts w:ascii="Times New Roman" w:hAnsi="Times New Roman" w:cs="Times New Roman"/>
-          <w:color w:val="215E99" w:themeColor="text2" w:themeTint="BF"/>
-          <w:lang w:val="en-CA"/>
-        </w:rPr>
-        <w:t xml:space="preserve"> In addition, we have removed Figure 5 and have instead simply reported the </w:t>
-      </w:r>
-      <w:r>
-        <w:rPr>
-          <w:rFonts w:ascii="Times New Roman" w:hAnsi="Times New Roman" w:cs="Times New Roman"/>
-          <w:color w:val="215E99" w:themeColor="text2" w:themeTint="BF"/>
-          <w:lang w:val="en-CA"/>
-        </w:rPr>
-        <w:t xml:space="preserve">∆ AICs that were used to determine </w:t>
-      </w:r>
-      <w:r>
-        <w:rPr>
-          <w:rFonts w:ascii="Times New Roman" w:hAnsi="Times New Roman" w:cs="Times New Roman"/>
-          <w:color w:val="215E99" w:themeColor="text2" w:themeTint="BF"/>
-          <w:lang w:val="en-CA"/>
-        </w:rPr>
-        <w:t>the appropriate model. We hope that this solves this comment and improves readability of the paper along with conciseness.</w:t>
-      </w:r>
-    </w:p>
-    <w:p>
-      <w:pPr>
-        <w:rPr>
-          <w:rFonts w:ascii="Times New Roman" w:hAnsi="Times New Roman" w:cs="Times New Roman"/>
-          <w:i/>
-          <w:iCs/>
-          <w:lang w:val="en-CA"/>
-        </w:rPr>
-      </w:pPr>
-    </w:p>
-    <w:p>
-      <w:pPr>
-        <w:rPr>
-          <w:rFonts w:ascii="Times New Roman" w:hAnsi="Times New Roman" w:cs="Times New Roman"/>
-          <w:lang w:val="en-CA"/>
-        </w:rPr>
-      </w:pPr>
-      <w:r>
-        <w:rPr>
-          <w:rFonts w:ascii="Times New Roman" w:hAnsi="Times New Roman" w:cs="Times New Roman"/>
-          <w:i/>
-          <w:iCs/>
-          <w:lang w:val="en-CA"/>
-        </w:rPr>
-        <w:t>* Line 352: Analytical procedure belongs in Methods, not Results.</w:t>
-      </w:r>
-    </w:p>
-    <w:p>
-      <w:pPr>
-        <w:spacing w:line="259" w:lineRule="auto"/>
-        <w:rPr>
-          <w:rFonts w:ascii="Times New Roman" w:hAnsi="Times New Roman" w:cs="Times New Roman"/>
-          <w:color w:val="215E99" w:themeColor="text2" w:themeTint="BF"/>
-          <w:lang w:val="en-CA"/>
-        </w:rPr>
-      </w:pPr>
-      <w:r>
-        <w:rPr>
-          <w:rFonts w:ascii="Times New Roman" w:hAnsi="Times New Roman" w:cs="Times New Roman"/>
-          <w:color w:val="215E99" w:themeColor="text2" w:themeTint="BF"/>
-          <w:lang w:val="en-CA"/>
-        </w:rPr>
-        <w:t xml:space="preserve">We have </w:t>
-      </w:r>
-      <w:r>
-        <w:rPr>
-          <w:rFonts w:ascii="Times New Roman" w:hAnsi="Times New Roman" w:cs="Times New Roman"/>
-          <w:color w:val="215E99" w:themeColor="text2" w:themeTint="BF"/>
-          <w:lang w:val="en-CA"/>
-        </w:rPr>
-        <w:t xml:space="preserve">moved this part </w:t>
-      </w:r>
-      <w:r>
-        <w:rPr>
-          <w:rFonts w:ascii="Times New Roman" w:hAnsi="Times New Roman" w:cs="Times New Roman"/>
-          <w:color w:val="215E99" w:themeColor="text2" w:themeTint="BF"/>
-          <w:lang w:val="en-CA"/>
-        </w:rPr>
-        <w:t>to the Methods section.</w:t>
-      </w:r>
-    </w:p>
-    <w:p>
-      <w:pPr>
-        <w:rPr>
-          <w:rFonts w:ascii="Times New Roman" w:hAnsi="Times New Roman" w:cs="Times New Roman"/>
-          <w:lang w:val="en-CA"/>
-        </w:rPr>
-      </w:pPr>
-    </w:p>
-    <w:p>
-      <w:pPr>
-        <w:rPr>
-          <w:rFonts w:ascii="Times New Roman" w:hAnsi="Times New Roman" w:cs="Times New Roman"/>
-          <w:i/>
-          <w:iCs/>
-          <w:lang w:val="en-CA"/>
-        </w:rPr>
-      </w:pPr>
-      <w:r>
-        <w:rPr>
-          <w:rFonts w:ascii="Times New Roman" w:hAnsi="Times New Roman" w:cs="Times New Roman"/>
-          <w:i/>
-          <w:iCs/>
-          <w:lang w:val="en-CA"/>
-        </w:rPr>
-        <w:t>* Line 356 / Figure 6: Please more clearly articulate the ecological takeaway of this figure.</w:t>
-      </w:r>
-    </w:p>
-    <w:p>
-      <w:pPr>
-        <w:rPr>
-          <w:rFonts w:ascii="Times New Roman" w:hAnsi="Times New Roman" w:cs="Times New Roman"/>
-          <w:color w:val="215E99" w:themeColor="text2" w:themeTint="BF"/>
-          <w:lang w:val="en-CA"/>
-        </w:rPr>
-      </w:pPr>
-      <w:r>
-        <w:rPr>
-          <w:rFonts w:ascii="Times New Roman" w:hAnsi="Times New Roman" w:cs="Times New Roman"/>
-          <w:color w:val="215E99" w:themeColor="text2" w:themeTint="BF"/>
-          <w:lang w:val="en-CA"/>
-        </w:rPr>
-        <w:t xml:space="preserve">We thank the reviewer for pointing out </w:t>
-      </w:r>
-      <w:r>
-        <w:rPr>
-          <w:rFonts w:ascii="Times New Roman" w:hAnsi="Times New Roman" w:cs="Times New Roman"/>
-          <w:color w:val="215E99" w:themeColor="text2" w:themeTint="BF"/>
-          <w:lang w:val="en-CA"/>
-        </w:rPr>
-        <w:t xml:space="preserve">this lack of clarity. </w:t>
-      </w:r>
-      <w:r>
-        <w:rPr>
-          <w:rFonts w:ascii="Times New Roman" w:hAnsi="Times New Roman" w:cs="Times New Roman"/>
-          <w:color w:val="215E99" w:themeColor="text2" w:themeTint="BF"/>
-          <w:lang w:val="en-CA"/>
-        </w:rPr>
-        <w:t>W</w:t>
-      </w:r>
-      <w:r>
-        <w:rPr>
-          <w:rFonts w:ascii="Times New Roman" w:hAnsi="Times New Roman" w:cs="Times New Roman"/>
-          <w:color w:val="215E99" w:themeColor="text2" w:themeTint="BF"/>
-          <w:lang w:val="en-CA"/>
-        </w:rPr>
-        <w:t xml:space="preserve">e </w:t>
-      </w:r>
-      <w:r>
-        <w:rPr>
-          <w:rFonts w:ascii="Times New Roman" w:hAnsi="Times New Roman" w:cs="Times New Roman"/>
-          <w:color w:val="215E99" w:themeColor="text2" w:themeTint="BF"/>
-          <w:lang w:val="en-CA"/>
-        </w:rPr>
-        <w:t xml:space="preserve">have added additional information on page </w:t>
-      </w:r>
-      <w:r>
-        <w:rPr>
-          <w:rFonts w:ascii="Times New Roman" w:hAnsi="Times New Roman" w:cs="Times New Roman"/>
-          <w:color w:val="215E99" w:themeColor="text2" w:themeTint="BF"/>
-          <w:lang w:val="en-CA"/>
-        </w:rPr>
-        <w:t>19 to</w:t>
-      </w:r>
-      <w:r>
-        <w:rPr>
-          <w:rFonts w:ascii="Times New Roman" w:hAnsi="Times New Roman" w:cs="Times New Roman"/>
-          <w:color w:val="215E99" w:themeColor="text2" w:themeTint="BF"/>
-          <w:lang w:val="en-CA"/>
-        </w:rPr>
-        <w:t xml:space="preserve"> emphasize the ecological </w:t>
-      </w:r>
-      <w:r>
-        <w:rPr>
-          <w:rFonts w:ascii="Times New Roman" w:hAnsi="Times New Roman" w:cs="Times New Roman"/>
-          <w:color w:val="215E99" w:themeColor="text2" w:themeTint="BF"/>
-          <w:lang w:val="en-CA"/>
-        </w:rPr>
-        <w:t xml:space="preserve">takeaways without </w:t>
-      </w:r>
-      <w:r>
-        <w:rPr>
-          <w:rFonts w:ascii="Times New Roman" w:hAnsi="Times New Roman" w:cs="Times New Roman"/>
-          <w:color w:val="215E99" w:themeColor="text2" w:themeTint="BF"/>
-          <w:lang w:val="en-CA"/>
-        </w:rPr>
-        <w:t xml:space="preserve">including synthesis material that was reserved for the discussion section. </w:t>
-      </w:r>
-      <w:r>
-        <w:rPr>
-          <w:rFonts w:ascii="Times New Roman" w:hAnsi="Times New Roman" w:cs="Times New Roman"/>
-          <w:color w:val="215E99" w:themeColor="text2" w:themeTint="BF"/>
-          <w:lang w:val="en-CA"/>
-        </w:rPr>
-        <w:t xml:space="preserve"> We hope that this </w:t>
-      </w:r>
-      <w:r>
-        <w:rPr>
-          <w:rFonts w:ascii="Times New Roman" w:hAnsi="Times New Roman" w:cs="Times New Roman"/>
-          <w:color w:val="215E99" w:themeColor="text2" w:themeTint="BF"/>
-          <w:lang w:val="en-CA"/>
-        </w:rPr>
-        <w:t xml:space="preserve">is a valuable addition for the reader improving the quality of this </w:t>
-      </w:r>
-      <w:r>
-        <w:rPr>
-          <w:rFonts w:ascii="Times New Roman" w:hAnsi="Times New Roman" w:cs="Times New Roman"/>
-          <w:color w:val="215E99" w:themeColor="text2" w:themeTint="BF"/>
-          <w:lang w:val="en-CA"/>
-        </w:rPr>
-        <w:t>final section of the Results.</w:t>
-      </w:r>
-    </w:p>
-    <w:p>
-      <w:pPr>
-        <w:rPr>
-          <w:rFonts w:ascii="Times New Roman" w:hAnsi="Times New Roman" w:cs="Times New Roman"/>
-          <w:i/>
-          <w:iCs/>
-          <w:lang w:val="en-CA"/>
-        </w:rPr>
-      </w:pPr>
-    </w:p>
-    <w:p>
-      <w:pPr>
-        <w:rPr>
-          <w:rFonts w:ascii="Times New Roman" w:hAnsi="Times New Roman" w:cs="Times New Roman"/>
-          <w:i/>
-          <w:iCs/>
-          <w:lang w:val="en-CA"/>
-        </w:rPr>
-      </w:pPr>
-      <w:r>
-        <w:rPr>
-          <w:rFonts w:ascii="Times New Roman" w:hAnsi="Times New Roman" w:cs="Times New Roman"/>
-          <w:i/>
-          <w:iCs/>
-          <w:lang w:val="en-CA"/>
-        </w:rPr>
-        <w:t>Discussion</w:t>
-      </w:r>
-    </w:p>
-    <w:p>
-      <w:pPr>
-        <w:rPr>
-          <w:rFonts w:ascii="Times New Roman" w:hAnsi="Times New Roman" w:cs="Times New Roman"/>
-          <w:lang w:val="en-CA"/>
-        </w:rPr>
-      </w:pPr>
-      <w:r>
-        <w:rPr>
-          <w:rFonts w:ascii="Times New Roman" w:hAnsi="Times New Roman" w:cs="Times New Roman"/>
-          <w:i/>
-          <w:iCs/>
-          <w:lang w:val="en-CA"/>
-        </w:rPr>
-        <w:t xml:space="preserve">* Line 379: The opening paragraph restates results rather than synthesizing contribution. Consider restructuring </w:t>
-      </w:r>
-      <w:r>
-        <w:rPr>
-          <w:rFonts w:ascii="Times New Roman" w:hAnsi="Times New Roman" w:cs="Times New Roman"/>
-          <w:i/>
-          <w:iCs/>
-          <w:lang w:val="en-CA"/>
-        </w:rPr>
-        <w:t>to</w:t>
-      </w:r>
-      <w:r>
-        <w:rPr>
-          <w:rFonts w:ascii="Times New Roman" w:hAnsi="Times New Roman" w:cs="Times New Roman"/>
-          <w:i/>
-          <w:iCs/>
-          <w:lang w:val="en-CA"/>
-        </w:rPr>
-        <w:t xml:space="preserve"> goal → key findings → why they matter.</w:t>
-      </w:r>
-    </w:p>
-    <w:p>
-      <w:pPr>
-        <w:spacing w:line="259" w:lineRule="auto"/>
-        <w:rPr>
-          <w:rFonts w:ascii="Times New Roman" w:hAnsi="Times New Roman" w:cs="Times New Roman"/>
-          <w:color w:val="215E99" w:themeColor="text2" w:themeTint="BF"/>
-          <w:lang w:val="en-CA"/>
-        </w:rPr>
-      </w:pPr>
-      <w:r>
-        <w:rPr>
-          <w:rFonts w:ascii="Times New Roman" w:hAnsi="Times New Roman" w:cs="Times New Roman"/>
-          <w:color w:val="215E99" w:themeColor="text2" w:themeTint="BF"/>
-          <w:lang w:val="en-CA"/>
-        </w:rPr>
-        <w:t>We have</w:t>
-      </w:r>
-      <w:r>
-        <w:rPr>
-          <w:rFonts w:ascii="Times New Roman" w:hAnsi="Times New Roman" w:cs="Times New Roman"/>
-          <w:color w:val="215E99" w:themeColor="text2" w:themeTint="BF"/>
-          <w:lang w:val="en-CA"/>
-        </w:rPr>
-        <w:t xml:space="preserve"> re-</w:t>
-      </w:r>
-      <w:r>
-        <w:rPr>
-          <w:rFonts w:ascii="Times New Roman" w:hAnsi="Times New Roman" w:cs="Times New Roman"/>
-          <w:color w:val="215E99" w:themeColor="text2" w:themeTint="BF"/>
-          <w:lang w:val="en-CA"/>
-        </w:rPr>
-        <w:t>written</w:t>
-      </w:r>
-      <w:r>
-        <w:rPr>
-          <w:rFonts w:ascii="Times New Roman" w:hAnsi="Times New Roman" w:cs="Times New Roman"/>
-          <w:color w:val="215E99" w:themeColor="text2" w:themeTint="BF"/>
-          <w:lang w:val="en-CA"/>
-        </w:rPr>
-        <w:t xml:space="preserve"> </w:t>
-      </w:r>
-      <w:r>
-        <w:rPr>
-          <w:rFonts w:ascii="Times New Roman" w:hAnsi="Times New Roman" w:cs="Times New Roman"/>
-          <w:color w:val="215E99" w:themeColor="text2" w:themeTint="BF"/>
-          <w:lang w:val="en-CA"/>
-        </w:rPr>
-        <w:t>the opening paragraph of the Discussion accordingly</w:t>
-      </w:r>
-      <w:r>
-        <w:rPr>
-          <w:rFonts w:ascii="Times New Roman" w:hAnsi="Times New Roman" w:cs="Times New Roman"/>
-          <w:color w:val="215E99" w:themeColor="text2" w:themeTint="BF"/>
-          <w:lang w:val="en-CA"/>
-        </w:rPr>
-        <w:t xml:space="preserve"> and hope that the changes will reflect the suggested sequence the reviewer provided.</w:t>
-      </w:r>
-    </w:p>
-    <w:p>
-      <w:pPr>
-        <w:rPr>
-          <w:rFonts w:ascii="Times New Roman" w:hAnsi="Times New Roman" w:cs="Times New Roman"/>
-          <w:i/>
-          <w:iCs/>
-          <w:lang w:val="en-CA"/>
-        </w:rPr>
-      </w:pPr>
-    </w:p>
-    <w:p>
-      <w:pPr>
-        <w:rPr>
-          <w:rFonts w:ascii="Times New Roman" w:hAnsi="Times New Roman" w:cs="Times New Roman"/>
-          <w:lang w:val="en-CA"/>
-        </w:rPr>
-      </w:pPr>
-      <w:r>
-        <w:rPr>
-          <w:rFonts w:ascii="Times New Roman" w:hAnsi="Times New Roman" w:cs="Times New Roman"/>
-          <w:i/>
-          <w:iCs/>
-          <w:lang w:val="en-CA"/>
-        </w:rPr>
-        <w:t>* Line 395: Survival interpretation should be more cautious; frame mechanisms as hypotheses.</w:t>
-      </w:r>
-    </w:p>
-    <w:p>
-      <w:pPr>
-        <w:rPr>
-          <w:rFonts w:ascii="Times New Roman" w:hAnsi="Times New Roman" w:cs="Times New Roman"/>
-          <w:color w:val="215E99" w:themeColor="text2" w:themeTint="BF"/>
-          <w:lang w:val="en-CA"/>
-        </w:rPr>
-      </w:pPr>
-      <w:r>
-        <w:rPr>
-          <w:rFonts w:ascii="Times New Roman" w:hAnsi="Times New Roman" w:cs="Times New Roman"/>
-          <w:color w:val="215E99" w:themeColor="text2" w:themeTint="BF"/>
-          <w:lang w:val="en-CA"/>
-        </w:rPr>
-        <w:t xml:space="preserve">We thank the reviewer for this thoughtful </w:t>
-      </w:r>
-      <w:r>
-        <w:rPr>
-          <w:rFonts w:ascii="Times New Roman" w:hAnsi="Times New Roman" w:cs="Times New Roman"/>
-          <w:color w:val="215E99" w:themeColor="text2" w:themeTint="BF"/>
-          <w:lang w:val="en-CA"/>
-        </w:rPr>
-        <w:t>comment;</w:t>
-      </w:r>
-      <w:r>
-        <w:rPr>
-          <w:rFonts w:ascii="Times New Roman" w:hAnsi="Times New Roman" w:cs="Times New Roman"/>
-          <w:color w:val="215E99" w:themeColor="text2" w:themeTint="BF"/>
-          <w:lang w:val="en-CA"/>
-        </w:rPr>
-        <w:t xml:space="preserve"> we agree and have adjusted several statements in the </w:t>
-      </w:r>
-      <w:r>
-        <w:rPr>
-          <w:rFonts w:ascii="Times New Roman" w:hAnsi="Times New Roman" w:cs="Times New Roman"/>
-          <w:color w:val="215E99" w:themeColor="text2" w:themeTint="BF"/>
-          <w:lang w:val="en-CA"/>
-        </w:rPr>
-        <w:t>Lower apparent survival at urban site section to temper the causal language.</w:t>
-      </w:r>
-    </w:p>
-    <w:p>
-      <w:pPr>
-        <w:rPr>
-          <w:rFonts w:ascii="Times New Roman" w:hAnsi="Times New Roman" w:cs="Times New Roman"/>
-          <w:i/>
-          <w:iCs/>
-          <w:lang w:val="en-CA"/>
-        </w:rPr>
-      </w:pPr>
-    </w:p>
-    <w:p>
-      <w:pPr>
-        <w:rPr>
-          <w:rFonts w:ascii="Times New Roman" w:hAnsi="Times New Roman" w:cs="Times New Roman"/>
-          <w:lang w:val="en-CA"/>
-        </w:rPr>
-      </w:pPr>
-      <w:r>
-        <w:rPr>
-          <w:rFonts w:ascii="Times New Roman" w:hAnsi="Times New Roman" w:cs="Times New Roman"/>
-          <w:i/>
-          <w:iCs/>
-          <w:lang w:val="en-CA"/>
-        </w:rPr>
-        <w:t>* Line 420: Feeder-home range mechanisms are plausible but speculative given sample size; temper causal language.</w:t>
-      </w:r>
-    </w:p>
-    <w:p>
-      <w:pPr>
-        <w:rPr>
-          <w:rFonts w:ascii="Times New Roman" w:hAnsi="Times New Roman" w:cs="Times New Roman"/>
-          <w:color w:val="215E99" w:themeColor="text2" w:themeTint="BF"/>
-          <w:lang w:val="en-CA"/>
-        </w:rPr>
-      </w:pPr>
-      <w:r>
-        <w:rPr>
-          <w:rFonts w:ascii="Times New Roman" w:hAnsi="Times New Roman" w:cs="Times New Roman"/>
-          <w:color w:val="215E99" w:themeColor="text2" w:themeTint="BF"/>
-          <w:lang w:val="en-CA"/>
-        </w:rPr>
-        <w:t xml:space="preserve">We appreciate this comment by the reviewer. </w:t>
-      </w:r>
-      <w:r>
-        <w:rPr>
-          <w:rFonts w:ascii="Times New Roman" w:hAnsi="Times New Roman" w:cs="Times New Roman"/>
-          <w:color w:val="215E99" w:themeColor="text2" w:themeTint="BF"/>
-          <w:lang w:val="en-CA"/>
-        </w:rPr>
-        <w:t>The highlighted section was significantly improved, particularly towards the end of the paragraph, to temper causal language and provide a more cautious view of the results and their implications. We also avoided to make claims regarding mechanisms as we recognize that this was not directly tested in our analyses.</w:t>
-      </w:r>
-    </w:p>
-    <w:p>
-      <w:pPr>
-        <w:rPr>
-          <w:rFonts w:ascii="Times New Roman" w:hAnsi="Times New Roman" w:cs="Times New Roman"/>
-          <w:i/>
-          <w:iCs/>
-          <w:lang w:val="en-CA"/>
-        </w:rPr>
-      </w:pPr>
-    </w:p>
-    <w:p>
-      <w:pPr>
-        <w:rPr>
-          <w:rFonts w:ascii="Times New Roman" w:hAnsi="Times New Roman" w:cs="Times New Roman"/>
-          <w:lang w:val="en-CA"/>
-        </w:rPr>
-      </w:pPr>
-      <w:r>
-        <w:rPr>
-          <w:rFonts w:ascii="Times New Roman" w:hAnsi="Times New Roman" w:cs="Times New Roman"/>
-          <w:i/>
-          <w:iCs/>
-          <w:lang w:val="en-CA"/>
-        </w:rPr>
-        <w:t>* Line 439: Scale-of-effect interpretations are overconfident; acknowledge correlation and spatial error limitations.</w:t>
-      </w:r>
-    </w:p>
-    <w:p>
-      <w:pPr>
-        <w:rPr>
-          <w:rFonts w:ascii="Times New Roman" w:hAnsi="Times New Roman" w:cs="Times New Roman"/>
-          <w:color w:val="215E99" w:themeColor="text2" w:themeTint="BF"/>
-          <w:lang w:val="en-CA"/>
-        </w:rPr>
-      </w:pPr>
-      <w:r>
-        <w:rPr>
-          <w:rFonts w:ascii="Times New Roman" w:hAnsi="Times New Roman" w:cs="Times New Roman"/>
-          <w:color w:val="215E99" w:themeColor="text2" w:themeTint="BF"/>
-          <w:lang w:val="en-CA"/>
-        </w:rPr>
-        <w:t>The authors thank the reviewer for the comment provided.</w:t>
-      </w:r>
-      <w:r>
-        <w:rPr>
-          <w:rFonts w:ascii="Times New Roman" w:hAnsi="Times New Roman" w:cs="Times New Roman"/>
-          <w:color w:val="215E99" w:themeColor="text2" w:themeTint="BF"/>
-          <w:lang w:val="en-CA"/>
-        </w:rPr>
-        <w:t xml:space="preserve"> We have worked on the scale of association part of the discussion to better acknowledge correlation and limitations, as well as tempered the causal language and the overconfidence that first transpired through the paragraph. We hope that these changes </w:t>
-      </w:r>
-      <w:r>
-        <w:rPr>
-          <w:rFonts w:ascii="Times New Roman" w:hAnsi="Times New Roman" w:cs="Times New Roman"/>
-          <w:color w:val="215E99" w:themeColor="text2" w:themeTint="BF"/>
-          <w:lang w:val="en-CA"/>
-        </w:rPr>
-        <w:t>are adequate and present a more cautious interpretation of our results.</w:t>
-      </w:r>
-    </w:p>
-    <w:p>
-      <w:pPr>
-        <w:rPr>
-          <w:rFonts w:ascii="Times New Roman" w:hAnsi="Times New Roman" w:cs="Times New Roman"/>
-          <w:i/>
-          <w:iCs/>
-          <w:lang w:val="en-CA"/>
-        </w:rPr>
-      </w:pPr>
-    </w:p>
-    <w:p>
-      <w:pPr>
-        <w:rPr>
-          <w:rFonts w:ascii="Times New Roman" w:hAnsi="Times New Roman" w:cs="Times New Roman"/>
-          <w:lang w:val="en-CA"/>
-        </w:rPr>
-      </w:pPr>
-      <w:r>
-        <w:rPr>
-          <w:rFonts w:ascii="Times New Roman" w:hAnsi="Times New Roman" w:cs="Times New Roman"/>
-          <w:i/>
-          <w:iCs/>
-          <w:lang w:val="en-CA"/>
-        </w:rPr>
-        <w:t>* Line 462: Several interpretations extend beyond data. Encourage clearer separation of results vs. speculation.</w:t>
-      </w:r>
-    </w:p>
-    <w:p>
-      <w:pPr>
-        <w:rPr>
-          <w:rFonts w:ascii="Times New Roman" w:hAnsi="Times New Roman" w:cs="Times New Roman"/>
-          <w:color w:val="215E99" w:themeColor="text2" w:themeTint="BF"/>
-          <w:lang w:val="en-CA"/>
-        </w:rPr>
-      </w:pPr>
-      <w:r>
-        <w:rPr>
-          <w:rFonts w:ascii="Times New Roman" w:hAnsi="Times New Roman" w:cs="Times New Roman"/>
-          <w:color w:val="215E99" w:themeColor="text2" w:themeTint="BF"/>
-          <w:lang w:val="en-CA"/>
-        </w:rPr>
-        <w:t xml:space="preserve">We thank the reviewer for pointing this out as </w:t>
-      </w:r>
-      <w:r>
-        <w:rPr>
-          <w:rFonts w:ascii="Times New Roman" w:hAnsi="Times New Roman" w:cs="Times New Roman"/>
-          <w:color w:val="215E99" w:themeColor="text2" w:themeTint="BF"/>
-          <w:lang w:val="en-CA"/>
-        </w:rPr>
-        <w:t xml:space="preserve">a key aspect to improve. We have worked on this section to add sentences that more clearly separate what comes out of our results vs. what is speculation regarding the potential </w:t>
-      </w:r>
-      <w:r>
-        <w:rPr>
-          <w:rFonts w:ascii="Times New Roman" w:hAnsi="Times New Roman" w:cs="Times New Roman"/>
-          <w:color w:val="215E99" w:themeColor="text2" w:themeTint="BF"/>
-          <w:lang w:val="en-CA"/>
-        </w:rPr>
-        <w:t xml:space="preserve">explanations for those results. We have reframed multiple sections to be more cautious of our interpretations and provided a more realistic </w:t>
-      </w:r>
-      <w:r>
-        <w:rPr>
-          <w:rFonts w:ascii="Times New Roman" w:hAnsi="Times New Roman" w:cs="Times New Roman"/>
-          <w:color w:val="215E99" w:themeColor="text2" w:themeTint="BF"/>
-          <w:lang w:val="en-CA"/>
-        </w:rPr>
-        <w:t>view of the results and their effects on cardinals’ winter movements.</w:t>
-      </w:r>
-    </w:p>
-    <w:p>
-      <w:pPr>
-        <w:rPr>
-          <w:rFonts w:ascii="Times New Roman" w:hAnsi="Times New Roman" w:cs="Times New Roman"/>
-          <w:i/>
-          <w:iCs/>
-          <w:lang w:val="en-CA"/>
-        </w:rPr>
-      </w:pPr>
-    </w:p>
-    <w:p>
-      <w:pPr>
-        <w:rPr>
-          <w:rFonts w:ascii="Times New Roman" w:hAnsi="Times New Roman" w:cs="Times New Roman"/>
-          <w:lang w:val="en-CA"/>
-        </w:rPr>
-      </w:pPr>
-      <w:r>
-        <w:rPr>
-          <w:rFonts w:ascii="Times New Roman" w:hAnsi="Times New Roman" w:cs="Times New Roman"/>
-          <w:i/>
-          <w:iCs/>
-          <w:lang w:val="en-CA"/>
-        </w:rPr>
-        <w:t>* Line 489: Cardinals are likely not representative of conservation-sensitive species; please acknowledge this limitation more explicitly.</w:t>
-      </w:r>
-    </w:p>
-    <w:p>
-      <w:pPr>
-        <w:rPr>
-          <w:rFonts w:ascii="Times New Roman" w:hAnsi="Times New Roman" w:cs="Times New Roman"/>
-          <w:color w:val="215E99" w:themeColor="text2" w:themeTint="BF"/>
-          <w:lang w:val="en-CA"/>
-        </w:rPr>
-      </w:pPr>
-      <w:r>
-        <w:rPr>
-          <w:rFonts w:ascii="Times New Roman" w:hAnsi="Times New Roman" w:cs="Times New Roman"/>
-          <w:color w:val="215E99" w:themeColor="text2" w:themeTint="BF"/>
-          <w:lang w:val="en-CA"/>
-        </w:rPr>
-        <w:t xml:space="preserve">The authors agree with this comment from the reviewer. To resolve it, we have </w:t>
-      </w:r>
-      <w:r>
-        <w:rPr>
-          <w:rFonts w:ascii="Times New Roman" w:hAnsi="Times New Roman" w:cs="Times New Roman"/>
-          <w:color w:val="215E99" w:themeColor="text2" w:themeTint="BF"/>
-          <w:lang w:val="en-CA"/>
-        </w:rPr>
-        <w:t xml:space="preserve">changed the Conclusion to better </w:t>
-      </w:r>
-      <w:r>
-        <w:rPr>
-          <w:rFonts w:ascii="Times New Roman" w:hAnsi="Times New Roman" w:cs="Times New Roman"/>
-          <w:color w:val="215E99" w:themeColor="text2" w:themeTint="BF"/>
-          <w:lang w:val="en-CA"/>
-        </w:rPr>
-        <w:t>exhibit the limitation presented by the fact that cardinals are not conservation sensitive species.</w:t>
-      </w:r>
-    </w:p>
-    <w:p>
-      <w:pPr>
-        <w:rPr>
-          <w:rFonts w:ascii="Times New Roman" w:hAnsi="Times New Roman" w:cs="Times New Roman"/>
-          <w:i/>
-          <w:iCs/>
-          <w:lang w:val="en-CA"/>
-        </w:rPr>
-      </w:pPr>
-    </w:p>
-    <w:p>
-      <w:pPr>
-        <w:rPr>
-          <w:rFonts w:ascii="Times New Roman" w:hAnsi="Times New Roman" w:cs="Times New Roman"/>
-          <w:i/>
-          <w:iCs/>
-          <w:lang w:val="en-CA"/>
-        </w:rPr>
-      </w:pPr>
-      <w:r>
-        <w:rPr>
-          <w:rFonts w:ascii="Times New Roman" w:hAnsi="Times New Roman" w:cs="Times New Roman"/>
-          <w:i/>
-          <w:iCs/>
-          <w:lang w:val="en-CA"/>
-        </w:rPr>
-        <w:t>Supplemental / Technical</w:t>
-      </w:r>
-    </w:p>
-    <w:p>
-      <w:pPr>
-        <w:rPr>
-          <w:rFonts w:ascii="Times New Roman" w:hAnsi="Times New Roman" w:cs="Times New Roman"/>
-          <w:i/>
-          <w:iCs/>
-          <w:lang w:val="en-CA"/>
-        </w:rPr>
-      </w:pPr>
-      <w:r>
-        <w:rPr>
-          <w:rFonts w:ascii="Times New Roman" w:hAnsi="Times New Roman" w:cs="Times New Roman"/>
-          <w:i/>
-          <w:iCs/>
-          <w:lang w:val="en-CA"/>
-        </w:rPr>
-        <w:t>* Line 726: Spatial error (10-15 m) approaches the difference between focal scales (25-50 m), which should be explicitly acknowledged in interpretation.</w:t>
-      </w:r>
-    </w:p>
-    <w:p>
-      <w:pPr>
-        <w:rPr>
-          <w:rFonts w:ascii="Times New Roman" w:hAnsi="Times New Roman" w:cs="Times New Roman"/>
-          <w:color w:val="215E99" w:themeColor="text2" w:themeTint="BF"/>
-          <w:lang w:val="en-CA"/>
-        </w:rPr>
-      </w:pPr>
-      <w:r>
-        <w:rPr>
-          <w:rFonts w:ascii="Times New Roman" w:hAnsi="Times New Roman" w:cs="Times New Roman"/>
-          <w:color w:val="215E99" w:themeColor="text2" w:themeTint="BF"/>
-          <w:lang w:val="en-CA"/>
-        </w:rPr>
-        <w:t xml:space="preserve">We thank the reviewer for this comment. To resolve it, we have explicitly </w:t>
-      </w:r>
-      <w:r>
-        <w:rPr>
-          <w:rFonts w:ascii="Times New Roman" w:hAnsi="Times New Roman" w:cs="Times New Roman"/>
-          <w:color w:val="215E99" w:themeColor="text2" w:themeTint="BF"/>
-          <w:lang w:val="en-CA"/>
-        </w:rPr>
-        <w:t>acknowledged the small gap between the spatial error and focal scales in the Discussion section in the Small scale of association to habitat regardless of urbanization level subsection</w:t>
-      </w:r>
-      <w:r>
-        <w:rPr>
-          <w:rFonts w:ascii="Times New Roman" w:hAnsi="Times New Roman" w:cs="Times New Roman"/>
-          <w:color w:val="215E99" w:themeColor="text2" w:themeTint="BF"/>
-          <w:lang w:val="en-CA"/>
-        </w:rPr>
-        <w:t>.</w:t>
-      </w:r>
-    </w:p>
-    <w:p>
-      <w:pPr>
-        <w:rPr>
-          <w:rFonts w:ascii="Times New Roman" w:hAnsi="Times New Roman" w:cs="Times New Roman"/>
-          <w:lang w:val="en-CA"/>
-        </w:rPr>
-      </w:pPr>
-    </w:p>
-    <w:p>
-      <w:pPr>
-        <w:rPr>
-          <w:rFonts w:ascii="Times New Roman" w:hAnsi="Times New Roman" w:cs="Times New Roman"/>
-          <w:lang w:val="en-CA"/>
-        </w:rPr>
-      </w:pPr>
-      <w:r>
-        <w:rPr>
-          <w:rFonts w:ascii="Times New Roman" w:hAnsi="Times New Roman" w:cs="Times New Roman"/>
-          <w:i/>
-          <w:iCs/>
-          <w:lang w:val="en-CA"/>
-        </w:rPr>
-        <w:t>* Graphical abstract: The current graphic implies hierarchical habitat selection not supported by the design. It should be revised to reflect associations tested rather than behavioral processes inferred. It also assumes migratory decision-making, as opposed to resident status, which is not demonstrated.</w:t>
-      </w:r>
-    </w:p>
-    <w:p>
-      <w:pPr>
-        <w:rPr>
-          <w:rFonts w:ascii="Times New Roman" w:hAnsi="Times New Roman" w:cs="Times New Roman"/>
-          <w:color w:val="215E99" w:themeColor="text2" w:themeTint="BF"/>
-          <w:lang w:val="en-CA"/>
-        </w:rPr>
-      </w:pPr>
-      <w:r>
-        <w:rPr>
-          <w:rFonts w:ascii="Times New Roman" w:hAnsi="Times New Roman" w:cs="Times New Roman"/>
-          <w:color w:val="215E99" w:themeColor="text2" w:themeTint="BF"/>
-          <w:lang w:val="en-CA"/>
-        </w:rPr>
-        <w:t xml:space="preserve">We thank the reviewer for this comment. We have revised the graphical abstract to avoid conveying </w:t>
-      </w:r>
-      <w:r>
-        <w:rPr>
-          <w:rFonts w:ascii="Times New Roman" w:hAnsi="Times New Roman" w:cs="Times New Roman"/>
-          <w:color w:val="215E99" w:themeColor="text2" w:themeTint="BF"/>
-          <w:lang w:val="en-CA"/>
-        </w:rPr>
-        <w:t xml:space="preserve">a sense of hierarchical habitat selection. We have also explicitly added the mention of “habitat association” to avoid confusion </w:t>
-      </w:r>
-      <w:r>
-        <w:rPr>
-          <w:rFonts w:ascii="Times New Roman" w:hAnsi="Times New Roman" w:cs="Times New Roman"/>
-          <w:color w:val="215E99" w:themeColor="text2" w:themeTint="BF"/>
-          <w:lang w:val="en-CA"/>
-        </w:rPr>
-        <w:t xml:space="preserve">on what is being tested through the paper and clearly define that this is not a behavioral process being tested. We have also changed the cardinal illustration to be a perched one to avoid the insinuation that </w:t>
-      </w:r>
-      <w:r>
-        <w:rPr>
-          <w:rFonts w:ascii="Times New Roman" w:hAnsi="Times New Roman" w:cs="Times New Roman"/>
-          <w:color w:val="215E99" w:themeColor="text2" w:themeTint="BF"/>
-          <w:lang w:val="en-CA"/>
-        </w:rPr>
-        <w:t xml:space="preserve">migratory movement is at play here, in addition to </w:t>
-      </w:r>
-      <w:r>
-        <w:rPr>
-          <w:rFonts w:ascii="Times New Roman" w:hAnsi="Times New Roman" w:cs="Times New Roman"/>
-          <w:color w:val="215E99" w:themeColor="text2" w:themeTint="BF"/>
-          <w:lang w:val="en-CA"/>
-        </w:rPr>
-        <w:t>the addition of a title highlighting the “winter” aspect of the research. We hope that these changes will improve the clarity of the graphical abstract</w:t>
-      </w:r>
-      <w:r>
-        <w:rPr>
-          <w:rFonts w:ascii="Times New Roman" w:hAnsi="Times New Roman" w:cs="Times New Roman"/>
-          <w:color w:val="215E99" w:themeColor="text2" w:themeTint="BF"/>
-          <w:lang w:val="en-CA"/>
-        </w:rPr>
-        <w:t>.</w:t>
-      </w:r>
-      <w:r>
-        <w:rPr>
-          <w:rFonts w:ascii="Times New Roman" w:hAnsi="Times New Roman" w:cs="Times New Roman"/>
-          <w:color w:val="215E99" w:themeColor="text2" w:themeTint="BF"/>
-          <w:lang w:val="en-CA"/>
-        </w:rPr>
-        <w:t xml:space="preserve"> </w:t>
-      </w:r>
     </w:p>
     <w:p>
       <w:pPr>
@@ -4376,27 +4303,7 @@
           <w:iCs/>
           <w:lang w:val="en-CA"/>
         </w:rPr>
-        <w:t xml:space="preserve">Several conclusions extend beyond what the data directly support and should be tempered. </w:t>
-      </w:r>
-      <w:proofErr w:type="gramStart"/>
-      <w:r>
-        <w:rPr>
-          <w:rFonts w:ascii="Times New Roman" w:hAnsi="Times New Roman" w:cs="Times New Roman"/>
-          <w:i/>
-          <w:iCs/>
-          <w:lang w:val="en-CA"/>
-        </w:rPr>
-        <w:t>In particular, causal</w:t>
-      </w:r>
-      <w:proofErr w:type="gramEnd"/>
-      <w:r>
-        <w:rPr>
-          <w:rFonts w:ascii="Times New Roman" w:hAnsi="Times New Roman" w:cs="Times New Roman"/>
-          <w:i/>
-          <w:iCs/>
-          <w:lang w:val="en-CA"/>
-        </w:rPr>
-        <w:t xml:space="preserve"> interpretations linking urban environments to reduced survival, larger home ranges, and specific mechanistic drivers (e.g., feeder density, vegetation structure, window collisions) are often presented more strongly than is justified given the small sample sizes (especially urban birds), high variance, and uncertainty around apparent survival (many individuals classified as missing rather than confirmed dead). These patterns are interesting and biologically plausible, but they should be framed more explicitly as hypotheses or tentative interpretations rather than firm conclusions. In addition, strong inferences about precise spatial scales of habitat selection (e.g., 25 m vs. 50 m) are not fully supported given likely cross-scale correlation among predictors and the positional error of telemetry locations. These results are better interpreted as evidence for generally fine-scale habitat association rather than support for a specific perceptual scale. Finally, some management and conservation implications are generalized too broadly. Because Northern Cardinals are abundant and highly urban-adapted, the findings are most applicable to synanthropic species and should not be extended to urban biodiversity more generally without qualification.</w:t>
+        <w:t>Several conclusions extend beyond what the data directly support and should be tempered. In particular, causal interpretations linking urban environments to reduced survival, larger home ranges, and specific mechanistic drivers (e.g., feeder density, vegetation structure, window collisions) are often presented more strongly than is justified given the small sample sizes (especially urban birds), high variance, and uncertainty around apparent survival (many individuals classified as missing rather than confirmed dead). These patterns are interesting and biologically plausible, but they should be framed more explicitly as hypotheses or tentative interpretations rather than firm conclusions. In addition, strong inferences about precise spatial scales of habitat selection (e.g., 25 m vs. 50 m) are not fully supported given likely cross-scale correlation among predictors and the positional error of telemetry locations. These results are better interpreted as evidence for generally fine-scale habitat association rather than support for a specific perceptual scale. Finally, some management and conservation implications are generalized too broadly. Because Northern Cardinals are abundant and highly urban-adapted, the findings are most applicable to synanthropic species and should not be extended to urban biodiversity more generally without qualification.</w:t>
       </w:r>
     </w:p>
     <w:p>
@@ -4415,23 +4322,13 @@
         </w:rPr>
         <w:t xml:space="preserve">We thank the reviewer for this detailed feedback. </w:t>
       </w:r>
-      <w:proofErr w:type="gramStart"/>
-      <w:r>
-        <w:rPr>
-          <w:rFonts w:ascii="Times New Roman" w:hAnsi="Times New Roman" w:cs="Times New Roman"/>
-          <w:color w:val="215E99" w:themeColor="text2" w:themeTint="BF"/>
-          <w:lang w:val="en-CA"/>
-        </w:rPr>
-        <w:t>All of</w:t>
-      </w:r>
-      <w:proofErr w:type="gramEnd"/>
-      <w:r>
-        <w:rPr>
-          <w:rFonts w:ascii="Times New Roman" w:hAnsi="Times New Roman" w:cs="Times New Roman"/>
-          <w:color w:val="215E99" w:themeColor="text2" w:themeTint="BF"/>
-          <w:lang w:val="en-CA"/>
-        </w:rPr>
-        <w:t xml:space="preserve"> the points mentioned in this paragraph were addressed through previous comments</w:t>
+      <w:r>
+        <w:rPr>
+          <w:rFonts w:ascii="Times New Roman" w:hAnsi="Times New Roman" w:cs="Times New Roman"/>
+          <w:color w:val="215E99" w:themeColor="text2" w:themeTint="BF"/>
+          <w:lang w:val="en-CA"/>
+        </w:rPr>
+        <w:t>All of the points mentioned in this paragraph were addressed through previous comments</w:t>
       </w:r>
       <w:r>
         <w:rPr>
@@ -4463,25 +4360,7 @@
           <w:color w:val="215E99" w:themeColor="text2" w:themeTint="BF"/>
           <w:lang w:val="en-CA"/>
         </w:rPr>
-        <w:t xml:space="preserve">modifications throughout the paper will resolve </w:t>
-      </w:r>
-      <w:proofErr w:type="gramStart"/>
-      <w:r>
-        <w:rPr>
-          <w:rFonts w:ascii="Times New Roman" w:hAnsi="Times New Roman" w:cs="Times New Roman"/>
-          <w:color w:val="215E99" w:themeColor="text2" w:themeTint="BF"/>
-          <w:lang w:val="en-CA"/>
-        </w:rPr>
-        <w:t>the vast majority of</w:t>
-      </w:r>
-      <w:proofErr w:type="gramEnd"/>
-      <w:r>
-        <w:rPr>
-          <w:rFonts w:ascii="Times New Roman" w:hAnsi="Times New Roman" w:cs="Times New Roman"/>
-          <w:color w:val="215E99" w:themeColor="text2" w:themeTint="BF"/>
-          <w:lang w:val="en-CA"/>
-        </w:rPr>
-        <w:t xml:space="preserve"> the points brought up in this paragraph.</w:t>
+        <w:t>modifications throughout the paper will resolve the vast majority of the points brought up in this paragraph.</w:t>
       </w:r>
     </w:p>
     <w:p>
@@ -4535,25 +4414,7 @@
           <w:color w:val="215E99" w:themeColor="text2" w:themeTint="BF"/>
           <w:lang w:val="en-CA"/>
         </w:rPr>
-        <w:t xml:space="preserve">A section was added in the </w:t>
-      </w:r>
-      <w:proofErr w:type="gramStart"/>
-      <w:r>
-        <w:rPr>
-          <w:rFonts w:ascii="Times New Roman" w:hAnsi="Times New Roman" w:cs="Times New Roman"/>
-          <w:color w:val="215E99" w:themeColor="text2" w:themeTint="BF"/>
-          <w:lang w:val="en-CA"/>
-        </w:rPr>
-        <w:t>Non-breeding</w:t>
-      </w:r>
-      <w:proofErr w:type="gramEnd"/>
-      <w:r>
-        <w:rPr>
-          <w:rFonts w:ascii="Times New Roman" w:hAnsi="Times New Roman" w:cs="Times New Roman"/>
-          <w:color w:val="215E99" w:themeColor="text2" w:themeTint="BF"/>
-          <w:lang w:val="en-CA"/>
-        </w:rPr>
-        <w:t xml:space="preserve"> season tracking and home range estimations section to clarify and elaborate on the tracking efforts and procedure. We hope that this addition will resolve </w:t>
+        <w:t xml:space="preserve">A section was added in the Non-breeding season tracking and home range estimations section to clarify and elaborate on the tracking efforts and procedure. We hope that this addition will resolve </w:t>
       </w:r>
       <w:r>
         <w:rPr>
@@ -4593,7 +4454,16 @@
           <w:color w:val="215E99" w:themeColor="text2" w:themeTint="BF"/>
           <w:lang w:val="en-CA"/>
         </w:rPr>
-        <w:t xml:space="preserve">now included a section detailing the rationale behind the use of the 1:1 radio and the 300 m buffer zone. The 1:1 ratio </w:t>
+        <w:t xml:space="preserve">now included a section detailing the </w:t>
+      </w:r>
+      <w:r>
+        <w:rPr>
+          <w:rFonts w:ascii="Times New Roman" w:hAnsi="Times New Roman" w:cs="Times New Roman"/>
+          <w:color w:val="215E99" w:themeColor="text2" w:themeTint="BF"/>
+          <w:lang w:val="en-CA"/>
+        </w:rPr>
+        <w:lastRenderedPageBreak/>
+        <w:t xml:space="preserve">rationale behind the use of the 1:1 radio and the 300 m buffer zone. The 1:1 ratio </w:t>
       </w:r>
       <w:r>
         <w:rPr>
@@ -5030,23 +4900,13 @@
         </w:rPr>
         <w:t xml:space="preserve">We than the reviewer for this comment. </w:t>
       </w:r>
-      <w:proofErr w:type="gramStart"/>
-      <w:r>
-        <w:rPr>
-          <w:rFonts w:ascii="Times New Roman" w:hAnsi="Times New Roman" w:cs="Times New Roman"/>
-          <w:color w:val="215E99" w:themeColor="text2" w:themeTint="BF"/>
-          <w:lang w:val="en-CA"/>
-        </w:rPr>
-        <w:t>In an attempt to</w:t>
-      </w:r>
-      <w:proofErr w:type="gramEnd"/>
-      <w:r>
-        <w:rPr>
-          <w:rFonts w:ascii="Times New Roman" w:hAnsi="Times New Roman" w:cs="Times New Roman"/>
-          <w:color w:val="215E99" w:themeColor="text2" w:themeTint="BF"/>
-          <w:lang w:val="en-CA"/>
-        </w:rPr>
-        <w:t xml:space="preserve"> resolve this, we have moved this section </w:t>
+      <w:r>
+        <w:rPr>
+          <w:rFonts w:ascii="Times New Roman" w:hAnsi="Times New Roman" w:cs="Times New Roman"/>
+          <w:color w:val="215E99" w:themeColor="text2" w:themeTint="BF"/>
+          <w:lang w:val="en-CA"/>
+        </w:rPr>
+        <w:t xml:space="preserve">In an attempt to resolve this, we have moved this section </w:t>
       </w:r>
       <w:r>
         <w:rPr>
@@ -5078,25 +4938,7 @@
           <w:color w:val="215E99" w:themeColor="text2" w:themeTint="BF"/>
           <w:lang w:val="en-CA"/>
         </w:rPr>
-        <w:t xml:space="preserve">RSFs as they’re a big part of the manuscript, but without going into too many details as this is done </w:t>
-      </w:r>
-      <w:proofErr w:type="gramStart"/>
-      <w:r>
-        <w:rPr>
-          <w:rFonts w:ascii="Times New Roman" w:hAnsi="Times New Roman" w:cs="Times New Roman"/>
-          <w:color w:val="215E99" w:themeColor="text2" w:themeTint="BF"/>
-          <w:lang w:val="en-CA"/>
-        </w:rPr>
-        <w:t>later on</w:t>
-      </w:r>
-      <w:proofErr w:type="gramEnd"/>
-      <w:r>
-        <w:rPr>
-          <w:rFonts w:ascii="Times New Roman" w:hAnsi="Times New Roman" w:cs="Times New Roman"/>
-          <w:color w:val="215E99" w:themeColor="text2" w:themeTint="BF"/>
-          <w:lang w:val="en-CA"/>
-        </w:rPr>
-        <w:t xml:space="preserve"> in the paper. </w:t>
+        <w:t xml:space="preserve">RSFs as they’re a big part of the manuscript, but without going into too many details as this is done later on in the paper. </w:t>
       </w:r>
       <w:r>
         <w:rPr>
@@ -5190,27 +5032,17 @@
           <w:iCs/>
           <w:lang w:val="en-CA"/>
         </w:rPr>
-        <w:t xml:space="preserve"> "…region of extreme cold and loss of natural seeds during the cold winter months</w:t>
-      </w:r>
-      <w:proofErr w:type="gramStart"/>
-      <w:r>
-        <w:rPr>
-          <w:rFonts w:ascii="Times New Roman" w:hAnsi="Times New Roman" w:cs="Times New Roman"/>
-          <w:i/>
-          <w:iCs/>
-          <w:lang w:val="en-CA"/>
-        </w:rPr>
-        <w:t>" :</w:t>
-      </w:r>
-      <w:proofErr w:type="gramEnd"/>
-      <w:r>
-        <w:rPr>
-          <w:rFonts w:ascii="Times New Roman" w:hAnsi="Times New Roman" w:cs="Times New Roman"/>
-          <w:i/>
-          <w:iCs/>
-          <w:lang w:val="en-CA"/>
-        </w:rPr>
-        <w:t xml:space="preserve"> Referring to extreme cold must include quantitative data, for example a day/night averages, January temperature range, anything that can put a clear number on the adjective. Also consider a reference for the statement about seed loss.</w:t>
+        <w:t xml:space="preserve"> "…region of extreme cold and loss of natural seeds during the cold winter months" : Referring to extreme cold must include quantitative data, for example a day/night </w:t>
+      </w:r>
+      <w:r>
+        <w:rPr>
+          <w:rFonts w:ascii="Times New Roman" w:hAnsi="Times New Roman" w:cs="Times New Roman"/>
+          <w:i/>
+          <w:iCs/>
+          <w:lang w:val="en-CA"/>
+        </w:rPr>
+        <w:lastRenderedPageBreak/>
+        <w:t>averages, January temperature range, anything that can put a clear number on the adjective. Also consider a reference for the statement about seed loss.</w:t>
       </w:r>
     </w:p>
     <w:p>
@@ -5466,27 +5298,7 @@
           <w:iCs/>
           <w:lang w:val="en-CA"/>
         </w:rPr>
-        <w:t xml:space="preserve">Lines 190 - 191: …"the probability density function of a random variable…" This phrasing is too cryptic. By 'random effect' did you mean the individual bird in this case? If so, phrasing it this way would make it clearer. Consider even simplifying the language further to truly give the reader a sense of what this calculation means. For example, to quote from </w:t>
-      </w:r>
-      <w:proofErr w:type="spellStart"/>
-      <w:r>
-        <w:rPr>
-          <w:rFonts w:ascii="Times New Roman" w:hAnsi="Times New Roman" w:cs="Times New Roman"/>
-          <w:i/>
-          <w:iCs/>
-          <w:lang w:val="en-CA"/>
-        </w:rPr>
-        <w:t>Calenge</w:t>
-      </w:r>
-      <w:proofErr w:type="spellEnd"/>
-      <w:r>
-        <w:rPr>
-          <w:rFonts w:ascii="Times New Roman" w:hAnsi="Times New Roman" w:cs="Times New Roman"/>
-          <w:i/>
-          <w:iCs/>
-          <w:lang w:val="en-CA"/>
-        </w:rPr>
-        <w:t xml:space="preserve"> 2023: "The home range deduced from the UD is the minimum area on which the probability to relocate the animal is equal to a specified value. For example, the 95% home range corresponds to the smallest area on which the probability to relocate the animal is equal to 0.95."</w:t>
+        <w:t>Lines 190 - 191: …"the probability density function of a random variable…" This phrasing is too cryptic. By 'random effect' did you mean the individual bird in this case? If so, phrasing it this way would make it clearer. Consider even simplifying the language further to truly give the reader a sense of what this calculation means. For example, to quote from Calenge 2023: "The home range deduced from the UD is the minimum area on which the probability to relocate the animal is equal to a specified value. For example, the 95% home range corresponds to the smallest area on which the probability to relocate the animal is equal to 0.95."</w:t>
       </w:r>
     </w:p>
     <w:p>
@@ -5581,67 +5393,7 @@
           <w:iCs/>
           <w:lang w:val="en-CA"/>
         </w:rPr>
-        <w:t xml:space="preserve">* For clarity and replicability, mention which function in the </w:t>
-      </w:r>
-      <w:proofErr w:type="spellStart"/>
-      <w:r>
-        <w:rPr>
-          <w:rFonts w:ascii="Times New Roman" w:hAnsi="Times New Roman" w:cs="Times New Roman"/>
-          <w:i/>
-          <w:iCs/>
-          <w:lang w:val="en-CA"/>
-        </w:rPr>
-        <w:t>adehabitatHR</w:t>
-      </w:r>
-      <w:proofErr w:type="spellEnd"/>
-      <w:r>
-        <w:rPr>
-          <w:rFonts w:ascii="Times New Roman" w:hAnsi="Times New Roman" w:cs="Times New Roman"/>
-          <w:i/>
-          <w:iCs/>
-          <w:lang w:val="en-CA"/>
-        </w:rPr>
-        <w:t xml:space="preserve"> R package you used, was it </w:t>
-      </w:r>
-      <w:proofErr w:type="spellStart"/>
-      <w:r>
-        <w:rPr>
-          <w:rFonts w:ascii="Times New Roman" w:hAnsi="Times New Roman" w:cs="Times New Roman"/>
-          <w:i/>
-          <w:iCs/>
-          <w:lang w:val="en-CA"/>
-        </w:rPr>
-        <w:t>getverticeshr</w:t>
-      </w:r>
-      <w:proofErr w:type="spellEnd"/>
-      <w:r>
-        <w:rPr>
-          <w:rFonts w:ascii="Times New Roman" w:hAnsi="Times New Roman" w:cs="Times New Roman"/>
-          <w:i/>
-          <w:iCs/>
-          <w:lang w:val="en-CA"/>
-        </w:rPr>
-        <w:t xml:space="preserve"> or </w:t>
-      </w:r>
-      <w:proofErr w:type="spellStart"/>
-      <w:r>
-        <w:rPr>
-          <w:rFonts w:ascii="Times New Roman" w:hAnsi="Times New Roman" w:cs="Times New Roman"/>
-          <w:i/>
-          <w:iCs/>
-          <w:lang w:val="en-CA"/>
-        </w:rPr>
-        <w:t>kernelUD</w:t>
-      </w:r>
-      <w:proofErr w:type="spellEnd"/>
-      <w:r>
-        <w:rPr>
-          <w:rFonts w:ascii="Times New Roman" w:hAnsi="Times New Roman" w:cs="Times New Roman"/>
-          <w:i/>
-          <w:iCs/>
-          <w:lang w:val="en-CA"/>
-        </w:rPr>
-        <w:t>, something else?</w:t>
+        <w:t>* For clarity and replicability, mention which function in the adehabitatHR R package you used, was it getverticeshr or kernelUD, something else?</w:t>
       </w:r>
     </w:p>
     <w:p>
@@ -5685,27 +5437,7 @@
           <w:iCs/>
           <w:lang w:val="en-CA"/>
         </w:rPr>
-        <w:t xml:space="preserve">* Also, it seems that the </w:t>
-      </w:r>
-      <w:proofErr w:type="spellStart"/>
-      <w:r>
-        <w:rPr>
-          <w:rFonts w:ascii="Times New Roman" w:hAnsi="Times New Roman" w:cs="Times New Roman"/>
-          <w:i/>
-          <w:iCs/>
-          <w:lang w:val="en-CA"/>
-        </w:rPr>
-        <w:t>Calenge</w:t>
-      </w:r>
-      <w:proofErr w:type="spellEnd"/>
-      <w:r>
-        <w:rPr>
-          <w:rFonts w:ascii="Times New Roman" w:hAnsi="Times New Roman" w:cs="Times New Roman"/>
-          <w:i/>
-          <w:iCs/>
-          <w:lang w:val="en-CA"/>
-        </w:rPr>
-        <w:t xml:space="preserve"> CRAN document from April 2023 may also be informative as a reference here.</w:t>
+        <w:t>* Also, it seems that the Calenge CRAN document from April 2023 may also be informative as a reference here.</w:t>
       </w:r>
     </w:p>
     <w:p>
@@ -5746,27 +5478,8 @@
           <w:iCs/>
           <w:lang w:val="en-CA"/>
         </w:rPr>
-        <w:t xml:space="preserve">* Lastly, the K(u) formula you present here is similar but not the same as the one presented in </w:t>
-      </w:r>
-      <w:proofErr w:type="spellStart"/>
-      <w:r>
-        <w:rPr>
-          <w:rFonts w:ascii="Times New Roman" w:hAnsi="Times New Roman" w:cs="Times New Roman"/>
-          <w:i/>
-          <w:iCs/>
-          <w:lang w:val="en-CA"/>
-        </w:rPr>
-        <w:t>Calenge</w:t>
-      </w:r>
-      <w:proofErr w:type="spellEnd"/>
-      <w:r>
-        <w:rPr>
-          <w:rFonts w:ascii="Times New Roman" w:hAnsi="Times New Roman" w:cs="Times New Roman"/>
-          <w:i/>
-          <w:iCs/>
-          <w:lang w:val="en-CA"/>
-        </w:rPr>
-        <w:t xml:space="preserve"> 2023, which suggests to me that a theoretical reference, or a clarifying explanation about the formula, is needed here.</w:t>
+        <w:lastRenderedPageBreak/>
+        <w:t>* Lastly, the K(u) formula you present here is similar but not the same as the one presented in Calenge 2023, which suggests to me that a theoretical reference, or a clarifying explanation about the formula, is needed here.</w:t>
       </w:r>
     </w:p>
     <w:p>

--- a/data_backup/Reviewer_response_from_authors.docx
+++ b/data_backup/Reviewer_response_from_authors.docx
@@ -8,7 +8,7 @@
           <w:rFonts w:ascii="Times New Roman" w:hAnsi="Times New Roman" w:cs="Times New Roman"/>
           <w:b/>
           <w:bCs/>
-          <w:color w:val="EE0000"/>
+          <w:color w:val="000000" w:themeColor="text1"/>
           <w:lang w:val="en-CA"/>
         </w:rPr>
       </w:pPr>
@@ -17,7 +17,7 @@
           <w:rFonts w:ascii="Times New Roman" w:hAnsi="Times New Roman" w:cs="Times New Roman"/>
           <w:b/>
           <w:bCs/>
-          <w:color w:val="EE0000"/>
+          <w:color w:val="000000" w:themeColor="text1"/>
           <w:lang w:val="en-CA"/>
         </w:rPr>
         <w:t>Author’s response to reviewer’s comments</w:t>
